--- a/docs/deliverables/out/Database.docx
+++ b/docs/deliverables/out/Database.docx
@@ -177,6 +177,67 @@
           </w:p>
         </w:tc>
       </w:tr>
+      <w:tr>
+        <w:tc>
+          <w:tcPr/>
+          <w:p>
+            <w:pPr>
+              <w:pStyle w:val="Compact"/>
+            </w:pPr>
+            <w:r>
+              <w:t xml:space="preserve">0.1.1</w:t>
+            </w:r>
+          </w:p>
+        </w:tc>
+        <w:tc>
+          <w:tcPr/>
+          <w:p>
+            <w:pPr>
+              <w:pStyle w:val="Compact"/>
+            </w:pPr>
+            <w:r>
+              <w:t xml:space="preserve">2026-08-27</w:t>
+            </w:r>
+          </w:p>
+        </w:tc>
+        <w:tc>
+          <w:tcPr/>
+          <w:p>
+            <w:pPr>
+              <w:pStyle w:val="Compact"/>
+            </w:pPr>
+            <w:r>
+              <w:t xml:space="preserve">Abdulsalam</w:t>
+            </w:r>
+          </w:p>
+        </w:tc>
+        <w:tc>
+          <w:tcPr/>
+          <w:p>
+            <w:pPr>
+              <w:pStyle w:val="Compact"/>
+            </w:pPr>
+            <w:r>
+              <w:t xml:space="preserve">Migrations log: host initial migration (1.1),</w:t>
+            </w:r>
+            <w:r>
+              <w:t xml:space="preserve"> </w:t>
+            </w:r>
+            <w:r>
+              <w:rPr>
+                <w:rStyle w:val="VerbatimChar"/>
+              </w:rPr>
+              <w:t xml:space="preserve">documents</w:t>
+            </w:r>
+            <w:r>
+              <w:t xml:space="preserve"> </w:t>
+            </w:r>
+            <w:r>
+              <w:t xml:space="preserve">schema initial migration (1.3)</w:t>
+            </w:r>
+          </w:p>
+        </w:tc>
+      </w:tr>
     </w:tbl>
     <w:p>
       <w:pPr>
@@ -233,7 +294,7 @@
         <w:t xml:space="preserve"> </w:t>
       </w:r>
       <w:r>
-        <w:t xml:space="preserve">Everything in this version is</w:t>
+        <w:t xml:space="preserve">Tables in this version are</w:t>
       </w:r>
       <w:r>
         <w:t xml:space="preserve"> </w:t>
@@ -246,13 +307,16 @@
         <w:t xml:space="preserve">Planned</w:t>
       </w:r>
       <w:r>
-        <w:t xml:space="preserve">: no migration exists yet. The migrations log (§ 6) is</w:t>
-      </w:r>
-      <w:r>
         <w:t xml:space="preserve"> </w:t>
       </w:r>
       <w:r>
-        <w:t xml:space="preserve">appended in the same commit as each migration from Phase 1 on.</w:t>
+        <w:t xml:space="preserve">until their migration appears in the migrations log, which</w:t>
+      </w:r>
+      <w:r>
+        <w:t xml:space="preserve"> </w:t>
+      </w:r>
+      <w:r>
+        <w:t xml:space="preserve">is appended in the same commit as each migration.</w:t>
       </w:r>
     </w:p>
     <w:bookmarkEnd w:id="9"/>
@@ -9306,7 +9370,8 @@
     <w:tbl>
       <w:tblPr>
         <w:tblStyle w:val="Table"/>
-        <w:tblW w:type="auto" w:w="0"/>
+        <w:tblW w:type="pct" w:w="5000"/>
+        <w:tblLayout w:type="fixed"/>
         <w:tblLook w:firstRow="1" w:lastRow="0" w:firstColumn="0" w:lastColumn="0" w:noHBand="0" w:noVBand="0" w:val="0020"/>
       </w:tblPr>
       <w:tblGrid>
@@ -9384,55 +9449,165 @@
               <w:pStyle w:val="Compact"/>
             </w:pPr>
             <w:r>
-              <w:t xml:space="preserve">—</w:t>
-            </w:r>
-          </w:p>
-        </w:tc>
-        <w:tc>
-          <w:tcPr/>
-          <w:p>
-            <w:pPr>
-              <w:pStyle w:val="Compact"/>
-            </w:pPr>
-            <w:r>
-              <w:t xml:space="preserve">—</w:t>
-            </w:r>
-          </w:p>
-        </w:tc>
-        <w:tc>
-          <w:tcPr/>
-          <w:p>
-            <w:pPr>
-              <w:pStyle w:val="Compact"/>
-            </w:pPr>
-            <w:r>
-              <w:t xml:space="preserve">—</w:t>
-            </w:r>
-          </w:p>
-        </w:tc>
-        <w:tc>
-          <w:tcPr/>
-          <w:p>
-            <w:pPr>
-              <w:pStyle w:val="Compact"/>
-            </w:pPr>
+              <w:t xml:space="preserve">1</w:t>
+            </w:r>
+          </w:p>
+        </w:tc>
+        <w:tc>
+          <w:tcPr/>
+          <w:p>
+            <w:pPr>
+              <w:pStyle w:val="Compact"/>
+            </w:pPr>
+            <w:r>
+              <w:t xml:space="preserve">2026-08-27</w:t>
+            </w:r>
+          </w:p>
+        </w:tc>
+        <w:tc>
+          <w:tcPr/>
+          <w:p>
+            <w:pPr>
+              <w:pStyle w:val="Compact"/>
+            </w:pPr>
+            <w:r>
+              <w:t xml:space="preserve">host (</w:t>
+            </w:r>
             <w:r>
               <w:rPr>
-                <w:i/>
-                <w:iCs/>
+                <w:rStyle w:val="VerbatimChar"/>
               </w:rPr>
-              <w:t xml:space="preserve">None yet — first migration lands in Phase 1</w:t>
-            </w:r>
-          </w:p>
-        </w:tc>
-        <w:tc>
-          <w:tcPr/>
-          <w:p>
-            <w:pPr>
-              <w:pStyle w:val="Compact"/>
-            </w:pPr>
-            <w:r>
-              <w:t xml:space="preserve">1.x</w:t>
+              <w:t xml:space="preserve">WathiqDbContext</w:t>
+            </w:r>
+            <w:r>
+              <w:t xml:space="preserve">, dbo)</w:t>
+            </w:r>
+          </w:p>
+        </w:tc>
+        <w:tc>
+          <w:tcPr/>
+          <w:p>
+            <w:pPr>
+              <w:pStyle w:val="Compact"/>
+            </w:pPr>
+            <w:r>
+              <w:rPr>
+                <w:rStyle w:val="VerbatimChar"/>
+              </w:rPr>
+              <w:t xml:space="preserve">20260827120335_InitialMigration</w:t>
+            </w:r>
+            <w:r>
+              <w:t xml:space="preserve"> </w:t>
+            </w:r>
+            <w:r>
+              <w:t xml:space="preserve">— ABP Identity, OpenIddict, permissions, settings, audit, background jobs, blobs</w:t>
+            </w:r>
+          </w:p>
+        </w:tc>
+        <w:tc>
+          <w:tcPr/>
+          <w:p>
+            <w:pPr>
+              <w:pStyle w:val="Compact"/>
+            </w:pPr>
+            <w:r>
+              <w:t xml:space="preserve">1.1</w:t>
+            </w:r>
+          </w:p>
+        </w:tc>
+      </w:tr>
+      <w:tr>
+        <w:tc>
+          <w:tcPr/>
+          <w:p>
+            <w:pPr>
+              <w:pStyle w:val="Compact"/>
+            </w:pPr>
+            <w:r>
+              <w:t xml:space="preserve">2</w:t>
+            </w:r>
+          </w:p>
+        </w:tc>
+        <w:tc>
+          <w:tcPr/>
+          <w:p>
+            <w:pPr>
+              <w:pStyle w:val="Compact"/>
+            </w:pPr>
+            <w:r>
+              <w:t xml:space="preserve">2026-08-27</w:t>
+            </w:r>
+          </w:p>
+        </w:tc>
+        <w:tc>
+          <w:tcPr/>
+          <w:p>
+            <w:pPr>
+              <w:pStyle w:val="Compact"/>
+            </w:pPr>
+            <w:r>
+              <w:t xml:space="preserve">Documents (</w:t>
+            </w:r>
+            <w:r>
+              <w:rPr>
+                <w:rStyle w:val="VerbatimChar"/>
+              </w:rPr>
+              <w:t xml:space="preserve">DocumentsDbContext</w:t>
+            </w:r>
+            <w:r>
+              <w:t xml:space="preserve">, schema</w:t>
+            </w:r>
+            <w:r>
+              <w:t xml:space="preserve"> </w:t>
+            </w:r>
+            <w:r>
+              <w:rPr>
+                <w:rStyle w:val="VerbatimChar"/>
+              </w:rPr>
+              <w:t xml:space="preserve">documents</w:t>
+            </w:r>
+            <w:r>
+              <w:t xml:space="preserve">)</w:t>
+            </w:r>
+          </w:p>
+        </w:tc>
+        <w:tc>
+          <w:tcPr/>
+          <w:p>
+            <w:pPr>
+              <w:pStyle w:val="Compact"/>
+            </w:pPr>
+            <w:r>
+              <w:rPr>
+                <w:rStyle w:val="VerbatimChar"/>
+              </w:rPr>
+              <w:t xml:space="preserve">20260827131340_Initial</w:t>
+            </w:r>
+            <w:r>
+              <w:t xml:space="preserve"> </w:t>
+            </w:r>
+            <w:r>
+              <w:t xml:space="preserve">— empty; creates the schema and</w:t>
+            </w:r>
+            <w:r>
+              <w:t xml:space="preserve"> </w:t>
+            </w:r>
+            <w:r>
+              <w:rPr>
+                <w:rStyle w:val="VerbatimChar"/>
+              </w:rPr>
+              <w:t xml:space="preserve">documents.__EFMigrationsHistory</w:t>
+            </w:r>
+          </w:p>
+        </w:tc>
+        <w:tc>
+          <w:tcPr/>
+          <w:p>
+            <w:pPr>
+              <w:pStyle w:val="Compact"/>
+            </w:pPr>
+            <w:r>
+              <w:t xml:space="preserve">1.3</w:t>
             </w:r>
           </w:p>
         </w:tc>

--- a/docs/deliverables/out/Database.docx
+++ b/docs/deliverables/out/Database.docx
@@ -234,6 +234,92 @@
             </w:r>
             <w:r>
               <w:t xml:space="preserve">schema initial migration (1.3)</w:t>
+            </w:r>
+          </w:p>
+        </w:tc>
+      </w:tr>
+      <w:tr>
+        <w:tc>
+          <w:tcPr/>
+          <w:p>
+            <w:pPr>
+              <w:pStyle w:val="Compact"/>
+            </w:pPr>
+            <w:r>
+              <w:t xml:space="preserve">0.1.2</w:t>
+            </w:r>
+          </w:p>
+        </w:tc>
+        <w:tc>
+          <w:tcPr/>
+          <w:p>
+            <w:pPr>
+              <w:pStyle w:val="Compact"/>
+            </w:pPr>
+            <w:r>
+              <w:t xml:space="preserve">2026-08-27</w:t>
+            </w:r>
+          </w:p>
+        </w:tc>
+        <w:tc>
+          <w:tcPr/>
+          <w:p>
+            <w:pPr>
+              <w:pStyle w:val="Compact"/>
+            </w:pPr>
+            <w:r>
+              <w:t xml:space="preserve">Abdulsalam</w:t>
+            </w:r>
+          </w:p>
+        </w:tc>
+        <w:tc>
+          <w:tcPr/>
+          <w:p>
+            <w:pPr>
+              <w:pStyle w:val="Compact"/>
+            </w:pPr>
+            <w:r>
+              <w:t xml:space="preserve">Migrations log row 3:</w:t>
+            </w:r>
+            <w:r>
+              <w:t xml:space="preserve"> </w:t>
+            </w:r>
+            <w:r>
+              <w:rPr>
+                <w:rStyle w:val="VerbatimChar"/>
+              </w:rPr>
+              <w:t xml:space="preserve">DocumentType</w:t>
+            </w:r>
+            <w:r>
+              <w:t xml:space="preserve"> </w:t>
+            </w:r>
+            <w:r>
+              <w:t xml:space="preserve">+</w:t>
+            </w:r>
+            <w:r>
+              <w:t xml:space="preserve"> </w:t>
+            </w:r>
+            <w:r>
+              <w:rPr>
+                <w:rStyle w:val="VerbatimChar"/>
+              </w:rPr>
+              <w:t xml:space="preserve">Holder</w:t>
+            </w:r>
+            <w:r>
+              <w:t xml:space="preserve"> </w:t>
+            </w:r>
+            <w:r>
+              <w:t xml:space="preserve">tables and indexes (1.4); those two tables are now</w:t>
+            </w:r>
+            <w:r>
+              <w:t xml:space="preserve"> </w:t>
+            </w:r>
+            <w:r>
+              <w:rPr>
+                <w:i/>
+                <w:iCs/>
+              </w:rPr>
+              <w:t xml:space="preserve">Implemented</w:t>
             </w:r>
           </w:p>
         </w:tc>
@@ -1418,7 +1504,7 @@
         <w:t xml:space="preserve">documents</w:t>
       </w:r>
     </w:p>
-    <w:bookmarkStart w:id="16" w:name="documents.documenttype-e-documenttype"/>
+    <w:bookmarkStart w:id="16" w:name="Xa8fa8534f55e559621e8db85df33a5040b1c2ba"/>
     <w:p>
       <w:pPr>
         <w:pStyle w:val="Heading3"/>
@@ -1442,7 +1528,17 @@
         <w:t xml:space="preserve"> </w:t>
       </w:r>
       <w:r>
-        <w:t xml:space="preserve">(E-DocumentType)</w:t>
+        <w:t xml:space="preserve">(E-DocumentType) —</w:t>
+      </w:r>
+      <w:r>
+        <w:t xml:space="preserve"> </w:t>
+      </w:r>
+      <w:r>
+        <w:rPr>
+          <w:i/>
+          <w:iCs/>
+        </w:rPr>
+        <w:t xml:space="preserve">Implemented (1.4)</w:t>
       </w:r>
     </w:p>
     <w:tbl>
@@ -1970,7 +2066,7 @@
       </w:tr>
     </w:tbl>
     <w:bookmarkEnd w:id="16"/>
-    <w:bookmarkStart w:id="17" w:name="documents.holder-e-holder"/>
+    <w:bookmarkStart w:id="17" w:name="X90f66a90d4a55ae139b27814113e109297b3965"/>
     <w:p>
       <w:pPr>
         <w:pStyle w:val="Heading3"/>
@@ -1994,7 +2090,17 @@
         <w:t xml:space="preserve"> </w:t>
       </w:r>
       <w:r>
-        <w:t xml:space="preserve">(E-Holder)</w:t>
+        <w:t xml:space="preserve">(E-Holder) —</w:t>
+      </w:r>
+      <w:r>
+        <w:t xml:space="preserve"> </w:t>
+      </w:r>
+      <w:r>
+        <w:rPr>
+          <w:i/>
+          <w:iCs/>
+        </w:rPr>
+        <w:t xml:space="preserve">Implemented (1.4)</w:t>
       </w:r>
     </w:p>
     <w:tbl>
@@ -9608,6 +9714,132 @@
             </w:pPr>
             <w:r>
               <w:t xml:space="preserve">1.3</w:t>
+            </w:r>
+          </w:p>
+        </w:tc>
+      </w:tr>
+      <w:tr>
+        <w:tc>
+          <w:tcPr/>
+          <w:p>
+            <w:pPr>
+              <w:pStyle w:val="Compact"/>
+            </w:pPr>
+            <w:r>
+              <w:t xml:space="preserve">3</w:t>
+            </w:r>
+          </w:p>
+        </w:tc>
+        <w:tc>
+          <w:tcPr/>
+          <w:p>
+            <w:pPr>
+              <w:pStyle w:val="Compact"/>
+            </w:pPr>
+            <w:r>
+              <w:t xml:space="preserve">2026-08-27</w:t>
+            </w:r>
+          </w:p>
+        </w:tc>
+        <w:tc>
+          <w:tcPr/>
+          <w:p>
+            <w:pPr>
+              <w:pStyle w:val="Compact"/>
+            </w:pPr>
+            <w:r>
+              <w:t xml:space="preserve">Documents</w:t>
+            </w:r>
+          </w:p>
+        </w:tc>
+        <w:tc>
+          <w:tcPr/>
+          <w:p>
+            <w:pPr>
+              <w:pStyle w:val="Compact"/>
+            </w:pPr>
+            <w:r>
+              <w:rPr>
+                <w:rStyle w:val="VerbatimChar"/>
+              </w:rPr>
+              <w:t xml:space="preserve">20260827131957_AddDocumentTypeAndHolder</w:t>
+            </w:r>
+            <w:r>
+              <w:t xml:space="preserve"> </w:t>
+            </w:r>
+            <w:r>
+              <w:t xml:space="preserve">— tables</w:t>
+            </w:r>
+            <w:r>
+              <w:t xml:space="preserve"> </w:t>
+            </w:r>
+            <w:r>
+              <w:rPr>
+                <w:rStyle w:val="VerbatimChar"/>
+              </w:rPr>
+              <w:t xml:space="preserve">DocumentType</w:t>
+            </w:r>
+            <w:r>
+              <w:t xml:space="preserve">,</w:t>
+            </w:r>
+            <w:r>
+              <w:t xml:space="preserve"> </w:t>
+            </w:r>
+            <w:r>
+              <w:rPr>
+                <w:rStyle w:val="VerbatimChar"/>
+              </w:rPr>
+              <w:t xml:space="preserve">Holder</w:t>
+            </w:r>
+            <w:r>
+              <w:t xml:space="preserve">;</w:t>
+            </w:r>
+            <w:r>
+              <w:t xml:space="preserve"> </w:t>
+            </w:r>
+            <w:r>
+              <w:rPr>
+                <w:rStyle w:val="VerbatimChar"/>
+              </w:rPr>
+              <w:t xml:space="preserve">UQ_DocumentType_Code</w:t>
+            </w:r>
+            <w:r>
+              <w:t xml:space="preserve">;</w:t>
+            </w:r>
+            <w:r>
+              <w:t xml:space="preserve"> </w:t>
+            </w:r>
+            <w:r>
+              <w:rPr>
+                <w:rStyle w:val="VerbatimChar"/>
+              </w:rPr>
+              <w:t xml:space="preserve">IX_Holder_UserId</w:t>
+            </w:r>
+            <w:r>
+              <w:t xml:space="preserve">; filtered</w:t>
+            </w:r>
+            <w:r>
+              <w:t xml:space="preserve"> </w:t>
+            </w:r>
+            <w:r>
+              <w:rPr>
+                <w:rStyle w:val="VerbatimChar"/>
+              </w:rPr>
+              <w:t xml:space="preserve">UQ_Holder_UserId_IsSelf</w:t>
+            </w:r>
+            <w:r>
+              <w:t xml:space="preserve">; catalogue seeded (8 types)</w:t>
+            </w:r>
+          </w:p>
+        </w:tc>
+        <w:tc>
+          <w:tcPr/>
+          <w:p>
+            <w:pPr>
+              <w:pStyle w:val="Compact"/>
+            </w:pPr>
+            <w:r>
+              <w:t xml:space="preserve">1.4</w:t>
             </w:r>
           </w:p>
         </w:tc>

--- a/docs/deliverables/out/Database.docx
+++ b/docs/deliverables/out/Database.docx
@@ -320,6 +320,115 @@
                 <w:iCs/>
               </w:rPr>
               <w:t xml:space="preserve">Implemented</w:t>
+            </w:r>
+          </w:p>
+        </w:tc>
+      </w:tr>
+      <w:tr>
+        <w:tc>
+          <w:tcPr/>
+          <w:p>
+            <w:pPr>
+              <w:pStyle w:val="Compact"/>
+            </w:pPr>
+            <w:r>
+              <w:t xml:space="preserve">0.1.3</w:t>
+            </w:r>
+          </w:p>
+        </w:tc>
+        <w:tc>
+          <w:tcPr/>
+          <w:p>
+            <w:pPr>
+              <w:pStyle w:val="Compact"/>
+            </w:pPr>
+            <w:r>
+              <w:t xml:space="preserve">2026-08-27</w:t>
+            </w:r>
+          </w:p>
+        </w:tc>
+        <w:tc>
+          <w:tcPr/>
+          <w:p>
+            <w:pPr>
+              <w:pStyle w:val="Compact"/>
+            </w:pPr>
+            <w:r>
+              <w:t xml:space="preserve">Abdulsalam</w:t>
+            </w:r>
+          </w:p>
+        </w:tc>
+        <w:tc>
+          <w:tcPr/>
+          <w:p>
+            <w:pPr>
+              <w:pStyle w:val="Compact"/>
+            </w:pPr>
+            <w:r>
+              <w:t xml:space="preserve">Migrations log row 4:</w:t>
+            </w:r>
+            <w:r>
+              <w:t xml:space="preserve"> </w:t>
+            </w:r>
+            <w:r>
+              <w:rPr>
+                <w:rStyle w:val="VerbatimChar"/>
+              </w:rPr>
+              <w:t xml:space="preserve">Document</w:t>
+            </w:r>
+            <w:r>
+              <w:t xml:space="preserve"> </w:t>
+            </w:r>
+            <w:r>
+              <w:t xml:space="preserve">+</w:t>
+            </w:r>
+            <w:r>
+              <w:t xml:space="preserve"> </w:t>
+            </w:r>
+            <w:r>
+              <w:rPr>
+                <w:rStyle w:val="VerbatimChar"/>
+              </w:rPr>
+              <w:t xml:space="preserve">Attachment</w:t>
+            </w:r>
+            <w:r>
+              <w:t xml:space="preserve"> </w:t>
+            </w:r>
+            <w:r>
+              <w:t xml:space="preserve">(1.5);</w:t>
+            </w:r>
+            <w:r>
+              <w:t xml:space="preserve"> </w:t>
+            </w:r>
+            <w:r>
+              <w:rPr>
+                <w:rStyle w:val="VerbatimChar"/>
+              </w:rPr>
+              <w:t xml:space="preserve">IssueDate</w:t>
+            </w:r>
+            <w:r>
+              <w:t xml:space="preserve">/</w:t>
+            </w:r>
+            <w:r>
+              <w:rPr>
+                <w:rStyle w:val="VerbatimChar"/>
+              </w:rPr>
+              <w:t xml:space="preserve">ExpiryDate</w:t>
+            </w:r>
+            <w:r>
+              <w:t xml:space="preserve"> </w:t>
+            </w:r>
+            <w:r>
+              <w:t xml:space="preserve">documented as the owned value object</w:t>
+            </w:r>
+            <w:r>
+              <w:t xml:space="preserve"> </w:t>
+            </w:r>
+            <w:r>
+              <w:rPr>
+                <w:rStyle w:val="VerbatimChar"/>
+              </w:rPr>
+              <w:t xml:space="preserve">ValidityPeriod</w:t>
             </w:r>
           </w:p>
         </w:tc>
@@ -2455,7 +2564,7 @@
       </w:tr>
     </w:tbl>
     <w:bookmarkEnd w:id="17"/>
-    <w:bookmarkStart w:id="18" w:name="documents.document-e-document"/>
+    <w:bookmarkStart w:id="18" w:name="X3ae7046e6de1bcb4226db6c3362c9e1a41f4bcc"/>
     <w:p>
       <w:pPr>
         <w:pStyle w:val="Heading3"/>
@@ -2479,7 +2588,17 @@
         <w:t xml:space="preserve"> </w:t>
       </w:r>
       <w:r>
-        <w:t xml:space="preserve">(E-Document)</w:t>
+        <w:t xml:space="preserve">(E-Document) —</w:t>
+      </w:r>
+      <w:r>
+        <w:t xml:space="preserve"> </w:t>
+      </w:r>
+      <w:r>
+        <w:rPr>
+          <w:i/>
+          <w:iCs/>
+        </w:rPr>
+        <w:t xml:space="preserve">Implemented (1.5)</w:t>
       </w:r>
     </w:p>
     <w:tbl>
@@ -2814,6 +2933,36 @@
             <w:pPr>
               <w:pStyle w:val="Compact"/>
             </w:pPr>
+            <w:r>
+              <w:t xml:space="preserve">Owned value object</w:t>
+            </w:r>
+            <w:r>
+              <w:t xml:space="preserve"> </w:t>
+            </w:r>
+            <w:r>
+              <w:rPr>
+                <w:rStyle w:val="VerbatimChar"/>
+              </w:rPr>
+              <w:t xml:space="preserve">ValidityPeriod</w:t>
+            </w:r>
+            <w:r>
+              <w:t xml:space="preserve"> </w:t>
+            </w:r>
+            <w:r>
+              <w:t xml:space="preserve">(EF</w:t>
+            </w:r>
+            <w:r>
+              <w:t xml:space="preserve"> </w:t>
+            </w:r>
+            <w:r>
+              <w:rPr>
+                <w:rStyle w:val="VerbatimChar"/>
+              </w:rPr>
+              <w:t xml:space="preserve">OwnsOne</w:t>
+            </w:r>
+            <w:r>
+              <w:t xml:space="preserve">) flattens to these two columns</w:t>
+            </w:r>
           </w:p>
         </w:tc>
       </w:tr>
@@ -2858,7 +3007,7 @@
               <w:pStyle w:val="Compact"/>
             </w:pPr>
             <w:r>
-              <w:t xml:space="preserve">Value object in domain;</w:t>
+              <w:t xml:space="preserve">Same value object;</w:t>
             </w:r>
             <w:r>
               <w:t xml:space="preserve"> </w:t>
@@ -2873,7 +3022,16 @@
               <w:t xml:space="preserve"> </w:t>
             </w:r>
             <w:r>
-              <w:t xml:space="preserve">enforced in code (FR-DOC-003)</w:t>
+              <w:t xml:space="preserve">enforced in its constructor (FR-DOC-003);</w:t>
+            </w:r>
+            <w:r>
+              <w:t xml:space="preserve"> </w:t>
+            </w:r>
+            <w:r>
+              <w:rPr>
+                <w:rStyle w:val="VerbatimChar"/>
+              </w:rPr>
+              <w:t xml:space="preserve">IX_Document_ExpiryDate</w:t>
             </w:r>
           </w:p>
         </w:tc>
@@ -3077,13 +3235,40 @@
         <w:rPr>
           <w:rStyle w:val="VerbatimChar"/>
         </w:rPr>
-        <w:t xml:space="preserve">IX_Document_OwnerUserId_ExpiryDate</w:t>
+        <w:t xml:space="preserve">IX_Document_OwnerUserId</w:t>
+      </w:r>
+      <w:r>
+        <w:t xml:space="preserve">,</w:t>
       </w:r>
       <w:r>
         <w:t xml:space="preserve"> </w:t>
       </w:r>
       <w:r>
-        <w:t xml:space="preserve">(timeline query, NFR-PRF-001),</w:t>
+        <w:rPr>
+          <w:rStyle w:val="VerbatimChar"/>
+        </w:rPr>
+        <w:t xml:space="preserve">IX_Document_ExpiryDate</w:t>
+      </w:r>
+      <w:r>
+        <w:t xml:space="preserve"> </w:t>
+      </w:r>
+      <w:r>
+        <w:t xml:space="preserve">(timeline query, NFR-PRF-001 — a composite</w:t>
+      </w:r>
+      <w:r>
+        <w:t xml:space="preserve"> </w:t>
+      </w:r>
+      <w:r>
+        <w:rPr>
+          <w:rStyle w:val="VerbatimChar"/>
+        </w:rPr>
+        <w:t xml:space="preserve">OwnerUserId, ExpiryDate</w:t>
+      </w:r>
+      <w:r>
+        <w:t xml:space="preserve"> </w:t>
+      </w:r>
+      <w:r>
+        <w:t xml:space="preserve">index is deferred until the timeline query exists in step 1.6),</w:t>
       </w:r>
       <w:r>
         <w:t xml:space="preserve"> </w:t>
@@ -3099,7 +3284,7 @@
       </w:r>
     </w:p>
     <w:bookmarkEnd w:id="18"/>
-    <w:bookmarkStart w:id="19" w:name="documents.attachment-e-attachment"/>
+    <w:bookmarkStart w:id="19" w:name="X0762fbec1b2db58192140827645cfe1f563755c"/>
     <w:p>
       <w:pPr>
         <w:pStyle w:val="Heading3"/>
@@ -3123,7 +3308,17 @@
         <w:t xml:space="preserve"> </w:t>
       </w:r>
       <w:r>
-        <w:t xml:space="preserve">(E-Attachment)</w:t>
+        <w:t xml:space="preserve">(E-Attachment) —</w:t>
+      </w:r>
+      <w:r>
+        <w:t xml:space="preserve"> </w:t>
+      </w:r>
+      <w:r>
+        <w:rPr>
+          <w:i/>
+          <w:iCs/>
+        </w:rPr>
+        <w:t xml:space="preserve">Implemented (1.5)</w:t>
       </w:r>
     </w:p>
     <w:tbl>
@@ -9840,6 +10035,147 @@
             </w:pPr>
             <w:r>
               <w:t xml:space="preserve">1.4</w:t>
+            </w:r>
+          </w:p>
+        </w:tc>
+      </w:tr>
+      <w:tr>
+        <w:tc>
+          <w:tcPr/>
+          <w:p>
+            <w:pPr>
+              <w:pStyle w:val="Compact"/>
+            </w:pPr>
+            <w:r>
+              <w:t xml:space="preserve">4</w:t>
+            </w:r>
+          </w:p>
+        </w:tc>
+        <w:tc>
+          <w:tcPr/>
+          <w:p>
+            <w:pPr>
+              <w:pStyle w:val="Compact"/>
+            </w:pPr>
+            <w:r>
+              <w:t xml:space="preserve">2026-08-27</w:t>
+            </w:r>
+          </w:p>
+        </w:tc>
+        <w:tc>
+          <w:tcPr/>
+          <w:p>
+            <w:pPr>
+              <w:pStyle w:val="Compact"/>
+            </w:pPr>
+            <w:r>
+              <w:t xml:space="preserve">Documents</w:t>
+            </w:r>
+          </w:p>
+        </w:tc>
+        <w:tc>
+          <w:tcPr/>
+          <w:p>
+            <w:pPr>
+              <w:pStyle w:val="Compact"/>
+            </w:pPr>
+            <w:r>
+              <w:rPr>
+                <w:rStyle w:val="VerbatimChar"/>
+              </w:rPr>
+              <w:t xml:space="preserve">20260827133140_AddDocumentAndAttachment</w:t>
+            </w:r>
+            <w:r>
+              <w:t xml:space="preserve"> </w:t>
+            </w:r>
+            <w:r>
+              <w:t xml:space="preserve">— tables</w:t>
+            </w:r>
+            <w:r>
+              <w:t xml:space="preserve"> </w:t>
+            </w:r>
+            <w:r>
+              <w:rPr>
+                <w:rStyle w:val="VerbatimChar"/>
+              </w:rPr>
+              <w:t xml:space="preserve">Document</w:t>
+            </w:r>
+            <w:r>
+              <w:t xml:space="preserve"> </w:t>
+            </w:r>
+            <w:r>
+              <w:t xml:space="preserve">(FKs to Holder/DocumentType, Restrict),</w:t>
+            </w:r>
+            <w:r>
+              <w:t xml:space="preserve"> </w:t>
+            </w:r>
+            <w:r>
+              <w:rPr>
+                <w:rStyle w:val="VerbatimChar"/>
+              </w:rPr>
+              <w:t xml:space="preserve">Attachment</w:t>
+            </w:r>
+            <w:r>
+              <w:t xml:space="preserve"> </w:t>
+            </w:r>
+            <w:r>
+              <w:t xml:space="preserve">(FK to Document, Cascade);</w:t>
+            </w:r>
+            <w:r>
+              <w:t xml:space="preserve"> </w:t>
+            </w:r>
+            <w:r>
+              <w:rPr>
+                <w:rStyle w:val="VerbatimChar"/>
+              </w:rPr>
+              <w:t xml:space="preserve">IX_Document_OwnerUserId</w:t>
+            </w:r>
+            <w:r>
+              <w:t xml:space="preserve">,</w:t>
+            </w:r>
+            <w:r>
+              <w:t xml:space="preserve"> </w:t>
+            </w:r>
+            <w:r>
+              <w:rPr>
+                <w:rStyle w:val="VerbatimChar"/>
+              </w:rPr>
+              <w:t xml:space="preserve">IX_Document_HolderId</w:t>
+            </w:r>
+            <w:r>
+              <w:t xml:space="preserve">,</w:t>
+            </w:r>
+            <w:r>
+              <w:t xml:space="preserve"> </w:t>
+            </w:r>
+            <w:r>
+              <w:rPr>
+                <w:rStyle w:val="VerbatimChar"/>
+              </w:rPr>
+              <w:t xml:space="preserve">IX_Document_ExpiryDate</w:t>
+            </w:r>
+            <w:r>
+              <w:t xml:space="preserve">,</w:t>
+            </w:r>
+            <w:r>
+              <w:t xml:space="preserve"> </w:t>
+            </w:r>
+            <w:r>
+              <w:rPr>
+                <w:rStyle w:val="VerbatimChar"/>
+              </w:rPr>
+              <w:t xml:space="preserve">IX_Attachment_DocumentId</w:t>
+            </w:r>
+          </w:p>
+        </w:tc>
+        <w:tc>
+          <w:tcPr/>
+          <w:p>
+            <w:pPr>
+              <w:pStyle w:val="Compact"/>
+            </w:pPr>
+            <w:r>
+              <w:t xml:space="preserve">1.5</w:t>
             </w:r>
           </w:p>
         </w:tc>

--- a/docs/deliverables/out/Database.docx
+++ b/docs/deliverables/out/Database.docx
@@ -7,7 +7,25 @@
         <w:pStyle w:val="Title"/>
       </w:pPr>
       <w:r>
-        <w:t xml:space="preserve">Wathiq — Database Design</w:t>
+        <w:t xml:space="preserve">Wathiq</w:t>
+      </w:r>
+      <w:r>
+        <w:t xml:space="preserve"> </w:t>
+      </w:r>
+      <w:r>
+        <w:t xml:space="preserve">—</w:t>
+      </w:r>
+      <w:r>
+        <w:t xml:space="preserve"> </w:t>
+      </w:r>
+      <w:r>
+        <w:t xml:space="preserve">Database</w:t>
+      </w:r>
+      <w:r>
+        <w:t xml:space="preserve"> </w:t>
+      </w:r>
+      <w:r>
+        <w:t xml:space="preserve">Design</w:t>
       </w:r>
     </w:p>
     <w:p>
@@ -15,7 +33,31 @@
         <w:pStyle w:val="Subtitle"/>
       </w:pPr>
       <w:r>
-        <w:t xml:space="preserve">وثيق — تصميم قاعدة البيانات</w:t>
+        <w:t xml:space="preserve">وثيق</w:t>
+      </w:r>
+      <w:r>
+        <w:t xml:space="preserve"> </w:t>
+      </w:r>
+      <w:r>
+        <w:t xml:space="preserve">—</w:t>
+      </w:r>
+      <w:r>
+        <w:t xml:space="preserve"> </w:t>
+      </w:r>
+      <w:r>
+        <w:t xml:space="preserve">تصميم</w:t>
+      </w:r>
+      <w:r>
+        <w:t xml:space="preserve"> </w:t>
+      </w:r>
+      <w:r>
+        <w:t xml:space="preserve">قاعدة</w:t>
+      </w:r>
+      <w:r>
+        <w:t xml:space="preserve"> </w:t>
+      </w:r>
+      <w:r>
+        <w:t xml:space="preserve">البيانات</w:t>
       </w:r>
     </w:p>
     <w:p>
@@ -60,7 +102,7 @@
         </w:p>
       </w:sdtContent>
     </w:sdt>
-    <w:bookmarkStart w:id="9" w:name="document-control"/>
+    <w:bookmarkStart w:id="20" w:name="document-control"/>
     <w:p>
       <w:pPr>
         <w:pStyle w:val="Heading1"/>
@@ -73,8 +115,8 @@
       <w:tblPr>
         <w:tblStyle w:val="Table"/>
         <w:tblW w:type="pct" w:w="5000"/>
-        <w:tblLayout w:type="fixed"/>
         <w:tblLook w:firstRow="1" w:lastRow="0" w:firstColumn="0" w:lastColumn="0" w:noHBand="0" w:noVBand="0" w:val="0020"/>
+        <w:jc w:val="start"/>
       </w:tblPr>
       <w:tblGrid>
         <w:gridCol w:w="1980"/>
@@ -84,13 +126,14 @@
       </w:tblGrid>
       <w:tr>
         <w:trPr>
-          <w:tblHeader w:val="on"/>
+          <w:tblHeader w:val="true"/>
         </w:trPr>
         <w:tc>
           <w:tcPr/>
           <w:p>
             <w:pPr>
               <w:pStyle w:val="Compact"/>
+              <w:jc w:val="left"/>
             </w:pPr>
             <w:r>
               <w:t xml:space="preserve">Version</w:t>
@@ -102,6 +145,7 @@
           <w:p>
             <w:pPr>
               <w:pStyle w:val="Compact"/>
+              <w:jc w:val="left"/>
             </w:pPr>
             <w:r>
               <w:t xml:space="preserve">Date</w:t>
@@ -113,6 +157,7 @@
           <w:p>
             <w:pPr>
               <w:pStyle w:val="Compact"/>
+              <w:jc w:val="left"/>
             </w:pPr>
             <w:r>
               <w:t xml:space="preserve">Author</w:t>
@@ -124,6 +169,7 @@
           <w:p>
             <w:pPr>
               <w:pStyle w:val="Compact"/>
+              <w:jc w:val="left"/>
             </w:pPr>
             <w:r>
               <w:t xml:space="preserve">Change</w:t>
@@ -137,6 +183,7 @@
           <w:p>
             <w:pPr>
               <w:pStyle w:val="Compact"/>
+              <w:jc w:val="left"/>
             </w:pPr>
             <w:r>
               <w:t xml:space="preserve">0.1</w:t>
@@ -148,6 +195,7 @@
           <w:p>
             <w:pPr>
               <w:pStyle w:val="Compact"/>
+              <w:jc w:val="left"/>
             </w:pPr>
             <w:r>
               <w:t xml:space="preserve">2026-08-27</w:t>
@@ -159,6 +207,7 @@
           <w:p>
             <w:pPr>
               <w:pStyle w:val="Compact"/>
+              <w:jc w:val="left"/>
             </w:pPr>
             <w:r>
               <w:t xml:space="preserve">Abdulsalam</w:t>
@@ -170,6 +219,7 @@
           <w:p>
             <w:pPr>
               <w:pStyle w:val="Compact"/>
+              <w:jc w:val="left"/>
             </w:pPr>
             <w:r>
               <w:t xml:space="preserve">ERD v0.1 (five schemas), data dictionary, index plan, retention notes (roadmap step 0.5)</w:t>
@@ -183,6 +233,7 @@
           <w:p>
             <w:pPr>
               <w:pStyle w:val="Compact"/>
+              <w:jc w:val="left"/>
             </w:pPr>
             <w:r>
               <w:t xml:space="preserve">0.1.1</w:t>
@@ -194,6 +245,7 @@
           <w:p>
             <w:pPr>
               <w:pStyle w:val="Compact"/>
+              <w:jc w:val="left"/>
             </w:pPr>
             <w:r>
               <w:t xml:space="preserve">2026-08-27</w:t>
@@ -205,6 +257,7 @@
           <w:p>
             <w:pPr>
               <w:pStyle w:val="Compact"/>
+              <w:jc w:val="left"/>
             </w:pPr>
             <w:r>
               <w:t xml:space="preserve">Abdulsalam</w:t>
@@ -216,6 +269,7 @@
           <w:p>
             <w:pPr>
               <w:pStyle w:val="Compact"/>
+              <w:jc w:val="left"/>
             </w:pPr>
             <w:r>
               <w:t xml:space="preserve">Migrations log: host initial migration (1.1),</w:t>
@@ -244,6 +298,7 @@
           <w:p>
             <w:pPr>
               <w:pStyle w:val="Compact"/>
+              <w:jc w:val="left"/>
             </w:pPr>
             <w:r>
               <w:t xml:space="preserve">0.1.2</w:t>
@@ -255,6 +310,7 @@
           <w:p>
             <w:pPr>
               <w:pStyle w:val="Compact"/>
+              <w:jc w:val="left"/>
             </w:pPr>
             <w:r>
               <w:t xml:space="preserve">2026-08-27</w:t>
@@ -266,6 +322,7 @@
           <w:p>
             <w:pPr>
               <w:pStyle w:val="Compact"/>
+              <w:jc w:val="left"/>
             </w:pPr>
             <w:r>
               <w:t xml:space="preserve">Abdulsalam</w:t>
@@ -277,6 +334,7 @@
           <w:p>
             <w:pPr>
               <w:pStyle w:val="Compact"/>
+              <w:jc w:val="left"/>
             </w:pPr>
             <w:r>
               <w:t xml:space="preserve">Migrations log row 3:</w:t>
@@ -316,8 +374,8 @@
             </w:r>
             <w:r>
               <w:rPr>
+                <w:iCs/>
                 <w:i/>
-                <w:iCs/>
               </w:rPr>
               <w:t xml:space="preserve">Implemented</w:t>
             </w:r>
@@ -330,6 +388,7 @@
           <w:p>
             <w:pPr>
               <w:pStyle w:val="Compact"/>
+              <w:jc w:val="left"/>
             </w:pPr>
             <w:r>
               <w:t xml:space="preserve">0.1.3</w:t>
@@ -341,6 +400,7 @@
           <w:p>
             <w:pPr>
               <w:pStyle w:val="Compact"/>
+              <w:jc w:val="left"/>
             </w:pPr>
             <w:r>
               <w:t xml:space="preserve">2026-08-27</w:t>
@@ -352,6 +412,7 @@
           <w:p>
             <w:pPr>
               <w:pStyle w:val="Compact"/>
+              <w:jc w:val="left"/>
             </w:pPr>
             <w:r>
               <w:t xml:space="preserve">Abdulsalam</w:t>
@@ -363,6 +424,7 @@
           <w:p>
             <w:pPr>
               <w:pStyle w:val="Compact"/>
+              <w:jc w:val="left"/>
             </w:pPr>
             <w:r>
               <w:t xml:space="preserve">Migrations log row 4:</w:t>
@@ -429,6 +491,71 @@
                 <w:rStyle w:val="VerbatimChar"/>
               </w:rPr>
               <w:t xml:space="preserve">ValidityPeriod</w:t>
+            </w:r>
+          </w:p>
+        </w:tc>
+      </w:tr>
+      <w:tr>
+        <w:tc>
+          <w:tcPr/>
+          <w:p>
+            <w:pPr>
+              <w:pStyle w:val="Compact"/>
+              <w:jc w:val="left"/>
+            </w:pPr>
+            <w:r>
+              <w:t xml:space="preserve">0.1.4</w:t>
+            </w:r>
+          </w:p>
+        </w:tc>
+        <w:tc>
+          <w:tcPr/>
+          <w:p>
+            <w:pPr>
+              <w:pStyle w:val="Compact"/>
+              <w:jc w:val="left"/>
+            </w:pPr>
+            <w:r>
+              <w:t xml:space="preserve">2026-08-27</w:t>
+            </w:r>
+          </w:p>
+        </w:tc>
+        <w:tc>
+          <w:tcPr/>
+          <w:p>
+            <w:pPr>
+              <w:pStyle w:val="Compact"/>
+              <w:jc w:val="left"/>
+            </w:pPr>
+            <w:r>
+              <w:t xml:space="preserve">Abdulsalam</w:t>
+            </w:r>
+          </w:p>
+        </w:tc>
+        <w:tc>
+          <w:tcPr/>
+          <w:p>
+            <w:pPr>
+              <w:pStyle w:val="Compact"/>
+              <w:jc w:val="left"/>
+            </w:pPr>
+            <w:r>
+              <w:t xml:space="preserve">Migrations log row 5:</w:t>
+            </w:r>
+            <w:r>
+              <w:t xml:space="preserve"> </w:t>
+            </w:r>
+            <w:r>
+              <w:rPr>
+                <w:rStyle w:val="VerbatimChar"/>
+              </w:rPr>
+              <w:t xml:space="preserve">reminders</w:t>
+            </w:r>
+            <w:r>
+              <w:t xml:space="preserve"> </w:t>
+            </w:r>
+            <w:r>
+              <w:t xml:space="preserve">schema initial (empty) migration — Reminders module skeleton (2.1)</w:t>
             </w:r>
           </w:p>
         </w:tc>
@@ -440,8 +567,8 @@
       </w:pPr>
       <w:r>
         <w:rPr>
+          <w:bCs/>
           <w:b/>
-          <w:bCs/>
         </w:rPr>
         <w:t xml:space="preserve">Status:</w:t>
       </w:r>
@@ -456,8 +583,8 @@
       </w:r>
       <w:r>
         <w:rPr>
+          <w:bCs/>
           <w:b/>
-          <w:bCs/>
         </w:rPr>
         <w:t xml:space="preserve">Related:</w:t>
       </w:r>
@@ -496,8 +623,8 @@
       </w:r>
       <w:r>
         <w:rPr>
+          <w:iCs/>
           <w:i/>
-          <w:iCs/>
         </w:rPr>
         <w:t xml:space="preserve">Planned</w:t>
       </w:r>
@@ -514,8 +641,8 @@
         <w:t xml:space="preserve">is appended in the same commit as each migration.</w:t>
       </w:r>
     </w:p>
-    <w:bookmarkEnd w:id="9"/>
-    <w:bookmarkStart w:id="10" w:name="principles"/>
+    <w:bookmarkEnd w:id="20"/>
+    <w:bookmarkStart w:id="21" w:name="principles"/>
     <w:p>
       <w:pPr>
         <w:pStyle w:val="Heading1"/>
@@ -537,8 +664,8 @@
       <w:tblPr>
         <w:tblStyle w:val="Table"/>
         <w:tblW w:type="pct" w:w="5000"/>
-        <w:tblLayout w:type="fixed"/>
         <w:tblLook w:firstRow="1" w:lastRow="0" w:firstColumn="0" w:lastColumn="0" w:noHBand="0" w:noVBand="0" w:val="0020"/>
+        <w:jc w:val="start"/>
       </w:tblPr>
       <w:tblGrid>
         <w:gridCol w:w="2640"/>
@@ -547,13 +674,14 @@
       </w:tblGrid>
       <w:tr>
         <w:trPr>
-          <w:tblHeader w:val="on"/>
+          <w:tblHeader w:val="true"/>
         </w:trPr>
         <w:tc>
           <w:tcPr/>
           <w:p>
             <w:pPr>
               <w:pStyle w:val="Compact"/>
+              <w:jc w:val="left"/>
             </w:pPr>
             <w:r>
               <w:t xml:space="preserve">ID</w:t>
@@ -565,6 +693,7 @@
           <w:p>
             <w:pPr>
               <w:pStyle w:val="Compact"/>
+              <w:jc w:val="left"/>
             </w:pPr>
             <w:r>
               <w:t xml:space="preserve">Rule</w:t>
@@ -576,6 +705,7 @@
           <w:p>
             <w:pPr>
               <w:pStyle w:val="Compact"/>
+              <w:jc w:val="left"/>
             </w:pPr>
             <w:r>
               <w:t xml:space="preserve">Rationale</w:t>
@@ -589,6 +719,7 @@
           <w:p>
             <w:pPr>
               <w:pStyle w:val="Compact"/>
+              <w:jc w:val="left"/>
             </w:pPr>
             <w:r>
               <w:t xml:space="preserve">DB1</w:t>
@@ -600,6 +731,7 @@
           <w:p>
             <w:pPr>
               <w:pStyle w:val="Compact"/>
+              <w:jc w:val="left"/>
             </w:pPr>
             <w:r>
               <w:t xml:space="preserve">One database,</w:t>
@@ -609,8 +741,8 @@
             </w:r>
             <w:r>
               <w:rPr>
+                <w:bCs/>
                 <w:b/>
-                <w:bCs/>
               </w:rPr>
               <w:t xml:space="preserve">one schema per module</w:t>
             </w:r>
@@ -681,6 +813,7 @@
           <w:p>
             <w:pPr>
               <w:pStyle w:val="Compact"/>
+              <w:jc w:val="left"/>
             </w:pPr>
             <w:r>
               <w:t xml:space="preserve">Module boundary is visible in SQL; a module’s</w:t>
@@ -709,6 +842,7 @@
           <w:p>
             <w:pPr>
               <w:pStyle w:val="Compact"/>
+              <w:jc w:val="left"/>
             </w:pPr>
             <w:r>
               <w:t xml:space="preserve">DB2</w:t>
@@ -720,6 +854,7 @@
           <w:p>
             <w:pPr>
               <w:pStyle w:val="Compact"/>
+              <w:jc w:val="left"/>
             </w:pPr>
             <w:r>
               <w:t xml:space="preserve">No foreign-key constraints across schemas; cross-module references are plain</w:t>
@@ -746,6 +881,7 @@
           <w:p>
             <w:pPr>
               <w:pStyle w:val="Compact"/>
+              <w:jc w:val="left"/>
             </w:pPr>
             <w:r>
               <w:t xml:space="preserve">Keeps modules independently migratable; integrity owned by the application service</w:t>
@@ -759,6 +895,7 @@
           <w:p>
             <w:pPr>
               <w:pStyle w:val="Compact"/>
+              <w:jc w:val="left"/>
             </w:pPr>
             <w:r>
               <w:t xml:space="preserve">DB3</w:t>
@@ -770,6 +907,7 @@
           <w:p>
             <w:pPr>
               <w:pStyle w:val="Compact"/>
+              <w:jc w:val="left"/>
             </w:pPr>
             <w:r>
               <w:t xml:space="preserve">Primary keys are</w:t>
@@ -811,6 +949,7 @@
           <w:p>
             <w:pPr>
               <w:pStyle w:val="Compact"/>
+              <w:jc w:val="left"/>
             </w:pPr>
             <w:r>
               <w:t xml:space="preserve">Client-generated ids, safe merges from the offline mobile queue</w:t>
@@ -824,6 +963,7 @@
           <w:p>
             <w:pPr>
               <w:pStyle w:val="Compact"/>
+              <w:jc w:val="left"/>
             </w:pPr>
             <w:r>
               <w:t xml:space="preserve">DB4</w:t>
@@ -835,6 +975,7 @@
           <w:p>
             <w:pPr>
               <w:pStyle w:val="Compact"/>
+              <w:jc w:val="left"/>
             </w:pPr>
             <w:r>
               <w:t xml:space="preserve">ABP audit columns on every aggregate:</w:t>
@@ -915,6 +1056,7 @@
           <w:p>
             <w:pPr>
               <w:pStyle w:val="Compact"/>
+              <w:jc w:val="left"/>
             </w:pPr>
             <w:r>
               <w:t xml:space="preserve">Soft delete + audit for free via</w:t>
@@ -937,6 +1079,7 @@
           <w:p>
             <w:pPr>
               <w:pStyle w:val="Compact"/>
+              <w:jc w:val="left"/>
             </w:pPr>
             <w:r>
               <w:t xml:space="preserve">DB5</w:t>
@@ -948,6 +1091,7 @@
           <w:p>
             <w:pPr>
               <w:pStyle w:val="Compact"/>
+              <w:jc w:val="left"/>
             </w:pPr>
             <w:r>
               <w:t xml:space="preserve">Bilingual names stored as two columns</w:t>
@@ -986,6 +1130,7 @@
           <w:p>
             <w:pPr>
               <w:pStyle w:val="Compact"/>
+              <w:jc w:val="left"/>
             </w:pPr>
             <w:r>
               <w:t xml:space="preserve">Simple indexing and sorting per language</w:t>
@@ -999,6 +1144,7 @@
           <w:p>
             <w:pPr>
               <w:pStyle w:val="Compact"/>
+              <w:jc w:val="left"/>
             </w:pPr>
             <w:r>
               <w:t xml:space="preserve">DB6</w:t>
@@ -1010,6 +1156,7 @@
           <w:p>
             <w:pPr>
               <w:pStyle w:val="Compact"/>
+              <w:jc w:val="left"/>
             </w:pPr>
             <w:r>
               <w:t xml:space="preserve">Dates that are calendar dates (issue, expiry) are</w:t>
@@ -1048,6 +1195,7 @@
           <w:p>
             <w:pPr>
               <w:pStyle w:val="Compact"/>
+              <w:jc w:val="left"/>
             </w:pPr>
             <w:r>
               <w:t xml:space="preserve">Expiry has no time zone; delivery timestamps do</w:t>
@@ -1061,6 +1209,7 @@
           <w:p>
             <w:pPr>
               <w:pStyle w:val="Compact"/>
+              <w:jc w:val="left"/>
             </w:pPr>
             <w:r>
               <w:t xml:space="preserve">DB7</w:t>
@@ -1072,6 +1221,7 @@
           <w:p>
             <w:pPr>
               <w:pStyle w:val="Compact"/>
+              <w:jc w:val="left"/>
             </w:pPr>
             <w:r>
               <w:t xml:space="preserve">Personal free text and files are encrypted at rest; embeddings are derived from public guide text only</w:t>
@@ -1083,6 +1233,7 @@
           <w:p>
             <w:pPr>
               <w:pStyle w:val="Compact"/>
+              <w:jc w:val="left"/>
             </w:pPr>
             <w:r>
               <w:t xml:space="preserve">SRS NFR-SEC-001, NFR-PRV-001</w:t>
@@ -1091,8 +1242,8 @@
         </w:tc>
       </w:tr>
     </w:tbl>
-    <w:bookmarkEnd w:id="10"/>
-    <w:bookmarkStart w:id="14" w:name="erd-v0.1"/>
+    <w:bookmarkEnd w:id="21"/>
+    <w:bookmarkStart w:id="25" w:name="erd-v0.1"/>
     <w:p>
       <w:pPr>
         <w:pStyle w:val="Heading1"/>
@@ -1119,18 +1270,18 @@
           <wp:inline>
             <wp:extent cx="5334000" cy="2381250"/>
             <wp:effectExtent b="0" l="0" r="0" t="0"/>
-            <wp:docPr descr="ERD" title="" id="12" name="Picture"/>
+            <wp:docPr descr="ERD" title="" id="23" name="Picture"/>
             <a:graphic>
               <a:graphicData uri="http://schemas.openxmlformats.org/drawingml/2006/picture">
                 <pic:pic>
                   <pic:nvPicPr>
-                    <pic:cNvPr descr="assets/erd.png" id="13" name="Picture"/>
+                    <pic:cNvPr descr="assets/erd.png" id="24" name="Picture"/>
                     <pic:cNvPicPr>
                       <a:picLocks noChangeArrowheads="1" noChangeAspect="1"/>
                     </pic:cNvPicPr>
                   </pic:nvPicPr>
                   <pic:blipFill>
-                    <a:blip r:embed="rId11"/>
+                    <a:blip r:embed="rId22"/>
                     <a:stretch>
                       <a:fillRect/>
                     </a:stretch>
@@ -1397,7 +1548,13 @@
         <w:t xml:space="preserve"> </w:t>
       </w:r>
       <w:r>
-        <w:t xml:space="preserve">“no FK”</w:t>
+        <w:t xml:space="preserve">“</w:t>
+      </w:r>
+      <w:r>
+        <w:t xml:space="preserve">no FK</w:t>
+      </w:r>
+      <w:r>
+        <w:t xml:space="preserve">”</w:t>
       </w:r>
       <w:r>
         <w:t xml:space="preserve"> </w:t>
@@ -1406,8 +1563,8 @@
         <w:t xml:space="preserve">relations cross a schema boundary and are enforced in code (DB2).</w:t>
       </w:r>
     </w:p>
-    <w:bookmarkEnd w:id="14"/>
-    <w:bookmarkStart w:id="37" w:name="data-dictionary"/>
+    <w:bookmarkEnd w:id="25"/>
+    <w:bookmarkStart w:id="48" w:name="data-dictionary"/>
     <w:p>
       <w:pPr>
         <w:pStyle w:val="Heading1"/>
@@ -1493,7 +1650,7 @@
         <w:t xml:space="preserve">logical reference.</w:t>
       </w:r>
     </w:p>
-    <w:bookmarkStart w:id="15" w:name="schema-identity"/>
+    <w:bookmarkStart w:id="26" w:name="schema-identity"/>
     <w:p>
       <w:pPr>
         <w:pStyle w:val="Heading2"/>
@@ -1585,8 +1742,8 @@
         <w:t xml:space="preserve">identity, so that Identity stays a stock module.</w:t>
       </w:r>
     </w:p>
-    <w:bookmarkEnd w:id="15"/>
-    <w:bookmarkStart w:id="22" w:name="schema-documents"/>
+    <w:bookmarkEnd w:id="26"/>
+    <w:bookmarkStart w:id="33" w:name="schema-documents"/>
     <w:p>
       <w:pPr>
         <w:pStyle w:val="Heading2"/>
@@ -1613,7 +1770,7 @@
         <w:t xml:space="preserve">documents</w:t>
       </w:r>
     </w:p>
-    <w:bookmarkStart w:id="16" w:name="Xa8fa8534f55e559621e8db85df33a5040b1c2ba"/>
+    <w:bookmarkStart w:id="27" w:name="Xa8fa8534f55e559621e8db85df33a5040b1c2ba"/>
     <w:p>
       <w:pPr>
         <w:pStyle w:val="Heading3"/>
@@ -1644,8 +1801,8 @@
       </w:r>
       <w:r>
         <w:rPr>
+          <w:iCs/>
           <w:i/>
-          <w:iCs/>
         </w:rPr>
         <w:t xml:space="preserve">Implemented (1.4)</w:t>
       </w:r>
@@ -1654,8 +1811,8 @@
       <w:tblPr>
         <w:tblStyle w:val="Table"/>
         <w:tblW w:type="pct" w:w="5000"/>
-        <w:tblLayout w:type="fixed"/>
         <w:tblLook w:firstRow="1" w:lastRow="0" w:firstColumn="0" w:lastColumn="0" w:noHBand="0" w:noVBand="0" w:val="0020"/>
+        <w:jc w:val="start"/>
       </w:tblPr>
       <w:tblGrid>
         <w:gridCol w:w="1980"/>
@@ -1665,13 +1822,14 @@
       </w:tblGrid>
       <w:tr>
         <w:trPr>
-          <w:tblHeader w:val="on"/>
+          <w:tblHeader w:val="true"/>
         </w:trPr>
         <w:tc>
           <w:tcPr/>
           <w:p>
             <w:pPr>
               <w:pStyle w:val="Compact"/>
+              <w:jc w:val="left"/>
             </w:pPr>
             <w:r>
               <w:t xml:space="preserve">Column</w:t>
@@ -1683,6 +1841,7 @@
           <w:p>
             <w:pPr>
               <w:pStyle w:val="Compact"/>
+              <w:jc w:val="left"/>
             </w:pPr>
             <w:r>
               <w:t xml:space="preserve">Type</w:t>
@@ -1694,6 +1853,7 @@
           <w:p>
             <w:pPr>
               <w:pStyle w:val="Compact"/>
+              <w:jc w:val="left"/>
             </w:pPr>
             <w:r>
               <w:t xml:space="preserve">Null</w:t>
@@ -1705,6 +1865,7 @@
           <w:p>
             <w:pPr>
               <w:pStyle w:val="Compact"/>
+              <w:jc w:val="left"/>
             </w:pPr>
             <w:r>
               <w:t xml:space="preserve">Notes</w:t>
@@ -1718,6 +1879,7 @@
           <w:p>
             <w:pPr>
               <w:pStyle w:val="Compact"/>
+              <w:jc w:val="left"/>
             </w:pPr>
             <w:r>
               <w:t xml:space="preserve">Id</w:t>
@@ -1729,6 +1891,7 @@
           <w:p>
             <w:pPr>
               <w:pStyle w:val="Compact"/>
+              <w:jc w:val="left"/>
             </w:pPr>
             <w:r>
               <w:t xml:space="preserve">uniqueidentifier</w:t>
@@ -1740,6 +1903,7 @@
           <w:p>
             <w:pPr>
               <w:pStyle w:val="Compact"/>
+              <w:jc w:val="left"/>
             </w:pPr>
             <w:r>
               <w:t xml:space="preserve">no</w:t>
@@ -1751,6 +1915,7 @@
           <w:p>
             <w:pPr>
               <w:pStyle w:val="Compact"/>
+              <w:jc w:val="left"/>
             </w:pPr>
             <w:r>
               <w:t xml:space="preserve">PK</w:t>
@@ -1764,6 +1929,7 @@
           <w:p>
             <w:pPr>
               <w:pStyle w:val="Compact"/>
+              <w:jc w:val="left"/>
             </w:pPr>
             <w:r>
               <w:t xml:space="preserve">Code</w:t>
@@ -1775,6 +1941,7 @@
           <w:p>
             <w:pPr>
               <w:pStyle w:val="Compact"/>
+              <w:jc w:val="left"/>
             </w:pPr>
             <w:r>
               <w:t xml:space="preserve">nvarchar(32)</w:t>
@@ -1786,6 +1953,7 @@
           <w:p>
             <w:pPr>
               <w:pStyle w:val="Compact"/>
+              <w:jc w:val="left"/>
             </w:pPr>
             <w:r>
               <w:t xml:space="preserve">no</w:t>
@@ -1797,6 +1965,7 @@
           <w:p>
             <w:pPr>
               <w:pStyle w:val="Compact"/>
+              <w:jc w:val="left"/>
             </w:pPr>
             <w:r>
               <w:t xml:space="preserve">UQ; e.g. </w:t>
@@ -1900,6 +2069,7 @@
           <w:p>
             <w:pPr>
               <w:pStyle w:val="Compact"/>
+              <w:jc w:val="left"/>
             </w:pPr>
             <w:r>
               <w:t xml:space="preserve">NameAr</w:t>
@@ -1911,6 +2081,7 @@
           <w:p>
             <w:pPr>
               <w:pStyle w:val="Compact"/>
+              <w:jc w:val="left"/>
             </w:pPr>
             <w:r>
               <w:t xml:space="preserve">nvarchar(128)</w:t>
@@ -1922,6 +2093,7 @@
           <w:p>
             <w:pPr>
               <w:pStyle w:val="Compact"/>
+              <w:jc w:val="left"/>
             </w:pPr>
             <w:r>
               <w:t xml:space="preserve">no</w:t>
@@ -1943,6 +2115,7 @@
           <w:p>
             <w:pPr>
               <w:pStyle w:val="Compact"/>
+              <w:jc w:val="left"/>
             </w:pPr>
             <w:r>
               <w:t xml:space="preserve">NameEn</w:t>
@@ -1954,6 +2127,7 @@
           <w:p>
             <w:pPr>
               <w:pStyle w:val="Compact"/>
+              <w:jc w:val="left"/>
             </w:pPr>
             <w:r>
               <w:t xml:space="preserve">nvarchar(128)</w:t>
@@ -1965,6 +2139,7 @@
           <w:p>
             <w:pPr>
               <w:pStyle w:val="Compact"/>
+              <w:jc w:val="left"/>
             </w:pPr>
             <w:r>
               <w:t xml:space="preserve">no</w:t>
@@ -1986,6 +2161,7 @@
           <w:p>
             <w:pPr>
               <w:pStyle w:val="Compact"/>
+              <w:jc w:val="left"/>
             </w:pPr>
             <w:r>
               <w:t xml:space="preserve">DefaultValidityMonths</w:t>
@@ -1997,6 +2173,7 @@
           <w:p>
             <w:pPr>
               <w:pStyle w:val="Compact"/>
+              <w:jc w:val="left"/>
             </w:pPr>
             <w:r>
               <w:t xml:space="preserve">int</w:t>
@@ -2008,6 +2185,7 @@
           <w:p>
             <w:pPr>
               <w:pStyle w:val="Compact"/>
+              <w:jc w:val="left"/>
             </w:pPr>
             <w:r>
               <w:t xml:space="preserve">yes</w:t>
@@ -2019,6 +2197,7 @@
           <w:p>
             <w:pPr>
               <w:pStyle w:val="Compact"/>
+              <w:jc w:val="left"/>
             </w:pPr>
             <w:r>
               <w:t xml:space="preserve">Pre-fills expiry from issue date</w:t>
@@ -2032,6 +2211,7 @@
           <w:p>
             <w:pPr>
               <w:pStyle w:val="Compact"/>
+              <w:jc w:val="left"/>
             </w:pPr>
             <w:r>
               <w:t xml:space="preserve">RenewalGuideId</w:t>
@@ -2043,6 +2223,7 @@
           <w:p>
             <w:pPr>
               <w:pStyle w:val="Compact"/>
+              <w:jc w:val="left"/>
             </w:pPr>
             <w:r>
               <w:t xml:space="preserve">uniqueidentifier</w:t>
@@ -2054,6 +2235,7 @@
           <w:p>
             <w:pPr>
               <w:pStyle w:val="Compact"/>
+              <w:jc w:val="left"/>
             </w:pPr>
             <w:r>
               <w:t xml:space="preserve">yes</w:t>
@@ -2065,6 +2247,7 @@
           <w:p>
             <w:pPr>
               <w:pStyle w:val="Compact"/>
+              <w:jc w:val="left"/>
             </w:pPr>
             <w:r>
               <w:t xml:space="preserve">→</w:t>
@@ -2093,6 +2276,7 @@
           <w:p>
             <w:pPr>
               <w:pStyle w:val="Compact"/>
+              <w:jc w:val="left"/>
             </w:pPr>
             <w:r>
               <w:t xml:space="preserve">SortOrder</w:t>
@@ -2104,6 +2288,7 @@
           <w:p>
             <w:pPr>
               <w:pStyle w:val="Compact"/>
+              <w:jc w:val="left"/>
             </w:pPr>
             <w:r>
               <w:t xml:space="preserve">int</w:t>
@@ -2115,6 +2300,7 @@
           <w:p>
             <w:pPr>
               <w:pStyle w:val="Compact"/>
+              <w:jc w:val="left"/>
             </w:pPr>
             <w:r>
               <w:t xml:space="preserve">no</w:t>
@@ -2136,6 +2322,7 @@
           <w:p>
             <w:pPr>
               <w:pStyle w:val="Compact"/>
+              <w:jc w:val="left"/>
             </w:pPr>
             <w:r>
               <w:t xml:space="preserve">IsActive</w:t>
@@ -2147,6 +2334,7 @@
           <w:p>
             <w:pPr>
               <w:pStyle w:val="Compact"/>
+              <w:jc w:val="left"/>
             </w:pPr>
             <w:r>
               <w:t xml:space="preserve">bit</w:t>
@@ -2158,6 +2346,7 @@
           <w:p>
             <w:pPr>
               <w:pStyle w:val="Compact"/>
+              <w:jc w:val="left"/>
             </w:pPr>
             <w:r>
               <w:t xml:space="preserve">no</w:t>
@@ -2174,8 +2363,8 @@
         </w:tc>
       </w:tr>
     </w:tbl>
-    <w:bookmarkEnd w:id="16"/>
-    <w:bookmarkStart w:id="17" w:name="X90f66a90d4a55ae139b27814113e109297b3965"/>
+    <w:bookmarkEnd w:id="27"/>
+    <w:bookmarkStart w:id="28" w:name="X90f66a90d4a55ae139b27814113e109297b3965"/>
     <w:p>
       <w:pPr>
         <w:pStyle w:val="Heading3"/>
@@ -2206,8 +2395,8 @@
       </w:r>
       <w:r>
         <w:rPr>
+          <w:iCs/>
           <w:i/>
-          <w:iCs/>
         </w:rPr>
         <w:t xml:space="preserve">Implemented (1.4)</w:t>
       </w:r>
@@ -2216,8 +2405,8 @@
       <w:tblPr>
         <w:tblStyle w:val="Table"/>
         <w:tblW w:type="pct" w:w="5000"/>
-        <w:tblLayout w:type="fixed"/>
         <w:tblLook w:firstRow="1" w:lastRow="0" w:firstColumn="0" w:lastColumn="0" w:noHBand="0" w:noVBand="0" w:val="0020"/>
+        <w:jc w:val="start"/>
       </w:tblPr>
       <w:tblGrid>
         <w:gridCol w:w="1980"/>
@@ -2227,13 +2416,14 @@
       </w:tblGrid>
       <w:tr>
         <w:trPr>
-          <w:tblHeader w:val="on"/>
+          <w:tblHeader w:val="true"/>
         </w:trPr>
         <w:tc>
           <w:tcPr/>
           <w:p>
             <w:pPr>
               <w:pStyle w:val="Compact"/>
+              <w:jc w:val="left"/>
             </w:pPr>
             <w:r>
               <w:t xml:space="preserve">Column</w:t>
@@ -2245,6 +2435,7 @@
           <w:p>
             <w:pPr>
               <w:pStyle w:val="Compact"/>
+              <w:jc w:val="left"/>
             </w:pPr>
             <w:r>
               <w:t xml:space="preserve">Type</w:t>
@@ -2256,6 +2447,7 @@
           <w:p>
             <w:pPr>
               <w:pStyle w:val="Compact"/>
+              <w:jc w:val="left"/>
             </w:pPr>
             <w:r>
               <w:t xml:space="preserve">Null</w:t>
@@ -2267,6 +2459,7 @@
           <w:p>
             <w:pPr>
               <w:pStyle w:val="Compact"/>
+              <w:jc w:val="left"/>
             </w:pPr>
             <w:r>
               <w:t xml:space="preserve">Notes</w:t>
@@ -2280,6 +2473,7 @@
           <w:p>
             <w:pPr>
               <w:pStyle w:val="Compact"/>
+              <w:jc w:val="left"/>
             </w:pPr>
             <w:r>
               <w:t xml:space="preserve">Id</w:t>
@@ -2291,6 +2485,7 @@
           <w:p>
             <w:pPr>
               <w:pStyle w:val="Compact"/>
+              <w:jc w:val="left"/>
             </w:pPr>
             <w:r>
               <w:t xml:space="preserve">uniqueidentifier</w:t>
@@ -2302,6 +2497,7 @@
           <w:p>
             <w:pPr>
               <w:pStyle w:val="Compact"/>
+              <w:jc w:val="left"/>
             </w:pPr>
             <w:r>
               <w:t xml:space="preserve">no</w:t>
@@ -2313,6 +2509,7 @@
           <w:p>
             <w:pPr>
               <w:pStyle w:val="Compact"/>
+              <w:jc w:val="left"/>
             </w:pPr>
             <w:r>
               <w:t xml:space="preserve">PK</w:t>
@@ -2326,6 +2523,7 @@
           <w:p>
             <w:pPr>
               <w:pStyle w:val="Compact"/>
+              <w:jc w:val="left"/>
             </w:pPr>
             <w:r>
               <w:t xml:space="preserve">UserId</w:t>
@@ -2337,6 +2535,7 @@
           <w:p>
             <w:pPr>
               <w:pStyle w:val="Compact"/>
+              <w:jc w:val="left"/>
             </w:pPr>
             <w:r>
               <w:t xml:space="preserve">uniqueidentifier</w:t>
@@ -2348,6 +2547,7 @@
           <w:p>
             <w:pPr>
               <w:pStyle w:val="Compact"/>
+              <w:jc w:val="left"/>
             </w:pPr>
             <w:r>
               <w:t xml:space="preserve">no</w:t>
@@ -2359,6 +2559,7 @@
           <w:p>
             <w:pPr>
               <w:pStyle w:val="Compact"/>
+              <w:jc w:val="left"/>
             </w:pPr>
             <w:r>
               <w:t xml:space="preserve">IX; →</w:t>
@@ -2387,6 +2588,7 @@
           <w:p>
             <w:pPr>
               <w:pStyle w:val="Compact"/>
+              <w:jc w:val="left"/>
             </w:pPr>
             <w:r>
               <w:t xml:space="preserve">FullName</w:t>
@@ -2398,6 +2600,7 @@
           <w:p>
             <w:pPr>
               <w:pStyle w:val="Compact"/>
+              <w:jc w:val="left"/>
             </w:pPr>
             <w:r>
               <w:t xml:space="preserve">nvarchar(256)</w:t>
@@ -2409,6 +2612,7 @@
           <w:p>
             <w:pPr>
               <w:pStyle w:val="Compact"/>
+              <w:jc w:val="left"/>
             </w:pPr>
             <w:r>
               <w:t xml:space="preserve">no</w:t>
@@ -2420,6 +2624,7 @@
           <w:p>
             <w:pPr>
               <w:pStyle w:val="Compact"/>
+              <w:jc w:val="left"/>
             </w:pPr>
             <w:r>
               <w:t xml:space="preserve">Encrypted at rest (P8)</w:t>
@@ -2433,6 +2638,7 @@
           <w:p>
             <w:pPr>
               <w:pStyle w:val="Compact"/>
+              <w:jc w:val="left"/>
             </w:pPr>
             <w:r>
               <w:t xml:space="preserve">Relation</w:t>
@@ -2444,6 +2650,7 @@
           <w:p>
             <w:pPr>
               <w:pStyle w:val="Compact"/>
+              <w:jc w:val="left"/>
             </w:pPr>
             <w:r>
               <w:t xml:space="preserve">tinyint</w:t>
@@ -2455,6 +2662,7 @@
           <w:p>
             <w:pPr>
               <w:pStyle w:val="Compact"/>
+              <w:jc w:val="left"/>
             </w:pPr>
             <w:r>
               <w:t xml:space="preserve">no</w:t>
@@ -2466,6 +2674,7 @@
           <w:p>
             <w:pPr>
               <w:pStyle w:val="Compact"/>
+              <w:jc w:val="left"/>
             </w:pPr>
             <w:r>
               <w:t xml:space="preserve">enum: Self=0, Spouse, Child, Parent, Other</w:t>
@@ -2479,6 +2688,7 @@
           <w:p>
             <w:pPr>
               <w:pStyle w:val="Compact"/>
+              <w:jc w:val="left"/>
             </w:pPr>
             <w:r>
               <w:t xml:space="preserve">BirthDate</w:t>
@@ -2490,6 +2700,7 @@
           <w:p>
             <w:pPr>
               <w:pStyle w:val="Compact"/>
+              <w:jc w:val="left"/>
             </w:pPr>
             <w:r>
               <w:t xml:space="preserve">date</w:t>
@@ -2501,6 +2712,7 @@
           <w:p>
             <w:pPr>
               <w:pStyle w:val="Compact"/>
+              <w:jc w:val="left"/>
             </w:pPr>
             <w:r>
               <w:t xml:space="preserve">yes</w:t>
@@ -2522,6 +2734,7 @@
           <w:p>
             <w:pPr>
               <w:pStyle w:val="Compact"/>
+              <w:jc w:val="left"/>
             </w:pPr>
             <w:r>
               <w:t xml:space="preserve">IsSelf</w:t>
@@ -2533,6 +2746,7 @@
           <w:p>
             <w:pPr>
               <w:pStyle w:val="Compact"/>
+              <w:jc w:val="left"/>
             </w:pPr>
             <w:r>
               <w:t xml:space="preserve">bit</w:t>
@@ -2544,6 +2758,7 @@
           <w:p>
             <w:pPr>
               <w:pStyle w:val="Compact"/>
+              <w:jc w:val="left"/>
             </w:pPr>
             <w:r>
               <w:t xml:space="preserve">no</w:t>
@@ -2555,6 +2770,7 @@
           <w:p>
             <w:pPr>
               <w:pStyle w:val="Compact"/>
+              <w:jc w:val="left"/>
             </w:pPr>
             <w:r>
               <w:t xml:space="preserve">Exactly one per user (filtered UQ on UserId where IsSelf=1)</w:t>
@@ -2563,8 +2779,8 @@
         </w:tc>
       </w:tr>
     </w:tbl>
-    <w:bookmarkEnd w:id="17"/>
-    <w:bookmarkStart w:id="18" w:name="X3ae7046e6de1bcb4226db6c3362c9e1a41f4bcc"/>
+    <w:bookmarkEnd w:id="28"/>
+    <w:bookmarkStart w:id="29" w:name="X3ae7046e6de1bcb4226db6c3362c9e1a41f4bcc"/>
     <w:p>
       <w:pPr>
         <w:pStyle w:val="Heading3"/>
@@ -2595,8 +2811,8 @@
       </w:r>
       <w:r>
         <w:rPr>
+          <w:iCs/>
           <w:i/>
-          <w:iCs/>
         </w:rPr>
         <w:t xml:space="preserve">Implemented (1.5)</w:t>
       </w:r>
@@ -2605,8 +2821,8 @@
       <w:tblPr>
         <w:tblStyle w:val="Table"/>
         <w:tblW w:type="pct" w:w="5000"/>
-        <w:tblLayout w:type="fixed"/>
         <w:tblLook w:firstRow="1" w:lastRow="0" w:firstColumn="0" w:lastColumn="0" w:noHBand="0" w:noVBand="0" w:val="0020"/>
+        <w:jc w:val="start"/>
       </w:tblPr>
       <w:tblGrid>
         <w:gridCol w:w="1980"/>
@@ -2616,13 +2832,14 @@
       </w:tblGrid>
       <w:tr>
         <w:trPr>
-          <w:tblHeader w:val="on"/>
+          <w:tblHeader w:val="true"/>
         </w:trPr>
         <w:tc>
           <w:tcPr/>
           <w:p>
             <w:pPr>
               <w:pStyle w:val="Compact"/>
+              <w:jc w:val="left"/>
             </w:pPr>
             <w:r>
               <w:t xml:space="preserve">Column</w:t>
@@ -2634,6 +2851,7 @@
           <w:p>
             <w:pPr>
               <w:pStyle w:val="Compact"/>
+              <w:jc w:val="left"/>
             </w:pPr>
             <w:r>
               <w:t xml:space="preserve">Type</w:t>
@@ -2645,6 +2863,7 @@
           <w:p>
             <w:pPr>
               <w:pStyle w:val="Compact"/>
+              <w:jc w:val="left"/>
             </w:pPr>
             <w:r>
               <w:t xml:space="preserve">Null</w:t>
@@ -2656,6 +2875,7 @@
           <w:p>
             <w:pPr>
               <w:pStyle w:val="Compact"/>
+              <w:jc w:val="left"/>
             </w:pPr>
             <w:r>
               <w:t xml:space="preserve">Notes</w:t>
@@ -2669,6 +2889,7 @@
           <w:p>
             <w:pPr>
               <w:pStyle w:val="Compact"/>
+              <w:jc w:val="left"/>
             </w:pPr>
             <w:r>
               <w:t xml:space="preserve">Id</w:t>
@@ -2680,6 +2901,7 @@
           <w:p>
             <w:pPr>
               <w:pStyle w:val="Compact"/>
+              <w:jc w:val="left"/>
             </w:pPr>
             <w:r>
               <w:t xml:space="preserve">uniqueidentifier</w:t>
@@ -2691,6 +2913,7 @@
           <w:p>
             <w:pPr>
               <w:pStyle w:val="Compact"/>
+              <w:jc w:val="left"/>
             </w:pPr>
             <w:r>
               <w:t xml:space="preserve">no</w:t>
@@ -2702,6 +2925,7 @@
           <w:p>
             <w:pPr>
               <w:pStyle w:val="Compact"/>
+              <w:jc w:val="left"/>
             </w:pPr>
             <w:r>
               <w:t xml:space="preserve">PK</w:t>
@@ -2715,6 +2939,7 @@
           <w:p>
             <w:pPr>
               <w:pStyle w:val="Compact"/>
+              <w:jc w:val="left"/>
             </w:pPr>
             <w:r>
               <w:t xml:space="preserve">OwnerUserId</w:t>
@@ -2726,6 +2951,7 @@
           <w:p>
             <w:pPr>
               <w:pStyle w:val="Compact"/>
+              <w:jc w:val="left"/>
             </w:pPr>
             <w:r>
               <w:t xml:space="preserve">uniqueidentifier</w:t>
@@ -2737,6 +2963,7 @@
           <w:p>
             <w:pPr>
               <w:pStyle w:val="Compact"/>
+              <w:jc w:val="left"/>
             </w:pPr>
             <w:r>
               <w:t xml:space="preserve">no</w:t>
@@ -2748,6 +2975,7 @@
           <w:p>
             <w:pPr>
               <w:pStyle w:val="Compact"/>
+              <w:jc w:val="left"/>
             </w:pPr>
             <w:r>
               <w:t xml:space="preserve">IX; data filter key</w:t>
@@ -2761,6 +2989,7 @@
           <w:p>
             <w:pPr>
               <w:pStyle w:val="Compact"/>
+              <w:jc w:val="left"/>
             </w:pPr>
             <w:r>
               <w:t xml:space="preserve">HolderId</w:t>
@@ -2772,6 +3001,7 @@
           <w:p>
             <w:pPr>
               <w:pStyle w:val="Compact"/>
+              <w:jc w:val="left"/>
             </w:pPr>
             <w:r>
               <w:t xml:space="preserve">uniqueidentifier</w:t>
@@ -2783,6 +3013,7 @@
           <w:p>
             <w:pPr>
               <w:pStyle w:val="Compact"/>
+              <w:jc w:val="left"/>
             </w:pPr>
             <w:r>
               <w:t xml:space="preserve">no</w:t>
@@ -2794,6 +3025,7 @@
           <w:p>
             <w:pPr>
               <w:pStyle w:val="Compact"/>
+              <w:jc w:val="left"/>
             </w:pPr>
             <w:r>
               <w:t xml:space="preserve">FK → Holder</w:t>
@@ -2807,6 +3039,7 @@
           <w:p>
             <w:pPr>
               <w:pStyle w:val="Compact"/>
+              <w:jc w:val="left"/>
             </w:pPr>
             <w:r>
               <w:t xml:space="preserve">DocumentTypeId</w:t>
@@ -2818,6 +3051,7 @@
           <w:p>
             <w:pPr>
               <w:pStyle w:val="Compact"/>
+              <w:jc w:val="left"/>
             </w:pPr>
             <w:r>
               <w:t xml:space="preserve">uniqueidentifier</w:t>
@@ -2829,6 +3063,7 @@
           <w:p>
             <w:pPr>
               <w:pStyle w:val="Compact"/>
+              <w:jc w:val="left"/>
             </w:pPr>
             <w:r>
               <w:t xml:space="preserve">no</w:t>
@@ -2840,6 +3075,7 @@
           <w:p>
             <w:pPr>
               <w:pStyle w:val="Compact"/>
+              <w:jc w:val="left"/>
             </w:pPr>
             <w:r>
               <w:t xml:space="preserve">FK → DocumentType</w:t>
@@ -2853,6 +3089,7 @@
           <w:p>
             <w:pPr>
               <w:pStyle w:val="Compact"/>
+              <w:jc w:val="left"/>
             </w:pPr>
             <w:r>
               <w:t xml:space="preserve">Number</w:t>
@@ -2864,6 +3101,7 @@
           <w:p>
             <w:pPr>
               <w:pStyle w:val="Compact"/>
+              <w:jc w:val="left"/>
             </w:pPr>
             <w:r>
               <w:t xml:space="preserve">nvarchar(64)</w:t>
@@ -2875,6 +3113,7 @@
           <w:p>
             <w:pPr>
               <w:pStyle w:val="Compact"/>
+              <w:jc w:val="left"/>
             </w:pPr>
             <w:r>
               <w:t xml:space="preserve">yes</w:t>
@@ -2886,6 +3125,7 @@
           <w:p>
             <w:pPr>
               <w:pStyle w:val="Compact"/>
+              <w:jc w:val="left"/>
             </w:pPr>
             <w:r>
               <w:t xml:space="preserve">Encrypted at rest (P8)</w:t>
@@ -2899,6 +3139,7 @@
           <w:p>
             <w:pPr>
               <w:pStyle w:val="Compact"/>
+              <w:jc w:val="left"/>
             </w:pPr>
             <w:r>
               <w:t xml:space="preserve">IssueDate</w:t>
@@ -2910,6 +3151,7 @@
           <w:p>
             <w:pPr>
               <w:pStyle w:val="Compact"/>
+              <w:jc w:val="left"/>
             </w:pPr>
             <w:r>
               <w:t xml:space="preserve">date</w:t>
@@ -2921,6 +3163,7 @@
           <w:p>
             <w:pPr>
               <w:pStyle w:val="Compact"/>
+              <w:jc w:val="left"/>
             </w:pPr>
             <w:r>
               <w:t xml:space="preserve">yes</w:t>
@@ -2932,6 +3175,7 @@
           <w:p>
             <w:pPr>
               <w:pStyle w:val="Compact"/>
+              <w:jc w:val="left"/>
             </w:pPr>
             <w:r>
               <w:t xml:space="preserve">Owned value object</w:t>
@@ -2972,6 +3216,7 @@
           <w:p>
             <w:pPr>
               <w:pStyle w:val="Compact"/>
+              <w:jc w:val="left"/>
             </w:pPr>
             <w:r>
               <w:t xml:space="preserve">ExpiryDate</w:t>
@@ -2983,6 +3228,7 @@
           <w:p>
             <w:pPr>
               <w:pStyle w:val="Compact"/>
+              <w:jc w:val="left"/>
             </w:pPr>
             <w:r>
               <w:t xml:space="preserve">date</w:t>
@@ -2994,6 +3240,7 @@
           <w:p>
             <w:pPr>
               <w:pStyle w:val="Compact"/>
+              <w:jc w:val="left"/>
             </w:pPr>
             <w:r>
               <w:t xml:space="preserve">yes</w:t>
@@ -3005,6 +3252,7 @@
           <w:p>
             <w:pPr>
               <w:pStyle w:val="Compact"/>
+              <w:jc w:val="left"/>
             </w:pPr>
             <w:r>
               <w:t xml:space="preserve">Same value object;</w:t>
@@ -3042,6 +3290,7 @@
           <w:p>
             <w:pPr>
               <w:pStyle w:val="Compact"/>
+              <w:jc w:val="left"/>
             </w:pPr>
             <w:r>
               <w:t xml:space="preserve">Status</w:t>
@@ -3053,6 +3302,7 @@
           <w:p>
             <w:pPr>
               <w:pStyle w:val="Compact"/>
+              <w:jc w:val="left"/>
             </w:pPr>
             <w:r>
               <w:t xml:space="preserve">tinyint</w:t>
@@ -3064,6 +3314,7 @@
           <w:p>
             <w:pPr>
               <w:pStyle w:val="Compact"/>
+              <w:jc w:val="left"/>
             </w:pPr>
             <w:r>
               <w:t xml:space="preserve">no</w:t>
@@ -3075,6 +3326,7 @@
           <w:p>
             <w:pPr>
               <w:pStyle w:val="Compact"/>
+              <w:jc w:val="left"/>
             </w:pPr>
             <w:r>
               <w:t xml:space="preserve">enum: Active=0, Expired, Renewed, Archived</w:t>
@@ -3088,6 +3340,7 @@
           <w:p>
             <w:pPr>
               <w:pStyle w:val="Compact"/>
+              <w:jc w:val="left"/>
             </w:pPr>
             <w:r>
               <w:t xml:space="preserve">Notes</w:t>
@@ -3099,6 +3352,7 @@
           <w:p>
             <w:pPr>
               <w:pStyle w:val="Compact"/>
+              <w:jc w:val="left"/>
             </w:pPr>
             <w:r>
               <w:t xml:space="preserve">nvarchar(1024)</w:t>
@@ -3110,6 +3364,7 @@
           <w:p>
             <w:pPr>
               <w:pStyle w:val="Compact"/>
+              <w:jc w:val="left"/>
             </w:pPr>
             <w:r>
               <w:t xml:space="preserve">yes</w:t>
@@ -3121,6 +3376,7 @@
           <w:p>
             <w:pPr>
               <w:pStyle w:val="Compact"/>
+              <w:jc w:val="left"/>
             </w:pPr>
             <w:r>
               <w:t xml:space="preserve">Encrypted at rest (P8)</w:t>
@@ -3134,6 +3390,7 @@
           <w:p>
             <w:pPr>
               <w:pStyle w:val="Compact"/>
+              <w:jc w:val="left"/>
             </w:pPr>
             <w:r>
               <w:t xml:space="preserve">PreviousExpiryDate</w:t>
@@ -3145,6 +3402,7 @@
           <w:p>
             <w:pPr>
               <w:pStyle w:val="Compact"/>
+              <w:jc w:val="left"/>
             </w:pPr>
             <w:r>
               <w:t xml:space="preserve">date</w:t>
@@ -3156,6 +3414,7 @@
           <w:p>
             <w:pPr>
               <w:pStyle w:val="Compact"/>
+              <w:jc w:val="left"/>
             </w:pPr>
             <w:r>
               <w:t xml:space="preserve">yes</w:t>
@@ -3167,6 +3426,7 @@
           <w:p>
             <w:pPr>
               <w:pStyle w:val="Compact"/>
+              <w:jc w:val="left"/>
             </w:pPr>
             <w:r>
               <w:t xml:space="preserve">Kept when marked renewed (FR-DOC-006)</w:t>
@@ -3180,6 +3440,7 @@
           <w:p>
             <w:pPr>
               <w:pStyle w:val="Compact"/>
+              <w:jc w:val="left"/>
             </w:pPr>
             <w:r>
               <w:t xml:space="preserve">ConcurrencyStamp</w:t>
@@ -3191,6 +3452,7 @@
           <w:p>
             <w:pPr>
               <w:pStyle w:val="Compact"/>
+              <w:jc w:val="left"/>
             </w:pPr>
             <w:r>
               <w:t xml:space="preserve">nvarchar(40)</w:t>
@@ -3202,6 +3464,7 @@
           <w:p>
             <w:pPr>
               <w:pStyle w:val="Compact"/>
+              <w:jc w:val="left"/>
             </w:pPr>
             <w:r>
               <w:t xml:space="preserve">no</w:t>
@@ -3213,6 +3476,7 @@
           <w:p>
             <w:pPr>
               <w:pStyle w:val="Compact"/>
+              <w:jc w:val="left"/>
             </w:pPr>
             <w:r>
               <w:t xml:space="preserve">ABP optimistic concurrency</w:t>
@@ -3283,8 +3547,8 @@
         <w:t xml:space="preserve">.</w:t>
       </w:r>
     </w:p>
-    <w:bookmarkEnd w:id="18"/>
-    <w:bookmarkStart w:id="19" w:name="X0762fbec1b2db58192140827645cfe1f563755c"/>
+    <w:bookmarkEnd w:id="29"/>
+    <w:bookmarkStart w:id="30" w:name="X0762fbec1b2db58192140827645cfe1f563755c"/>
     <w:p>
       <w:pPr>
         <w:pStyle w:val="Heading3"/>
@@ -3315,8 +3579,8 @@
       </w:r>
       <w:r>
         <w:rPr>
+          <w:iCs/>
           <w:i/>
-          <w:iCs/>
         </w:rPr>
         <w:t xml:space="preserve">Implemented (1.5)</w:t>
       </w:r>
@@ -3325,8 +3589,8 @@
       <w:tblPr>
         <w:tblStyle w:val="Table"/>
         <w:tblW w:type="pct" w:w="5000"/>
-        <w:tblLayout w:type="fixed"/>
         <w:tblLook w:firstRow="1" w:lastRow="0" w:firstColumn="0" w:lastColumn="0" w:noHBand="0" w:noVBand="0" w:val="0020"/>
+        <w:jc w:val="start"/>
       </w:tblPr>
       <w:tblGrid>
         <w:gridCol w:w="1980"/>
@@ -3336,13 +3600,14 @@
       </w:tblGrid>
       <w:tr>
         <w:trPr>
-          <w:tblHeader w:val="on"/>
+          <w:tblHeader w:val="true"/>
         </w:trPr>
         <w:tc>
           <w:tcPr/>
           <w:p>
             <w:pPr>
               <w:pStyle w:val="Compact"/>
+              <w:jc w:val="left"/>
             </w:pPr>
             <w:r>
               <w:t xml:space="preserve">Column</w:t>
@@ -3354,6 +3619,7 @@
           <w:p>
             <w:pPr>
               <w:pStyle w:val="Compact"/>
+              <w:jc w:val="left"/>
             </w:pPr>
             <w:r>
               <w:t xml:space="preserve">Type</w:t>
@@ -3365,6 +3631,7 @@
           <w:p>
             <w:pPr>
               <w:pStyle w:val="Compact"/>
+              <w:jc w:val="left"/>
             </w:pPr>
             <w:r>
               <w:t xml:space="preserve">Null</w:t>
@@ -3376,6 +3643,7 @@
           <w:p>
             <w:pPr>
               <w:pStyle w:val="Compact"/>
+              <w:jc w:val="left"/>
             </w:pPr>
             <w:r>
               <w:t xml:space="preserve">Notes</w:t>
@@ -3389,6 +3657,7 @@
           <w:p>
             <w:pPr>
               <w:pStyle w:val="Compact"/>
+              <w:jc w:val="left"/>
             </w:pPr>
             <w:r>
               <w:t xml:space="preserve">Id</w:t>
@@ -3400,6 +3669,7 @@
           <w:p>
             <w:pPr>
               <w:pStyle w:val="Compact"/>
+              <w:jc w:val="left"/>
             </w:pPr>
             <w:r>
               <w:t xml:space="preserve">uniqueidentifier</w:t>
@@ -3411,6 +3681,7 @@
           <w:p>
             <w:pPr>
               <w:pStyle w:val="Compact"/>
+              <w:jc w:val="left"/>
             </w:pPr>
             <w:r>
               <w:t xml:space="preserve">no</w:t>
@@ -3422,6 +3693,7 @@
           <w:p>
             <w:pPr>
               <w:pStyle w:val="Compact"/>
+              <w:jc w:val="left"/>
             </w:pPr>
             <w:r>
               <w:t xml:space="preserve">PK</w:t>
@@ -3435,6 +3707,7 @@
           <w:p>
             <w:pPr>
               <w:pStyle w:val="Compact"/>
+              <w:jc w:val="left"/>
             </w:pPr>
             <w:r>
               <w:t xml:space="preserve">DocumentId</w:t>
@@ -3446,6 +3719,7 @@
           <w:p>
             <w:pPr>
               <w:pStyle w:val="Compact"/>
+              <w:jc w:val="left"/>
             </w:pPr>
             <w:r>
               <w:t xml:space="preserve">uniqueidentifier</w:t>
@@ -3457,6 +3731,7 @@
           <w:p>
             <w:pPr>
               <w:pStyle w:val="Compact"/>
+              <w:jc w:val="left"/>
             </w:pPr>
             <w:r>
               <w:t xml:space="preserve">no</w:t>
@@ -3468,6 +3743,7 @@
           <w:p>
             <w:pPr>
               <w:pStyle w:val="Compact"/>
+              <w:jc w:val="left"/>
             </w:pPr>
             <w:r>
               <w:t xml:space="preserve">FK → Document; IX</w:t>
@@ -3481,6 +3757,7 @@
           <w:p>
             <w:pPr>
               <w:pStyle w:val="Compact"/>
+              <w:jc w:val="left"/>
             </w:pPr>
             <w:r>
               <w:t xml:space="preserve">BlobKey</w:t>
@@ -3492,6 +3769,7 @@
           <w:p>
             <w:pPr>
               <w:pStyle w:val="Compact"/>
+              <w:jc w:val="left"/>
             </w:pPr>
             <w:r>
               <w:t xml:space="preserve">nvarchar(256)</w:t>
@@ -3503,6 +3781,7 @@
           <w:p>
             <w:pPr>
               <w:pStyle w:val="Compact"/>
+              <w:jc w:val="left"/>
             </w:pPr>
             <w:r>
               <w:t xml:space="preserve">no</w:t>
@@ -3514,6 +3793,7 @@
           <w:p>
             <w:pPr>
               <w:pStyle w:val="Compact"/>
+              <w:jc w:val="left"/>
             </w:pPr>
             <w:r>
               <w:t xml:space="preserve">Key in</w:t>
@@ -3539,6 +3819,7 @@
           <w:p>
             <w:pPr>
               <w:pStyle w:val="Compact"/>
+              <w:jc w:val="left"/>
             </w:pPr>
             <w:r>
               <w:t xml:space="preserve">MimeType</w:t>
@@ -3550,6 +3831,7 @@
           <w:p>
             <w:pPr>
               <w:pStyle w:val="Compact"/>
+              <w:jc w:val="left"/>
             </w:pPr>
             <w:r>
               <w:t xml:space="preserve">nvarchar(64)</w:t>
@@ -3561,6 +3843,7 @@
           <w:p>
             <w:pPr>
               <w:pStyle w:val="Compact"/>
+              <w:jc w:val="left"/>
             </w:pPr>
             <w:r>
               <w:t xml:space="preserve">no</w:t>
@@ -3572,6 +3855,7 @@
           <w:p>
             <w:pPr>
               <w:pStyle w:val="Compact"/>
+              <w:jc w:val="left"/>
             </w:pPr>
             <w:r>
               <w:t xml:space="preserve">image/jpeg, image/png, application/pdf</w:t>
@@ -3585,6 +3869,7 @@
           <w:p>
             <w:pPr>
               <w:pStyle w:val="Compact"/>
+              <w:jc w:val="left"/>
             </w:pPr>
             <w:r>
               <w:t xml:space="preserve">SizeBytes</w:t>
@@ -3596,6 +3881,7 @@
           <w:p>
             <w:pPr>
               <w:pStyle w:val="Compact"/>
+              <w:jc w:val="left"/>
             </w:pPr>
             <w:r>
               <w:t xml:space="preserve">bigint</w:t>
@@ -3607,6 +3893,7 @@
           <w:p>
             <w:pPr>
               <w:pStyle w:val="Compact"/>
+              <w:jc w:val="left"/>
             </w:pPr>
             <w:r>
               <w:t xml:space="preserve">no</w:t>
@@ -3628,6 +3915,7 @@
           <w:p>
             <w:pPr>
               <w:pStyle w:val="Compact"/>
+              <w:jc w:val="left"/>
             </w:pPr>
             <w:r>
               <w:t xml:space="preserve">OcrText</w:t>
@@ -3639,6 +3927,7 @@
           <w:p>
             <w:pPr>
               <w:pStyle w:val="Compact"/>
+              <w:jc w:val="left"/>
             </w:pPr>
             <w:r>
               <w:t xml:space="preserve">nvarchar(max)</w:t>
@@ -3650,6 +3939,7 @@
           <w:p>
             <w:pPr>
               <w:pStyle w:val="Compact"/>
+              <w:jc w:val="left"/>
             </w:pPr>
             <w:r>
               <w:t xml:space="preserve">yes</w:t>
@@ -3661,6 +3951,7 @@
           <w:p>
             <w:pPr>
               <w:pStyle w:val="Compact"/>
+              <w:jc w:val="left"/>
             </w:pPr>
             <w:r>
               <w:t xml:space="preserve">Tesseract output; encrypted at rest (P8)</w:t>
@@ -3674,6 +3965,7 @@
           <w:p>
             <w:pPr>
               <w:pStyle w:val="Compact"/>
+              <w:jc w:val="left"/>
             </w:pPr>
             <w:r>
               <w:t xml:space="preserve">IsEncrypted</w:t>
@@ -3685,6 +3977,7 @@
           <w:p>
             <w:pPr>
               <w:pStyle w:val="Compact"/>
+              <w:jc w:val="left"/>
             </w:pPr>
             <w:r>
               <w:t xml:space="preserve">bit</w:t>
@@ -3696,6 +3989,7 @@
           <w:p>
             <w:pPr>
               <w:pStyle w:val="Compact"/>
+              <w:jc w:val="left"/>
             </w:pPr>
             <w:r>
               <w:t xml:space="preserve">no</w:t>
@@ -3707,6 +4001,7 @@
           <w:p>
             <w:pPr>
               <w:pStyle w:val="Compact"/>
+              <w:jc w:val="left"/>
             </w:pPr>
             <w:r>
               <w:t xml:space="preserve">False until P8 migration</w:t>
@@ -3720,6 +4015,7 @@
           <w:p>
             <w:pPr>
               <w:pStyle w:val="Compact"/>
+              <w:jc w:val="left"/>
             </w:pPr>
             <w:r>
               <w:t xml:space="preserve">Sha256</w:t>
@@ -3731,6 +4027,7 @@
           <w:p>
             <w:pPr>
               <w:pStyle w:val="Compact"/>
+              <w:jc w:val="left"/>
             </w:pPr>
             <w:r>
               <w:t xml:space="preserve">binary(32)</w:t>
@@ -3742,6 +4039,7 @@
           <w:p>
             <w:pPr>
               <w:pStyle w:val="Compact"/>
+              <w:jc w:val="left"/>
             </w:pPr>
             <w:r>
               <w:t xml:space="preserve">no</w:t>
@@ -3753,6 +4051,7 @@
           <w:p>
             <w:pPr>
               <w:pStyle w:val="Compact"/>
+              <w:jc w:val="left"/>
             </w:pPr>
             <w:r>
               <w:t xml:space="preserve">De-duplication and integrity</w:t>
@@ -3761,8 +4060,8 @@
         </w:tc>
       </w:tr>
     </w:tbl>
-    <w:bookmarkEnd w:id="19"/>
-    <w:bookmarkStart w:id="20" w:name="X23ad5de2e0180b8fc622d7278a61348396a4a3d"/>
+    <w:bookmarkEnd w:id="30"/>
+    <w:bookmarkStart w:id="31" w:name="X23ad5de2e0180b8fc622d7278a61348396a4a3d"/>
     <w:p>
       <w:pPr>
         <w:pStyle w:val="Heading3"/>
@@ -3793,8 +4092,8 @@
       <w:tblPr>
         <w:tblStyle w:val="Table"/>
         <w:tblW w:type="pct" w:w="5000"/>
-        <w:tblLayout w:type="fixed"/>
         <w:tblLook w:firstRow="1" w:lastRow="0" w:firstColumn="0" w:lastColumn="0" w:noHBand="0" w:noVBand="0" w:val="0020"/>
+        <w:jc w:val="start"/>
       </w:tblPr>
       <w:tblGrid>
         <w:gridCol w:w="1980"/>
@@ -3804,13 +4103,14 @@
       </w:tblGrid>
       <w:tr>
         <w:trPr>
-          <w:tblHeader w:val="on"/>
+          <w:tblHeader w:val="true"/>
         </w:trPr>
         <w:tc>
           <w:tcPr/>
           <w:p>
             <w:pPr>
               <w:pStyle w:val="Compact"/>
+              <w:jc w:val="left"/>
             </w:pPr>
             <w:r>
               <w:t xml:space="preserve">Column</w:t>
@@ -3822,6 +4122,7 @@
           <w:p>
             <w:pPr>
               <w:pStyle w:val="Compact"/>
+              <w:jc w:val="left"/>
             </w:pPr>
             <w:r>
               <w:t xml:space="preserve">Type</w:t>
@@ -3833,6 +4134,7 @@
           <w:p>
             <w:pPr>
               <w:pStyle w:val="Compact"/>
+              <w:jc w:val="left"/>
             </w:pPr>
             <w:r>
               <w:t xml:space="preserve">Null</w:t>
@@ -3844,6 +4146,7 @@
           <w:p>
             <w:pPr>
               <w:pStyle w:val="Compact"/>
+              <w:jc w:val="left"/>
             </w:pPr>
             <w:r>
               <w:t xml:space="preserve">Notes</w:t>
@@ -3857,6 +4160,7 @@
           <w:p>
             <w:pPr>
               <w:pStyle w:val="Compact"/>
+              <w:jc w:val="left"/>
             </w:pPr>
             <w:r>
               <w:t xml:space="preserve">Id</w:t>
@@ -3868,6 +4172,7 @@
           <w:p>
             <w:pPr>
               <w:pStyle w:val="Compact"/>
+              <w:jc w:val="left"/>
             </w:pPr>
             <w:r>
               <w:t xml:space="preserve">uniqueidentifier</w:t>
@@ -3879,6 +4184,7 @@
           <w:p>
             <w:pPr>
               <w:pStyle w:val="Compact"/>
+              <w:jc w:val="left"/>
             </w:pPr>
             <w:r>
               <w:t xml:space="preserve">no</w:t>
@@ -3890,6 +4196,7 @@
           <w:p>
             <w:pPr>
               <w:pStyle w:val="Compact"/>
+              <w:jc w:val="left"/>
             </w:pPr>
             <w:r>
               <w:t xml:space="preserve">PK</w:t>
@@ -3903,6 +4210,7 @@
           <w:p>
             <w:pPr>
               <w:pStyle w:val="Compact"/>
+              <w:jc w:val="left"/>
             </w:pPr>
             <w:r>
               <w:t xml:space="preserve">AttachmentId</w:t>
@@ -3914,6 +4222,7 @@
           <w:p>
             <w:pPr>
               <w:pStyle w:val="Compact"/>
+              <w:jc w:val="left"/>
             </w:pPr>
             <w:r>
               <w:t xml:space="preserve">uniqueidentifier</w:t>
@@ -3925,6 +4234,7 @@
           <w:p>
             <w:pPr>
               <w:pStyle w:val="Compact"/>
+              <w:jc w:val="left"/>
             </w:pPr>
             <w:r>
               <w:t xml:space="preserve">no</w:t>
@@ -3936,6 +4246,7 @@
           <w:p>
             <w:pPr>
               <w:pStyle w:val="Compact"/>
+              <w:jc w:val="left"/>
             </w:pPr>
             <w:r>
               <w:t xml:space="preserve">FK → Attachment; IX</w:t>
@@ -3949,6 +4260,7 @@
           <w:p>
             <w:pPr>
               <w:pStyle w:val="Compact"/>
+              <w:jc w:val="left"/>
             </w:pPr>
             <w:r>
               <w:t xml:space="preserve">Provider</w:t>
@@ -3960,6 +4272,7 @@
           <w:p>
             <w:pPr>
               <w:pStyle w:val="Compact"/>
+              <w:jc w:val="left"/>
             </w:pPr>
             <w:r>
               <w:t xml:space="preserve">nvarchar(32)</w:t>
@@ -3971,6 +4284,7 @@
           <w:p>
             <w:pPr>
               <w:pStyle w:val="Compact"/>
+              <w:jc w:val="left"/>
             </w:pPr>
             <w:r>
               <w:t xml:space="preserve">no</w:t>
@@ -3982,6 +4296,7 @@
           <w:p>
             <w:pPr>
               <w:pStyle w:val="Compact"/>
+              <w:jc w:val="left"/>
             </w:pPr>
             <w:r>
               <w:rPr>
@@ -4004,6 +4319,7 @@
           <w:p>
             <w:pPr>
               <w:pStyle w:val="Compact"/>
+              <w:jc w:val="left"/>
             </w:pPr>
             <w:r>
               <w:t xml:space="preserve">Model</w:t>
@@ -4015,6 +4331,7 @@
           <w:p>
             <w:pPr>
               <w:pStyle w:val="Compact"/>
+              <w:jc w:val="left"/>
             </w:pPr>
             <w:r>
               <w:t xml:space="preserve">nvarchar(64)</w:t>
@@ -4026,6 +4343,7 @@
           <w:p>
             <w:pPr>
               <w:pStyle w:val="Compact"/>
+              <w:jc w:val="left"/>
             </w:pPr>
             <w:r>
               <w:t xml:space="preserve">no</w:t>
@@ -4037,6 +4355,7 @@
           <w:p>
             <w:pPr>
               <w:pStyle w:val="Compact"/>
+              <w:jc w:val="left"/>
             </w:pPr>
             <w:r>
               <w:t xml:space="preserve">e.g. </w:t>
@@ -4056,6 +4375,7 @@
           <w:p>
             <w:pPr>
               <w:pStyle w:val="Compact"/>
+              <w:jc w:val="left"/>
             </w:pPr>
             <w:r>
               <w:t xml:space="preserve">PromptVersion</w:t>
@@ -4067,6 +4387,7 @@
           <w:p>
             <w:pPr>
               <w:pStyle w:val="Compact"/>
+              <w:jc w:val="left"/>
             </w:pPr>
             <w:r>
               <w:t xml:space="preserve">nvarchar(16)</w:t>
@@ -4078,6 +4399,7 @@
           <w:p>
             <w:pPr>
               <w:pStyle w:val="Compact"/>
+              <w:jc w:val="left"/>
             </w:pPr>
             <w:r>
               <w:t xml:space="preserve">no</w:t>
@@ -4089,6 +4411,7 @@
           <w:p>
             <w:pPr>
               <w:pStyle w:val="Compact"/>
+              <w:jc w:val="left"/>
             </w:pPr>
             <w:r>
               <w:t xml:space="preserve">→</w:t>
@@ -4117,6 +4440,7 @@
           <w:p>
             <w:pPr>
               <w:pStyle w:val="Compact"/>
+              <w:jc w:val="left"/>
             </w:pPr>
             <w:r>
               <w:t xml:space="preserve">RawJson</w:t>
@@ -4128,6 +4452,7 @@
           <w:p>
             <w:pPr>
               <w:pStyle w:val="Compact"/>
+              <w:jc w:val="left"/>
             </w:pPr>
             <w:r>
               <w:t xml:space="preserve">nvarchar(max)</w:t>
@@ -4139,6 +4464,7 @@
           <w:p>
             <w:pPr>
               <w:pStyle w:val="Compact"/>
+              <w:jc w:val="left"/>
             </w:pPr>
             <w:r>
               <w:t xml:space="preserve">no</w:t>
@@ -4150,6 +4476,7 @@
           <w:p>
             <w:pPr>
               <w:pStyle w:val="Compact"/>
+              <w:jc w:val="left"/>
             </w:pPr>
             <w:r>
               <w:t xml:space="preserve">Model output after schema validation</w:t>
@@ -4163,6 +4490,7 @@
           <w:p>
             <w:pPr>
               <w:pStyle w:val="Compact"/>
+              <w:jc w:val="left"/>
             </w:pPr>
             <w:r>
               <w:t xml:space="preserve">Confidence</w:t>
@@ -4174,6 +4502,7 @@
           <w:p>
             <w:pPr>
               <w:pStyle w:val="Compact"/>
+              <w:jc w:val="left"/>
             </w:pPr>
             <w:r>
               <w:t xml:space="preserve">decimal(4,3)</w:t>
@@ -4185,6 +4514,7 @@
           <w:p>
             <w:pPr>
               <w:pStyle w:val="Compact"/>
+              <w:jc w:val="left"/>
             </w:pPr>
             <w:r>
               <w:t xml:space="preserve">yes</w:t>
@@ -4196,6 +4526,7 @@
           <w:p>
             <w:pPr>
               <w:pStyle w:val="Compact"/>
+              <w:jc w:val="left"/>
             </w:pPr>
             <w:r>
               <w:t xml:space="preserve">0–1 overall</w:t>
@@ -4209,6 +4540,7 @@
           <w:p>
             <w:pPr>
               <w:pStyle w:val="Compact"/>
+              <w:jc w:val="left"/>
             </w:pPr>
             <w:r>
               <w:t xml:space="preserve">Outcome</w:t>
@@ -4220,6 +4552,7 @@
           <w:p>
             <w:pPr>
               <w:pStyle w:val="Compact"/>
+              <w:jc w:val="left"/>
             </w:pPr>
             <w:r>
               <w:t xml:space="preserve">tinyint</w:t>
@@ -4231,6 +4564,7 @@
           <w:p>
             <w:pPr>
               <w:pStyle w:val="Compact"/>
+              <w:jc w:val="left"/>
             </w:pPr>
             <w:r>
               <w:t xml:space="preserve">no</w:t>
@@ -4242,6 +4576,7 @@
           <w:p>
             <w:pPr>
               <w:pStyle w:val="Compact"/>
+              <w:jc w:val="left"/>
             </w:pPr>
             <w:r>
               <w:t xml:space="preserve">enum: Proposed=0, Accepted, Edited, Rejected, Failed</w:t>
@@ -4255,6 +4590,7 @@
           <w:p>
             <w:pPr>
               <w:pStyle w:val="Compact"/>
+              <w:jc w:val="left"/>
             </w:pPr>
             <w:r>
               <w:t xml:space="preserve">DurationMs</w:t>
@@ -4266,6 +4602,7 @@
           <w:p>
             <w:pPr>
               <w:pStyle w:val="Compact"/>
+              <w:jc w:val="left"/>
             </w:pPr>
             <w:r>
               <w:t xml:space="preserve">int</w:t>
@@ -4277,6 +4614,7 @@
           <w:p>
             <w:pPr>
               <w:pStyle w:val="Compact"/>
+              <w:jc w:val="left"/>
             </w:pPr>
             <w:r>
               <w:t xml:space="preserve">no</w:t>
@@ -4293,8 +4631,8 @@
         </w:tc>
       </w:tr>
     </w:tbl>
-    <w:bookmarkEnd w:id="20"/>
-    <w:bookmarkStart w:id="21" w:name="Xc66cf09bc30e479522e1e791f4e5cc9f0a19e66"/>
+    <w:bookmarkEnd w:id="31"/>
+    <w:bookmarkStart w:id="32" w:name="Xc66cf09bc30e479522e1e791f4e5cc9f0a19e66"/>
     <w:p>
       <w:pPr>
         <w:pStyle w:val="Heading3"/>
@@ -4325,8 +4663,8 @@
       </w:r>
       <w:r>
         <w:rPr>
+          <w:iCs/>
           <w:i/>
-          <w:iCs/>
         </w:rPr>
         <w:t xml:space="preserve">Planned P8</w:t>
       </w:r>
@@ -4336,6 +4674,7 @@
         <w:tblStyle w:val="Table"/>
         <w:tblW w:type="auto" w:w="0"/>
         <w:tblLook w:firstRow="1" w:lastRow="0" w:firstColumn="0" w:lastColumn="0" w:noHBand="0" w:noVBand="0" w:val="0020"/>
+        <w:jc w:val="start"/>
       </w:tblPr>
       <w:tblGrid>
         <w:gridCol w:w="1980"/>
@@ -4345,13 +4684,14 @@
       </w:tblGrid>
       <w:tr>
         <w:trPr>
-          <w:tblHeader w:val="on"/>
+          <w:tblHeader w:val="true"/>
         </w:trPr>
         <w:tc>
           <w:tcPr/>
           <w:p>
             <w:pPr>
               <w:pStyle w:val="Compact"/>
+              <w:jc w:val="left"/>
             </w:pPr>
             <w:r>
               <w:t xml:space="preserve">Column</w:t>
@@ -4363,6 +4703,7 @@
           <w:p>
             <w:pPr>
               <w:pStyle w:val="Compact"/>
+              <w:jc w:val="left"/>
             </w:pPr>
             <w:r>
               <w:t xml:space="preserve">Type</w:t>
@@ -4374,6 +4715,7 @@
           <w:p>
             <w:pPr>
               <w:pStyle w:val="Compact"/>
+              <w:jc w:val="left"/>
             </w:pPr>
             <w:r>
               <w:t xml:space="preserve">Null</w:t>
@@ -4385,6 +4727,7 @@
           <w:p>
             <w:pPr>
               <w:pStyle w:val="Compact"/>
+              <w:jc w:val="left"/>
             </w:pPr>
             <w:r>
               <w:t xml:space="preserve">Notes</w:t>
@@ -4398,6 +4741,7 @@
           <w:p>
             <w:pPr>
               <w:pStyle w:val="Compact"/>
+              <w:jc w:val="left"/>
             </w:pPr>
             <w:r>
               <w:t xml:space="preserve">Id</w:t>
@@ -4409,6 +4753,7 @@
           <w:p>
             <w:pPr>
               <w:pStyle w:val="Compact"/>
+              <w:jc w:val="left"/>
             </w:pPr>
             <w:r>
               <w:t xml:space="preserve">uniqueidentifier</w:t>
@@ -4420,6 +4765,7 @@
           <w:p>
             <w:pPr>
               <w:pStyle w:val="Compact"/>
+              <w:jc w:val="left"/>
             </w:pPr>
             <w:r>
               <w:t xml:space="preserve">no</w:t>
@@ -4431,6 +4777,7 @@
           <w:p>
             <w:pPr>
               <w:pStyle w:val="Compact"/>
+              <w:jc w:val="left"/>
             </w:pPr>
             <w:r>
               <w:t xml:space="preserve">PK</w:t>
@@ -4444,6 +4791,7 @@
           <w:p>
             <w:pPr>
               <w:pStyle w:val="Compact"/>
+              <w:jc w:val="left"/>
             </w:pPr>
             <w:r>
               <w:t xml:space="preserve">DocumentId</w:t>
@@ -4455,6 +4803,7 @@
           <w:p>
             <w:pPr>
               <w:pStyle w:val="Compact"/>
+              <w:jc w:val="left"/>
             </w:pPr>
             <w:r>
               <w:t xml:space="preserve">uniqueidentifier</w:t>
@@ -4466,6 +4815,7 @@
           <w:p>
             <w:pPr>
               <w:pStyle w:val="Compact"/>
+              <w:jc w:val="left"/>
             </w:pPr>
             <w:r>
               <w:t xml:space="preserve">no</w:t>
@@ -4477,6 +4827,7 @@
           <w:p>
             <w:pPr>
               <w:pStyle w:val="Compact"/>
+              <w:jc w:val="left"/>
             </w:pPr>
             <w:r>
               <w:t xml:space="preserve">FK → Document</w:t>
@@ -4490,6 +4841,7 @@
           <w:p>
             <w:pPr>
               <w:pStyle w:val="Compact"/>
+              <w:jc w:val="left"/>
             </w:pPr>
             <w:r>
               <w:t xml:space="preserve">TokenHash</w:t>
@@ -4501,6 +4853,7 @@
           <w:p>
             <w:pPr>
               <w:pStyle w:val="Compact"/>
+              <w:jc w:val="left"/>
             </w:pPr>
             <w:r>
               <w:t xml:space="preserve">binary(32)</w:t>
@@ -4512,6 +4865,7 @@
           <w:p>
             <w:pPr>
               <w:pStyle w:val="Compact"/>
+              <w:jc w:val="left"/>
             </w:pPr>
             <w:r>
               <w:t xml:space="preserve">no</w:t>
@@ -4523,6 +4877,7 @@
           <w:p>
             <w:pPr>
               <w:pStyle w:val="Compact"/>
+              <w:jc w:val="left"/>
             </w:pPr>
             <w:r>
               <w:t xml:space="preserve">UQ; raw token only in the URL</w:t>
@@ -4536,6 +4891,7 @@
           <w:p>
             <w:pPr>
               <w:pStyle w:val="Compact"/>
+              <w:jc w:val="left"/>
             </w:pPr>
             <w:r>
               <w:t xml:space="preserve">ExpiresAt</w:t>
@@ -4547,6 +4903,7 @@
           <w:p>
             <w:pPr>
               <w:pStyle w:val="Compact"/>
+              <w:jc w:val="left"/>
             </w:pPr>
             <w:r>
               <w:t xml:space="preserve">datetime2</w:t>
@@ -4558,6 +4915,7 @@
           <w:p>
             <w:pPr>
               <w:pStyle w:val="Compact"/>
+              <w:jc w:val="left"/>
             </w:pPr>
             <w:r>
               <w:t xml:space="preserve">no</w:t>
@@ -4569,6 +4927,7 @@
           <w:p>
             <w:pPr>
               <w:pStyle w:val="Compact"/>
+              <w:jc w:val="left"/>
             </w:pPr>
             <w:r>
               <w:t xml:space="preserve">≤ 7 days from creation (FR-DOC-008)</w:t>
@@ -4582,6 +4941,7 @@
           <w:p>
             <w:pPr>
               <w:pStyle w:val="Compact"/>
+              <w:jc w:val="left"/>
             </w:pPr>
             <w:r>
               <w:t xml:space="preserve">RevokedAt</w:t>
@@ -4593,6 +4953,7 @@
           <w:p>
             <w:pPr>
               <w:pStyle w:val="Compact"/>
+              <w:jc w:val="left"/>
             </w:pPr>
             <w:r>
               <w:t xml:space="preserve">datetime2</w:t>
@@ -4604,6 +4965,7 @@
           <w:p>
             <w:pPr>
               <w:pStyle w:val="Compact"/>
+              <w:jc w:val="left"/>
             </w:pPr>
             <w:r>
               <w:t xml:space="preserve">yes</w:t>
@@ -4625,6 +4987,7 @@
           <w:p>
             <w:pPr>
               <w:pStyle w:val="Compact"/>
+              <w:jc w:val="left"/>
             </w:pPr>
             <w:r>
               <w:t xml:space="preserve">AccessCount</w:t>
@@ -4636,6 +4999,7 @@
           <w:p>
             <w:pPr>
               <w:pStyle w:val="Compact"/>
+              <w:jc w:val="left"/>
             </w:pPr>
             <w:r>
               <w:t xml:space="preserve">int</w:t>
@@ -4647,6 +5011,7 @@
           <w:p>
             <w:pPr>
               <w:pStyle w:val="Compact"/>
+              <w:jc w:val="left"/>
             </w:pPr>
             <w:r>
               <w:t xml:space="preserve">no</w:t>
@@ -4663,9 +5028,9 @@
         </w:tc>
       </w:tr>
     </w:tbl>
-    <w:bookmarkEnd w:id="21"/>
-    <w:bookmarkEnd w:id="22"/>
-    <w:bookmarkStart w:id="26" w:name="schema-reminders"/>
+    <w:bookmarkEnd w:id="32"/>
+    <w:bookmarkEnd w:id="33"/>
+    <w:bookmarkStart w:id="37" w:name="schema-reminders"/>
     <w:p>
       <w:pPr>
         <w:pStyle w:val="Heading2"/>
@@ -4692,7 +5057,7 @@
         <w:t xml:space="preserve">reminders</w:t>
       </w:r>
     </w:p>
-    <w:bookmarkStart w:id="23" w:name="reminders.reminderrule-e-reminderrule"/>
+    <w:bookmarkStart w:id="34" w:name="reminders.reminderrule-e-reminderrule"/>
     <w:p>
       <w:pPr>
         <w:pStyle w:val="Heading3"/>
@@ -4723,8 +5088,8 @@
       <w:tblPr>
         <w:tblStyle w:val="Table"/>
         <w:tblW w:type="pct" w:w="5000"/>
-        <w:tblLayout w:type="fixed"/>
         <w:tblLook w:firstRow="1" w:lastRow="0" w:firstColumn="0" w:lastColumn="0" w:noHBand="0" w:noVBand="0" w:val="0020"/>
+        <w:jc w:val="start"/>
       </w:tblPr>
       <w:tblGrid>
         <w:gridCol w:w="1980"/>
@@ -4734,13 +5099,14 @@
       </w:tblGrid>
       <w:tr>
         <w:trPr>
-          <w:tblHeader w:val="on"/>
+          <w:tblHeader w:val="true"/>
         </w:trPr>
         <w:tc>
           <w:tcPr/>
           <w:p>
             <w:pPr>
               <w:pStyle w:val="Compact"/>
+              <w:jc w:val="left"/>
             </w:pPr>
             <w:r>
               <w:t xml:space="preserve">Column</w:t>
@@ -4752,6 +5118,7 @@
           <w:p>
             <w:pPr>
               <w:pStyle w:val="Compact"/>
+              <w:jc w:val="left"/>
             </w:pPr>
             <w:r>
               <w:t xml:space="preserve">Type</w:t>
@@ -4763,6 +5130,7 @@
           <w:p>
             <w:pPr>
               <w:pStyle w:val="Compact"/>
+              <w:jc w:val="left"/>
             </w:pPr>
             <w:r>
               <w:t xml:space="preserve">Null</w:t>
@@ -4774,6 +5142,7 @@
           <w:p>
             <w:pPr>
               <w:pStyle w:val="Compact"/>
+              <w:jc w:val="left"/>
             </w:pPr>
             <w:r>
               <w:t xml:space="preserve">Notes</w:t>
@@ -4787,6 +5156,7 @@
           <w:p>
             <w:pPr>
               <w:pStyle w:val="Compact"/>
+              <w:jc w:val="left"/>
             </w:pPr>
             <w:r>
               <w:t xml:space="preserve">Id</w:t>
@@ -4798,6 +5168,7 @@
           <w:p>
             <w:pPr>
               <w:pStyle w:val="Compact"/>
+              <w:jc w:val="left"/>
             </w:pPr>
             <w:r>
               <w:t xml:space="preserve">uniqueidentifier</w:t>
@@ -4809,6 +5180,7 @@
           <w:p>
             <w:pPr>
               <w:pStyle w:val="Compact"/>
+              <w:jc w:val="left"/>
             </w:pPr>
             <w:r>
               <w:t xml:space="preserve">no</w:t>
@@ -4820,6 +5192,7 @@
           <w:p>
             <w:pPr>
               <w:pStyle w:val="Compact"/>
+              <w:jc w:val="left"/>
             </w:pPr>
             <w:r>
               <w:t xml:space="preserve">PK</w:t>
@@ -4833,6 +5206,7 @@
           <w:p>
             <w:pPr>
               <w:pStyle w:val="Compact"/>
+              <w:jc w:val="left"/>
             </w:pPr>
             <w:r>
               <w:t xml:space="preserve">UserId</w:t>
@@ -4844,6 +5218,7 @@
           <w:p>
             <w:pPr>
               <w:pStyle w:val="Compact"/>
+              <w:jc w:val="left"/>
             </w:pPr>
             <w:r>
               <w:t xml:space="preserve">uniqueidentifier</w:t>
@@ -4855,6 +5230,7 @@
           <w:p>
             <w:pPr>
               <w:pStyle w:val="Compact"/>
+              <w:jc w:val="left"/>
             </w:pPr>
             <w:r>
               <w:t xml:space="preserve">no</w:t>
@@ -4866,6 +5242,7 @@
           <w:p>
             <w:pPr>
               <w:pStyle w:val="Compact"/>
+              <w:jc w:val="left"/>
             </w:pPr>
             <w:r>
               <w:t xml:space="preserve">UQ; one rule per user</w:t>
@@ -4879,6 +5256,7 @@
           <w:p>
             <w:pPr>
               <w:pStyle w:val="Compact"/>
+              <w:jc w:val="left"/>
             </w:pPr>
             <w:r>
               <w:t xml:space="preserve">OffsetsDays</w:t>
@@ -4890,6 +5268,7 @@
           <w:p>
             <w:pPr>
               <w:pStyle w:val="Compact"/>
+              <w:jc w:val="left"/>
             </w:pPr>
             <w:r>
               <w:t xml:space="preserve">nvarchar(64)</w:t>
@@ -4901,6 +5280,7 @@
           <w:p>
             <w:pPr>
               <w:pStyle w:val="Compact"/>
+              <w:jc w:val="left"/>
             </w:pPr>
             <w:r>
               <w:t xml:space="preserve">no</w:t>
@@ -4912,6 +5292,7 @@
           <w:p>
             <w:pPr>
               <w:pStyle w:val="Compact"/>
+              <w:jc w:val="left"/>
             </w:pPr>
             <w:r>
               <w:t xml:space="preserve">CSV</w:t>
@@ -4940,6 +5321,7 @@
           <w:p>
             <w:pPr>
               <w:pStyle w:val="Compact"/>
+              <w:jc w:val="left"/>
             </w:pPr>
             <w:r>
               <w:t xml:space="preserve">Channels</w:t>
@@ -4951,6 +5333,7 @@
           <w:p>
             <w:pPr>
               <w:pStyle w:val="Compact"/>
+              <w:jc w:val="left"/>
             </w:pPr>
             <w:r>
               <w:t xml:space="preserve">tinyint</w:t>
@@ -4962,6 +5345,7 @@
           <w:p>
             <w:pPr>
               <w:pStyle w:val="Compact"/>
+              <w:jc w:val="left"/>
             </w:pPr>
             <w:r>
               <w:t xml:space="preserve">no</w:t>
@@ -4973,6 +5357,7 @@
           <w:p>
             <w:pPr>
               <w:pStyle w:val="Compact"/>
+              <w:jc w:val="left"/>
             </w:pPr>
             <w:r>
               <w:t xml:space="preserve">flags: Email=1, Push=2</w:t>
@@ -4986,6 +5371,7 @@
           <w:p>
             <w:pPr>
               <w:pStyle w:val="Compact"/>
+              <w:jc w:val="left"/>
             </w:pPr>
             <w:r>
               <w:t xml:space="preserve">QuietFrom</w:t>
@@ -4997,6 +5383,7 @@
           <w:p>
             <w:pPr>
               <w:pStyle w:val="Compact"/>
+              <w:jc w:val="left"/>
             </w:pPr>
             <w:r>
               <w:t xml:space="preserve">time</w:t>
@@ -5008,6 +5395,7 @@
           <w:p>
             <w:pPr>
               <w:pStyle w:val="Compact"/>
+              <w:jc w:val="left"/>
             </w:pPr>
             <w:r>
               <w:t xml:space="preserve">yes</w:t>
@@ -5019,6 +5407,7 @@
           <w:p>
             <w:pPr>
               <w:pStyle w:val="Compact"/>
+              <w:jc w:val="left"/>
             </w:pPr>
             <w:r>
               <w:t xml:space="preserve">Local time of user</w:t>
@@ -5032,6 +5421,7 @@
           <w:p>
             <w:pPr>
               <w:pStyle w:val="Compact"/>
+              <w:jc w:val="left"/>
             </w:pPr>
             <w:r>
               <w:t xml:space="preserve">QuietTo</w:t>
@@ -5043,6 +5433,7 @@
           <w:p>
             <w:pPr>
               <w:pStyle w:val="Compact"/>
+              <w:jc w:val="left"/>
             </w:pPr>
             <w:r>
               <w:t xml:space="preserve">time</w:t>
@@ -5054,6 +5445,7 @@
           <w:p>
             <w:pPr>
               <w:pStyle w:val="Compact"/>
+              <w:jc w:val="left"/>
             </w:pPr>
             <w:r>
               <w:t xml:space="preserve">yes</w:t>
@@ -5075,6 +5467,7 @@
           <w:p>
             <w:pPr>
               <w:pStyle w:val="Compact"/>
+              <w:jc w:val="left"/>
             </w:pPr>
             <w:r>
               <w:t xml:space="preserve">TimeZoneId</w:t>
@@ -5086,6 +5479,7 @@
           <w:p>
             <w:pPr>
               <w:pStyle w:val="Compact"/>
+              <w:jc w:val="left"/>
             </w:pPr>
             <w:r>
               <w:t xml:space="preserve">nvarchar(64)</w:t>
@@ -5097,6 +5491,7 @@
           <w:p>
             <w:pPr>
               <w:pStyle w:val="Compact"/>
+              <w:jc w:val="left"/>
             </w:pPr>
             <w:r>
               <w:t xml:space="preserve">no</w:t>
@@ -5108,6 +5503,7 @@
           <w:p>
             <w:pPr>
               <w:pStyle w:val="Compact"/>
+              <w:jc w:val="left"/>
             </w:pPr>
             <w:r>
               <w:t xml:space="preserve">IANA id, e.g. </w:t>
@@ -5122,8 +5518,8 @@
         </w:tc>
       </w:tr>
     </w:tbl>
-    <w:bookmarkEnd w:id="23"/>
-    <w:bookmarkStart w:id="24" w:name="reminders.reminder-e-reminder"/>
+    <w:bookmarkEnd w:id="34"/>
+    <w:bookmarkStart w:id="35" w:name="reminders.reminder-e-reminder"/>
     <w:p>
       <w:pPr>
         <w:pStyle w:val="Heading3"/>
@@ -5155,6 +5551,7 @@
         <w:tblStyle w:val="Table"/>
         <w:tblW w:type="auto" w:w="0"/>
         <w:tblLook w:firstRow="1" w:lastRow="0" w:firstColumn="0" w:lastColumn="0" w:noHBand="0" w:noVBand="0" w:val="0020"/>
+        <w:jc w:val="start"/>
       </w:tblPr>
       <w:tblGrid>
         <w:gridCol w:w="1980"/>
@@ -5164,13 +5561,14 @@
       </w:tblGrid>
       <w:tr>
         <w:trPr>
-          <w:tblHeader w:val="on"/>
+          <w:tblHeader w:val="true"/>
         </w:trPr>
         <w:tc>
           <w:tcPr/>
           <w:p>
             <w:pPr>
               <w:pStyle w:val="Compact"/>
+              <w:jc w:val="left"/>
             </w:pPr>
             <w:r>
               <w:t xml:space="preserve">Column</w:t>
@@ -5182,6 +5580,7 @@
           <w:p>
             <w:pPr>
               <w:pStyle w:val="Compact"/>
+              <w:jc w:val="left"/>
             </w:pPr>
             <w:r>
               <w:t xml:space="preserve">Type</w:t>
@@ -5193,6 +5592,7 @@
           <w:p>
             <w:pPr>
               <w:pStyle w:val="Compact"/>
+              <w:jc w:val="left"/>
             </w:pPr>
             <w:r>
               <w:t xml:space="preserve">Null</w:t>
@@ -5204,6 +5604,7 @@
           <w:p>
             <w:pPr>
               <w:pStyle w:val="Compact"/>
+              <w:jc w:val="left"/>
             </w:pPr>
             <w:r>
               <w:t xml:space="preserve">Notes</w:t>
@@ -5217,6 +5618,7 @@
           <w:p>
             <w:pPr>
               <w:pStyle w:val="Compact"/>
+              <w:jc w:val="left"/>
             </w:pPr>
             <w:r>
               <w:t xml:space="preserve">Id</w:t>
@@ -5228,6 +5630,7 @@
           <w:p>
             <w:pPr>
               <w:pStyle w:val="Compact"/>
+              <w:jc w:val="left"/>
             </w:pPr>
             <w:r>
               <w:t xml:space="preserve">uniqueidentifier</w:t>
@@ -5239,6 +5642,7 @@
           <w:p>
             <w:pPr>
               <w:pStyle w:val="Compact"/>
+              <w:jc w:val="left"/>
             </w:pPr>
             <w:r>
               <w:t xml:space="preserve">no</w:t>
@@ -5250,6 +5654,7 @@
           <w:p>
             <w:pPr>
               <w:pStyle w:val="Compact"/>
+              <w:jc w:val="left"/>
             </w:pPr>
             <w:r>
               <w:t xml:space="preserve">PK</w:t>
@@ -5263,6 +5668,7 @@
           <w:p>
             <w:pPr>
               <w:pStyle w:val="Compact"/>
+              <w:jc w:val="left"/>
             </w:pPr>
             <w:r>
               <w:t xml:space="preserve">UserId</w:t>
@@ -5274,6 +5680,7 @@
           <w:p>
             <w:pPr>
               <w:pStyle w:val="Compact"/>
+              <w:jc w:val="left"/>
             </w:pPr>
             <w:r>
               <w:t xml:space="preserve">uniqueidentifier</w:t>
@@ -5285,6 +5692,7 @@
           <w:p>
             <w:pPr>
               <w:pStyle w:val="Compact"/>
+              <w:jc w:val="left"/>
             </w:pPr>
             <w:r>
               <w:t xml:space="preserve">no</w:t>
@@ -5296,6 +5704,7 @@
           <w:p>
             <w:pPr>
               <w:pStyle w:val="Compact"/>
+              <w:jc w:val="left"/>
             </w:pPr>
             <w:r>
               <w:t xml:space="preserve">IX</w:t>
@@ -5309,6 +5718,7 @@
           <w:p>
             <w:pPr>
               <w:pStyle w:val="Compact"/>
+              <w:jc w:val="left"/>
             </w:pPr>
             <w:r>
               <w:t xml:space="preserve">DocumentId</w:t>
@@ -5320,6 +5730,7 @@
           <w:p>
             <w:pPr>
               <w:pStyle w:val="Compact"/>
+              <w:jc w:val="left"/>
             </w:pPr>
             <w:r>
               <w:t xml:space="preserve">uniqueidentifier</w:t>
@@ -5331,6 +5742,7 @@
           <w:p>
             <w:pPr>
               <w:pStyle w:val="Compact"/>
+              <w:jc w:val="left"/>
             </w:pPr>
             <w:r>
               <w:t xml:space="preserve">no</w:t>
@@ -5342,6 +5754,7 @@
           <w:p>
             <w:pPr>
               <w:pStyle w:val="Compact"/>
+              <w:jc w:val="left"/>
             </w:pPr>
             <w:r>
               <w:t xml:space="preserve">→</w:t>
@@ -5370,6 +5783,7 @@
           <w:p>
             <w:pPr>
               <w:pStyle w:val="Compact"/>
+              <w:jc w:val="left"/>
             </w:pPr>
             <w:r>
               <w:t xml:space="preserve">OffsetDays</w:t>
@@ -5381,6 +5795,7 @@
           <w:p>
             <w:pPr>
               <w:pStyle w:val="Compact"/>
+              <w:jc w:val="left"/>
             </w:pPr>
             <w:r>
               <w:t xml:space="preserve">int</w:t>
@@ -5392,6 +5807,7 @@
           <w:p>
             <w:pPr>
               <w:pStyle w:val="Compact"/>
+              <w:jc w:val="left"/>
             </w:pPr>
             <w:r>
               <w:t xml:space="preserve">no</w:t>
@@ -5413,6 +5829,7 @@
           <w:p>
             <w:pPr>
               <w:pStyle w:val="Compact"/>
+              <w:jc w:val="left"/>
             </w:pPr>
             <w:r>
               <w:t xml:space="preserve">DueDate</w:t>
@@ -5424,6 +5841,7 @@
           <w:p>
             <w:pPr>
               <w:pStyle w:val="Compact"/>
+              <w:jc w:val="left"/>
             </w:pPr>
             <w:r>
               <w:t xml:space="preserve">date</w:t>
@@ -5435,6 +5853,7 @@
           <w:p>
             <w:pPr>
               <w:pStyle w:val="Compact"/>
+              <w:jc w:val="left"/>
             </w:pPr>
             <w:r>
               <w:t xml:space="preserve">no</w:t>
@@ -5446,6 +5865,7 @@
           <w:p>
             <w:pPr>
               <w:pStyle w:val="Compact"/>
+              <w:jc w:val="left"/>
             </w:pPr>
             <w:r>
               <w:t xml:space="preserve">ExpiryDate − OffsetDays</w:t>
@@ -5459,6 +5879,7 @@
           <w:p>
             <w:pPr>
               <w:pStyle w:val="Compact"/>
+              <w:jc w:val="left"/>
             </w:pPr>
             <w:r>
               <w:t xml:space="preserve">Status</w:t>
@@ -5470,6 +5891,7 @@
           <w:p>
             <w:pPr>
               <w:pStyle w:val="Compact"/>
+              <w:jc w:val="left"/>
             </w:pPr>
             <w:r>
               <w:t xml:space="preserve">tinyint</w:t>
@@ -5481,6 +5903,7 @@
           <w:p>
             <w:pPr>
               <w:pStyle w:val="Compact"/>
+              <w:jc w:val="left"/>
             </w:pPr>
             <w:r>
               <w:t xml:space="preserve">no</w:t>
@@ -5492,6 +5915,7 @@
           <w:p>
             <w:pPr>
               <w:pStyle w:val="Compact"/>
+              <w:jc w:val="left"/>
             </w:pPr>
             <w:r>
               <w:t xml:space="preserve">enum: Pending=0, Sent, Failed, Cancelled</w:t>
@@ -5505,6 +5929,7 @@
           <w:p>
             <w:pPr>
               <w:pStyle w:val="Compact"/>
+              <w:jc w:val="left"/>
             </w:pPr>
             <w:r>
               <w:t xml:space="preserve">SentAt</w:t>
@@ -5516,6 +5941,7 @@
           <w:p>
             <w:pPr>
               <w:pStyle w:val="Compact"/>
+              <w:jc w:val="left"/>
             </w:pPr>
             <w:r>
               <w:t xml:space="preserve">datetime2</w:t>
@@ -5527,6 +5953,7 @@
           <w:p>
             <w:pPr>
               <w:pStyle w:val="Compact"/>
+              <w:jc w:val="left"/>
             </w:pPr>
             <w:r>
               <w:t xml:space="preserve">yes</w:t>
@@ -5538,6 +5965,7 @@
           <w:p>
             <w:pPr>
               <w:pStyle w:val="Compact"/>
+              <w:jc w:val="left"/>
             </w:pPr>
             <w:r>
               <w:t xml:space="preserve">UTC</w:t>
@@ -5584,8 +6012,8 @@
         <w:t xml:space="preserve">(nightly job scan).</w:t>
       </w:r>
     </w:p>
-    <w:bookmarkEnd w:id="24"/>
-    <w:bookmarkStart w:id="25" w:name="reminders.deliverylog-e-deliverylog"/>
+    <w:bookmarkEnd w:id="35"/>
+    <w:bookmarkStart w:id="36" w:name="reminders.deliverylog-e-deliverylog"/>
     <w:p>
       <w:pPr>
         <w:pStyle w:val="Heading3"/>
@@ -5617,6 +6045,7 @@
         <w:tblStyle w:val="Table"/>
         <w:tblW w:type="auto" w:w="0"/>
         <w:tblLook w:firstRow="1" w:lastRow="0" w:firstColumn="0" w:lastColumn="0" w:noHBand="0" w:noVBand="0" w:val="0020"/>
+        <w:jc w:val="start"/>
       </w:tblPr>
       <w:tblGrid>
         <w:gridCol w:w="1980"/>
@@ -5626,13 +6055,14 @@
       </w:tblGrid>
       <w:tr>
         <w:trPr>
-          <w:tblHeader w:val="on"/>
+          <w:tblHeader w:val="true"/>
         </w:trPr>
         <w:tc>
           <w:tcPr/>
           <w:p>
             <w:pPr>
               <w:pStyle w:val="Compact"/>
+              <w:jc w:val="left"/>
             </w:pPr>
             <w:r>
               <w:t xml:space="preserve">Column</w:t>
@@ -5644,6 +6074,7 @@
           <w:p>
             <w:pPr>
               <w:pStyle w:val="Compact"/>
+              <w:jc w:val="left"/>
             </w:pPr>
             <w:r>
               <w:t xml:space="preserve">Type</w:t>
@@ -5655,6 +6086,7 @@
           <w:p>
             <w:pPr>
               <w:pStyle w:val="Compact"/>
+              <w:jc w:val="left"/>
             </w:pPr>
             <w:r>
               <w:t xml:space="preserve">Null</w:t>
@@ -5666,6 +6098,7 @@
           <w:p>
             <w:pPr>
               <w:pStyle w:val="Compact"/>
+              <w:jc w:val="left"/>
             </w:pPr>
             <w:r>
               <w:t xml:space="preserve">Notes</w:t>
@@ -5679,6 +6112,7 @@
           <w:p>
             <w:pPr>
               <w:pStyle w:val="Compact"/>
+              <w:jc w:val="left"/>
             </w:pPr>
             <w:r>
               <w:t xml:space="preserve">Id</w:t>
@@ -5690,6 +6124,7 @@
           <w:p>
             <w:pPr>
               <w:pStyle w:val="Compact"/>
+              <w:jc w:val="left"/>
             </w:pPr>
             <w:r>
               <w:t xml:space="preserve">uniqueidentifier</w:t>
@@ -5701,6 +6136,7 @@
           <w:p>
             <w:pPr>
               <w:pStyle w:val="Compact"/>
+              <w:jc w:val="left"/>
             </w:pPr>
             <w:r>
               <w:t xml:space="preserve">no</w:t>
@@ -5712,6 +6148,7 @@
           <w:p>
             <w:pPr>
               <w:pStyle w:val="Compact"/>
+              <w:jc w:val="left"/>
             </w:pPr>
             <w:r>
               <w:t xml:space="preserve">PK</w:t>
@@ -5725,6 +6162,7 @@
           <w:p>
             <w:pPr>
               <w:pStyle w:val="Compact"/>
+              <w:jc w:val="left"/>
             </w:pPr>
             <w:r>
               <w:t xml:space="preserve">ReminderId</w:t>
@@ -5736,6 +6174,7 @@
           <w:p>
             <w:pPr>
               <w:pStyle w:val="Compact"/>
+              <w:jc w:val="left"/>
             </w:pPr>
             <w:r>
               <w:t xml:space="preserve">uniqueidentifier</w:t>
@@ -5747,6 +6186,7 @@
           <w:p>
             <w:pPr>
               <w:pStyle w:val="Compact"/>
+              <w:jc w:val="left"/>
             </w:pPr>
             <w:r>
               <w:t xml:space="preserve">no</w:t>
@@ -5758,6 +6198,7 @@
           <w:p>
             <w:pPr>
               <w:pStyle w:val="Compact"/>
+              <w:jc w:val="left"/>
             </w:pPr>
             <w:r>
               <w:t xml:space="preserve">FK → Reminder; IX</w:t>
@@ -5771,6 +6212,7 @@
           <w:p>
             <w:pPr>
               <w:pStyle w:val="Compact"/>
+              <w:jc w:val="left"/>
             </w:pPr>
             <w:r>
               <w:t xml:space="preserve">Channel</w:t>
@@ -5782,6 +6224,7 @@
           <w:p>
             <w:pPr>
               <w:pStyle w:val="Compact"/>
+              <w:jc w:val="left"/>
             </w:pPr>
             <w:r>
               <w:t xml:space="preserve">tinyint</w:t>
@@ -5793,6 +6236,7 @@
           <w:p>
             <w:pPr>
               <w:pStyle w:val="Compact"/>
+              <w:jc w:val="left"/>
             </w:pPr>
             <w:r>
               <w:t xml:space="preserve">no</w:t>
@@ -5804,6 +6248,7 @@
           <w:p>
             <w:pPr>
               <w:pStyle w:val="Compact"/>
+              <w:jc w:val="left"/>
             </w:pPr>
             <w:r>
               <w:t xml:space="preserve">Email=1, Push=2</w:t>
@@ -5817,6 +6262,7 @@
           <w:p>
             <w:pPr>
               <w:pStyle w:val="Compact"/>
+              <w:jc w:val="left"/>
             </w:pPr>
             <w:r>
               <w:t xml:space="preserve">AttemptedAt</w:t>
@@ -5828,6 +6274,7 @@
           <w:p>
             <w:pPr>
               <w:pStyle w:val="Compact"/>
+              <w:jc w:val="left"/>
             </w:pPr>
             <w:r>
               <w:t xml:space="preserve">datetime2</w:t>
@@ -5839,6 +6286,7 @@
           <w:p>
             <w:pPr>
               <w:pStyle w:val="Compact"/>
+              <w:jc w:val="left"/>
             </w:pPr>
             <w:r>
               <w:t xml:space="preserve">no</w:t>
@@ -5850,6 +6298,7 @@
           <w:p>
             <w:pPr>
               <w:pStyle w:val="Compact"/>
+              <w:jc w:val="left"/>
             </w:pPr>
             <w:r>
               <w:t xml:space="preserve">UTC</w:t>
@@ -5863,6 +6312,7 @@
           <w:p>
             <w:pPr>
               <w:pStyle w:val="Compact"/>
+              <w:jc w:val="left"/>
             </w:pPr>
             <w:r>
               <w:t xml:space="preserve">Succeeded</w:t>
@@ -5874,6 +6324,7 @@
           <w:p>
             <w:pPr>
               <w:pStyle w:val="Compact"/>
+              <w:jc w:val="left"/>
             </w:pPr>
             <w:r>
               <w:t xml:space="preserve">bit</w:t>
@@ -5885,6 +6336,7 @@
           <w:p>
             <w:pPr>
               <w:pStyle w:val="Compact"/>
+              <w:jc w:val="left"/>
             </w:pPr>
             <w:r>
               <w:t xml:space="preserve">no</w:t>
@@ -5906,6 +6358,7 @@
           <w:p>
             <w:pPr>
               <w:pStyle w:val="Compact"/>
+              <w:jc w:val="left"/>
             </w:pPr>
             <w:r>
               <w:t xml:space="preserve">Error</w:t>
@@ -5917,6 +6370,7 @@
           <w:p>
             <w:pPr>
               <w:pStyle w:val="Compact"/>
+              <w:jc w:val="left"/>
             </w:pPr>
             <w:r>
               <w:t xml:space="preserve">nvarchar(512)</w:t>
@@ -5928,6 +6382,7 @@
           <w:p>
             <w:pPr>
               <w:pStyle w:val="Compact"/>
+              <w:jc w:val="left"/>
             </w:pPr>
             <w:r>
               <w:t xml:space="preserve">yes</w:t>
@@ -5944,9 +6399,9 @@
         </w:tc>
       </w:tr>
     </w:tbl>
-    <w:bookmarkEnd w:id="25"/>
-    <w:bookmarkEnd w:id="26"/>
-    <w:bookmarkStart w:id="32" w:name="schema-guides"/>
+    <w:bookmarkEnd w:id="36"/>
+    <w:bookmarkEnd w:id="37"/>
+    <w:bookmarkStart w:id="43" w:name="schema-guides"/>
     <w:p>
       <w:pPr>
         <w:pStyle w:val="Heading2"/>
@@ -5973,7 +6428,7 @@
         <w:t xml:space="preserve">guides</w:t>
       </w:r>
     </w:p>
-    <w:bookmarkStart w:id="27" w:name="guides.guide-e-guide"/>
+    <w:bookmarkStart w:id="38" w:name="guides.guide-e-guide"/>
     <w:p>
       <w:pPr>
         <w:pStyle w:val="Heading3"/>
@@ -6004,8 +6459,8 @@
       <w:tblPr>
         <w:tblStyle w:val="Table"/>
         <w:tblW w:type="pct" w:w="5000"/>
-        <w:tblLayout w:type="fixed"/>
         <w:tblLook w:firstRow="1" w:lastRow="0" w:firstColumn="0" w:lastColumn="0" w:noHBand="0" w:noVBand="0" w:val="0020"/>
+        <w:jc w:val="start"/>
       </w:tblPr>
       <w:tblGrid>
         <w:gridCol w:w="1980"/>
@@ -6015,13 +6470,14 @@
       </w:tblGrid>
       <w:tr>
         <w:trPr>
-          <w:tblHeader w:val="on"/>
+          <w:tblHeader w:val="true"/>
         </w:trPr>
         <w:tc>
           <w:tcPr/>
           <w:p>
             <w:pPr>
               <w:pStyle w:val="Compact"/>
+              <w:jc w:val="left"/>
             </w:pPr>
             <w:r>
               <w:t xml:space="preserve">Column</w:t>
@@ -6033,6 +6489,7 @@
           <w:p>
             <w:pPr>
               <w:pStyle w:val="Compact"/>
+              <w:jc w:val="left"/>
             </w:pPr>
             <w:r>
               <w:t xml:space="preserve">Type</w:t>
@@ -6044,6 +6501,7 @@
           <w:p>
             <w:pPr>
               <w:pStyle w:val="Compact"/>
+              <w:jc w:val="left"/>
             </w:pPr>
             <w:r>
               <w:t xml:space="preserve">Null</w:t>
@@ -6055,6 +6513,7 @@
           <w:p>
             <w:pPr>
               <w:pStyle w:val="Compact"/>
+              <w:jc w:val="left"/>
             </w:pPr>
             <w:r>
               <w:t xml:space="preserve">Notes</w:t>
@@ -6068,6 +6527,7 @@
           <w:p>
             <w:pPr>
               <w:pStyle w:val="Compact"/>
+              <w:jc w:val="left"/>
             </w:pPr>
             <w:r>
               <w:t xml:space="preserve">Id</w:t>
@@ -6079,6 +6539,7 @@
           <w:p>
             <w:pPr>
               <w:pStyle w:val="Compact"/>
+              <w:jc w:val="left"/>
             </w:pPr>
             <w:r>
               <w:t xml:space="preserve">uniqueidentifier</w:t>
@@ -6090,6 +6551,7 @@
           <w:p>
             <w:pPr>
               <w:pStyle w:val="Compact"/>
+              <w:jc w:val="left"/>
             </w:pPr>
             <w:r>
               <w:t xml:space="preserve">no</w:t>
@@ -6101,6 +6563,7 @@
           <w:p>
             <w:pPr>
               <w:pStyle w:val="Compact"/>
+              <w:jc w:val="left"/>
             </w:pPr>
             <w:r>
               <w:t xml:space="preserve">PK</w:t>
@@ -6114,6 +6577,7 @@
           <w:p>
             <w:pPr>
               <w:pStyle w:val="Compact"/>
+              <w:jc w:val="left"/>
             </w:pPr>
             <w:r>
               <w:t xml:space="preserve">Slug</w:t>
@@ -6125,6 +6589,7 @@
           <w:p>
             <w:pPr>
               <w:pStyle w:val="Compact"/>
+              <w:jc w:val="left"/>
             </w:pPr>
             <w:r>
               <w:t xml:space="preserve">nvarchar(64)</w:t>
@@ -6136,6 +6601,7 @@
           <w:p>
             <w:pPr>
               <w:pStyle w:val="Compact"/>
+              <w:jc w:val="left"/>
             </w:pPr>
             <w:r>
               <w:t xml:space="preserve">no</w:t>
@@ -6147,6 +6613,7 @@
           <w:p>
             <w:pPr>
               <w:pStyle w:val="Compact"/>
+              <w:jc w:val="left"/>
             </w:pPr>
             <w:r>
               <w:t xml:space="preserve">UQ; e.g. </w:t>
@@ -6166,6 +6633,7 @@
           <w:p>
             <w:pPr>
               <w:pStyle w:val="Compact"/>
+              <w:jc w:val="left"/>
             </w:pPr>
             <w:r>
               <w:t xml:space="preserve">TitleAr</w:t>
@@ -6177,6 +6645,7 @@
           <w:p>
             <w:pPr>
               <w:pStyle w:val="Compact"/>
+              <w:jc w:val="left"/>
             </w:pPr>
             <w:r>
               <w:t xml:space="preserve">nvarchar(256)</w:t>
@@ -6188,6 +6657,7 @@
           <w:p>
             <w:pPr>
               <w:pStyle w:val="Compact"/>
+              <w:jc w:val="left"/>
             </w:pPr>
             <w:r>
               <w:t xml:space="preserve">no</w:t>
@@ -6209,6 +6679,7 @@
           <w:p>
             <w:pPr>
               <w:pStyle w:val="Compact"/>
+              <w:jc w:val="left"/>
             </w:pPr>
             <w:r>
               <w:t xml:space="preserve">TitleEn</w:t>
@@ -6220,6 +6691,7 @@
           <w:p>
             <w:pPr>
               <w:pStyle w:val="Compact"/>
+              <w:jc w:val="left"/>
             </w:pPr>
             <w:r>
               <w:t xml:space="preserve">nvarchar(256)</w:t>
@@ -6231,6 +6703,7 @@
           <w:p>
             <w:pPr>
               <w:pStyle w:val="Compact"/>
+              <w:jc w:val="left"/>
             </w:pPr>
             <w:r>
               <w:t xml:space="preserve">no</w:t>
@@ -6252,6 +6725,7 @@
           <w:p>
             <w:pPr>
               <w:pStyle w:val="Compact"/>
+              <w:jc w:val="left"/>
             </w:pPr>
             <w:r>
               <w:t xml:space="preserve">PublishedVersionId</w:t>
@@ -6263,6 +6737,7 @@
           <w:p>
             <w:pPr>
               <w:pStyle w:val="Compact"/>
+              <w:jc w:val="left"/>
             </w:pPr>
             <w:r>
               <w:t xml:space="preserve">uniqueidentifier</w:t>
@@ -6274,6 +6749,7 @@
           <w:p>
             <w:pPr>
               <w:pStyle w:val="Compact"/>
+              <w:jc w:val="left"/>
             </w:pPr>
             <w:r>
               <w:t xml:space="preserve">yes</w:t>
@@ -6285,6 +6761,7 @@
           <w:p>
             <w:pPr>
               <w:pStyle w:val="Compact"/>
+              <w:jc w:val="left"/>
             </w:pPr>
             <w:r>
               <w:t xml:space="preserve">→ GuideVersion currently served</w:t>
@@ -6298,6 +6775,7 @@
           <w:p>
             <w:pPr>
               <w:pStyle w:val="Compact"/>
+              <w:jc w:val="left"/>
             </w:pPr>
             <w:r>
               <w:t xml:space="preserve">IsActive</w:t>
@@ -6309,6 +6787,7 @@
           <w:p>
             <w:pPr>
               <w:pStyle w:val="Compact"/>
+              <w:jc w:val="left"/>
             </w:pPr>
             <w:r>
               <w:t xml:space="preserve">bit</w:t>
@@ -6320,6 +6799,7 @@
           <w:p>
             <w:pPr>
               <w:pStyle w:val="Compact"/>
+              <w:jc w:val="left"/>
             </w:pPr>
             <w:r>
               <w:t xml:space="preserve">no</w:t>
@@ -6336,8 +6816,8 @@
         </w:tc>
       </w:tr>
     </w:tbl>
-    <w:bookmarkEnd w:id="27"/>
-    <w:bookmarkStart w:id="28" w:name="guides.guideversion-e-guideversion"/>
+    <w:bookmarkEnd w:id="38"/>
+    <w:bookmarkStart w:id="39" w:name="guides.guideversion-e-guideversion"/>
     <w:p>
       <w:pPr>
         <w:pStyle w:val="Heading3"/>
@@ -6369,6 +6849,7 @@
         <w:tblStyle w:val="Table"/>
         <w:tblW w:type="auto" w:w="0"/>
         <w:tblLook w:firstRow="1" w:lastRow="0" w:firstColumn="0" w:lastColumn="0" w:noHBand="0" w:noVBand="0" w:val="0020"/>
+        <w:jc w:val="start"/>
       </w:tblPr>
       <w:tblGrid>
         <w:gridCol w:w="1980"/>
@@ -6378,13 +6859,14 @@
       </w:tblGrid>
       <w:tr>
         <w:trPr>
-          <w:tblHeader w:val="on"/>
+          <w:tblHeader w:val="true"/>
         </w:trPr>
         <w:tc>
           <w:tcPr/>
           <w:p>
             <w:pPr>
               <w:pStyle w:val="Compact"/>
+              <w:jc w:val="left"/>
             </w:pPr>
             <w:r>
               <w:t xml:space="preserve">Column</w:t>
@@ -6396,6 +6878,7 @@
           <w:p>
             <w:pPr>
               <w:pStyle w:val="Compact"/>
+              <w:jc w:val="left"/>
             </w:pPr>
             <w:r>
               <w:t xml:space="preserve">Type</w:t>
@@ -6407,6 +6890,7 @@
           <w:p>
             <w:pPr>
               <w:pStyle w:val="Compact"/>
+              <w:jc w:val="left"/>
             </w:pPr>
             <w:r>
               <w:t xml:space="preserve">Null</w:t>
@@ -6418,6 +6902,7 @@
           <w:p>
             <w:pPr>
               <w:pStyle w:val="Compact"/>
+              <w:jc w:val="left"/>
             </w:pPr>
             <w:r>
               <w:t xml:space="preserve">Notes</w:t>
@@ -6431,6 +6916,7 @@
           <w:p>
             <w:pPr>
               <w:pStyle w:val="Compact"/>
+              <w:jc w:val="left"/>
             </w:pPr>
             <w:r>
               <w:t xml:space="preserve">Id</w:t>
@@ -6442,6 +6928,7 @@
           <w:p>
             <w:pPr>
               <w:pStyle w:val="Compact"/>
+              <w:jc w:val="left"/>
             </w:pPr>
             <w:r>
               <w:t xml:space="preserve">uniqueidentifier</w:t>
@@ -6453,6 +6940,7 @@
           <w:p>
             <w:pPr>
               <w:pStyle w:val="Compact"/>
+              <w:jc w:val="left"/>
             </w:pPr>
             <w:r>
               <w:t xml:space="preserve">no</w:t>
@@ -6464,6 +6952,7 @@
           <w:p>
             <w:pPr>
               <w:pStyle w:val="Compact"/>
+              <w:jc w:val="left"/>
             </w:pPr>
             <w:r>
               <w:t xml:space="preserve">PK</w:t>
@@ -6477,6 +6966,7 @@
           <w:p>
             <w:pPr>
               <w:pStyle w:val="Compact"/>
+              <w:jc w:val="left"/>
             </w:pPr>
             <w:r>
               <w:t xml:space="preserve">GuideId</w:t>
@@ -6488,6 +6978,7 @@
           <w:p>
             <w:pPr>
               <w:pStyle w:val="Compact"/>
+              <w:jc w:val="left"/>
             </w:pPr>
             <w:r>
               <w:t xml:space="preserve">uniqueidentifier</w:t>
@@ -6499,6 +6990,7 @@
           <w:p>
             <w:pPr>
               <w:pStyle w:val="Compact"/>
+              <w:jc w:val="left"/>
             </w:pPr>
             <w:r>
               <w:t xml:space="preserve">no</w:t>
@@ -6510,6 +7002,7 @@
           <w:p>
             <w:pPr>
               <w:pStyle w:val="Compact"/>
+              <w:jc w:val="left"/>
             </w:pPr>
             <w:r>
               <w:t xml:space="preserve">FK → Guide; IX</w:t>
@@ -6523,6 +7016,7 @@
           <w:p>
             <w:pPr>
               <w:pStyle w:val="Compact"/>
+              <w:jc w:val="left"/>
             </w:pPr>
             <w:r>
               <w:t xml:space="preserve">VersionNo</w:t>
@@ -6534,6 +7028,7 @@
           <w:p>
             <w:pPr>
               <w:pStyle w:val="Compact"/>
+              <w:jc w:val="left"/>
             </w:pPr>
             <w:r>
               <w:t xml:space="preserve">int</w:t>
@@ -6545,6 +7040,7 @@
           <w:p>
             <w:pPr>
               <w:pStyle w:val="Compact"/>
+              <w:jc w:val="left"/>
             </w:pPr>
             <w:r>
               <w:t xml:space="preserve">no</w:t>
@@ -6556,6 +7052,7 @@
           <w:p>
             <w:pPr>
               <w:pStyle w:val="Compact"/>
+              <w:jc w:val="left"/>
             </w:pPr>
             <w:r>
               <w:t xml:space="preserve">UQ with GuideId</w:t>
@@ -6569,6 +7066,7 @@
           <w:p>
             <w:pPr>
               <w:pStyle w:val="Compact"/>
+              <w:jc w:val="left"/>
             </w:pPr>
             <w:r>
               <w:t xml:space="preserve">Language</w:t>
@@ -6580,6 +7078,7 @@
           <w:p>
             <w:pPr>
               <w:pStyle w:val="Compact"/>
+              <w:jc w:val="left"/>
             </w:pPr>
             <w:r>
               <w:t xml:space="preserve">char(2)</w:t>
@@ -6591,6 +7090,7 @@
           <w:p>
             <w:pPr>
               <w:pStyle w:val="Compact"/>
+              <w:jc w:val="left"/>
             </w:pPr>
             <w:r>
               <w:t xml:space="preserve">no</w:t>
@@ -6602,6 +7102,7 @@
           <w:p>
             <w:pPr>
               <w:pStyle w:val="Compact"/>
+              <w:jc w:val="left"/>
             </w:pPr>
             <w:r>
               <w:rPr>
@@ -6633,6 +7134,7 @@
           <w:p>
             <w:pPr>
               <w:pStyle w:val="Compact"/>
+              <w:jc w:val="left"/>
             </w:pPr>
             <w:r>
               <w:t xml:space="preserve">BodyMarkdown</w:t>
@@ -6644,6 +7146,7 @@
           <w:p>
             <w:pPr>
               <w:pStyle w:val="Compact"/>
+              <w:jc w:val="left"/>
             </w:pPr>
             <w:r>
               <w:t xml:space="preserve">nvarchar(max)</w:t>
@@ -6655,6 +7158,7 @@
           <w:p>
             <w:pPr>
               <w:pStyle w:val="Compact"/>
+              <w:jc w:val="left"/>
             </w:pPr>
             <w:r>
               <w:t xml:space="preserve">no</w:t>
@@ -6666,6 +7170,7 @@
           <w:p>
             <w:pPr>
               <w:pStyle w:val="Compact"/>
+              <w:jc w:val="left"/>
             </w:pPr>
             <w:r>
               <w:t xml:space="preserve">Authored by Admin</w:t>
@@ -6679,6 +7184,7 @@
           <w:p>
             <w:pPr>
               <w:pStyle w:val="Compact"/>
+              <w:jc w:val="left"/>
             </w:pPr>
             <w:r>
               <w:t xml:space="preserve">RequiredDocuments</w:t>
@@ -6690,6 +7196,7 @@
           <w:p>
             <w:pPr>
               <w:pStyle w:val="Compact"/>
+              <w:jc w:val="left"/>
             </w:pPr>
             <w:r>
               <w:t xml:space="preserve">nvarchar(1024)</w:t>
@@ -6701,6 +7208,7 @@
           <w:p>
             <w:pPr>
               <w:pStyle w:val="Compact"/>
+              <w:jc w:val="left"/>
             </w:pPr>
             <w:r>
               <w:t xml:space="preserve">yes</w:t>
@@ -6722,6 +7230,7 @@
           <w:p>
             <w:pPr>
               <w:pStyle w:val="Compact"/>
+              <w:jc w:val="left"/>
             </w:pPr>
             <w:r>
               <w:t xml:space="preserve">Fees</w:t>
@@ -6733,6 +7242,7 @@
           <w:p>
             <w:pPr>
               <w:pStyle w:val="Compact"/>
+              <w:jc w:val="left"/>
             </w:pPr>
             <w:r>
               <w:t xml:space="preserve">nvarchar(256)</w:t>
@@ -6744,6 +7254,7 @@
           <w:p>
             <w:pPr>
               <w:pStyle w:val="Compact"/>
+              <w:jc w:val="left"/>
             </w:pPr>
             <w:r>
               <w:t xml:space="preserve">yes</w:t>
@@ -6765,6 +7276,7 @@
           <w:p>
             <w:pPr>
               <w:pStyle w:val="Compact"/>
+              <w:jc w:val="left"/>
             </w:pPr>
             <w:r>
               <w:t xml:space="preserve">Location</w:t>
@@ -6776,6 +7288,7 @@
           <w:p>
             <w:pPr>
               <w:pStyle w:val="Compact"/>
+              <w:jc w:val="left"/>
             </w:pPr>
             <w:r>
               <w:t xml:space="preserve">nvarchar(512)</w:t>
@@ -6787,6 +7300,7 @@
           <w:p>
             <w:pPr>
               <w:pStyle w:val="Compact"/>
+              <w:jc w:val="left"/>
             </w:pPr>
             <w:r>
               <w:t xml:space="preserve">yes</w:t>
@@ -6798,6 +7312,7 @@
           <w:p>
             <w:pPr>
               <w:pStyle w:val="Compact"/>
+              <w:jc w:val="left"/>
             </w:pPr>
             <w:r>
               <w:t xml:space="preserve">Office / portal URL</w:t>
@@ -6811,6 +7326,7 @@
           <w:p>
             <w:pPr>
               <w:pStyle w:val="Compact"/>
+              <w:jc w:val="left"/>
             </w:pPr>
             <w:r>
               <w:t xml:space="preserve">LastVerifiedAt</w:t>
@@ -6822,6 +7338,7 @@
           <w:p>
             <w:pPr>
               <w:pStyle w:val="Compact"/>
+              <w:jc w:val="left"/>
             </w:pPr>
             <w:r>
               <w:t xml:space="preserve">date</w:t>
@@ -6833,6 +7350,7 @@
           <w:p>
             <w:pPr>
               <w:pStyle w:val="Compact"/>
+              <w:jc w:val="left"/>
             </w:pPr>
             <w:r>
               <w:t xml:space="preserve">no</w:t>
@@ -6844,6 +7362,7 @@
           <w:p>
             <w:pPr>
               <w:pStyle w:val="Compact"/>
+              <w:jc w:val="left"/>
             </w:pPr>
             <w:r>
               <w:t xml:space="preserve">Shown with every answer (Vision R2)</w:t>
@@ -6857,6 +7376,7 @@
           <w:p>
             <w:pPr>
               <w:pStyle w:val="Compact"/>
+              <w:jc w:val="left"/>
             </w:pPr>
             <w:r>
               <w:t xml:space="preserve">PublishedAt</w:t>
@@ -6868,6 +7388,7 @@
           <w:p>
             <w:pPr>
               <w:pStyle w:val="Compact"/>
+              <w:jc w:val="left"/>
             </w:pPr>
             <w:r>
               <w:t xml:space="preserve">datetime2</w:t>
@@ -6879,6 +7400,7 @@
           <w:p>
             <w:pPr>
               <w:pStyle w:val="Compact"/>
+              <w:jc w:val="left"/>
             </w:pPr>
             <w:r>
               <w:t xml:space="preserve">yes</w:t>
@@ -6890,6 +7412,7 @@
           <w:p>
             <w:pPr>
               <w:pStyle w:val="Compact"/>
+              <w:jc w:val="left"/>
             </w:pPr>
             <w:r>
               <w:t xml:space="preserve">Null = draft</w:t>
@@ -6898,8 +7421,8 @@
         </w:tc>
       </w:tr>
     </w:tbl>
-    <w:bookmarkEnd w:id="28"/>
-    <w:bookmarkStart w:id="29" w:name="guides.guidestep-e-guidestep"/>
+    <w:bookmarkEnd w:id="39"/>
+    <w:bookmarkStart w:id="40" w:name="guides.guidestep-e-guidestep"/>
     <w:p>
       <w:pPr>
         <w:pStyle w:val="Heading3"/>
@@ -6931,6 +7454,7 @@
         <w:tblStyle w:val="Table"/>
         <w:tblW w:type="auto" w:w="0"/>
         <w:tblLook w:firstRow="1" w:lastRow="0" w:firstColumn="0" w:lastColumn="0" w:noHBand="0" w:noVBand="0" w:val="0020"/>
+        <w:jc w:val="start"/>
       </w:tblPr>
       <w:tblGrid>
         <w:gridCol w:w="1980"/>
@@ -6940,13 +7464,14 @@
       </w:tblGrid>
       <w:tr>
         <w:trPr>
-          <w:tblHeader w:val="on"/>
+          <w:tblHeader w:val="true"/>
         </w:trPr>
         <w:tc>
           <w:tcPr/>
           <w:p>
             <w:pPr>
               <w:pStyle w:val="Compact"/>
+              <w:jc w:val="left"/>
             </w:pPr>
             <w:r>
               <w:t xml:space="preserve">Column</w:t>
@@ -6958,6 +7483,7 @@
           <w:p>
             <w:pPr>
               <w:pStyle w:val="Compact"/>
+              <w:jc w:val="left"/>
             </w:pPr>
             <w:r>
               <w:t xml:space="preserve">Type</w:t>
@@ -6969,6 +7495,7 @@
           <w:p>
             <w:pPr>
               <w:pStyle w:val="Compact"/>
+              <w:jc w:val="left"/>
             </w:pPr>
             <w:r>
               <w:t xml:space="preserve">Null</w:t>
@@ -6980,6 +7507,7 @@
           <w:p>
             <w:pPr>
               <w:pStyle w:val="Compact"/>
+              <w:jc w:val="left"/>
             </w:pPr>
             <w:r>
               <w:t xml:space="preserve">Notes</w:t>
@@ -6993,6 +7521,7 @@
           <w:p>
             <w:pPr>
               <w:pStyle w:val="Compact"/>
+              <w:jc w:val="left"/>
             </w:pPr>
             <w:r>
               <w:t xml:space="preserve">Id</w:t>
@@ -7004,6 +7533,7 @@
           <w:p>
             <w:pPr>
               <w:pStyle w:val="Compact"/>
+              <w:jc w:val="left"/>
             </w:pPr>
             <w:r>
               <w:t xml:space="preserve">uniqueidentifier</w:t>
@@ -7015,6 +7545,7 @@
           <w:p>
             <w:pPr>
               <w:pStyle w:val="Compact"/>
+              <w:jc w:val="left"/>
             </w:pPr>
             <w:r>
               <w:t xml:space="preserve">no</w:t>
@@ -7026,6 +7557,7 @@
           <w:p>
             <w:pPr>
               <w:pStyle w:val="Compact"/>
+              <w:jc w:val="left"/>
             </w:pPr>
             <w:r>
               <w:t xml:space="preserve">PK</w:t>
@@ -7039,6 +7571,7 @@
           <w:p>
             <w:pPr>
               <w:pStyle w:val="Compact"/>
+              <w:jc w:val="left"/>
             </w:pPr>
             <w:r>
               <w:t xml:space="preserve">GuideVersionId</w:t>
@@ -7050,6 +7583,7 @@
           <w:p>
             <w:pPr>
               <w:pStyle w:val="Compact"/>
+              <w:jc w:val="left"/>
             </w:pPr>
             <w:r>
               <w:t xml:space="preserve">uniqueidentifier</w:t>
@@ -7061,6 +7595,7 @@
           <w:p>
             <w:pPr>
               <w:pStyle w:val="Compact"/>
+              <w:jc w:val="left"/>
             </w:pPr>
             <w:r>
               <w:t xml:space="preserve">no</w:t>
@@ -7072,6 +7607,7 @@
           <w:p>
             <w:pPr>
               <w:pStyle w:val="Compact"/>
+              <w:jc w:val="left"/>
             </w:pPr>
             <w:r>
               <w:t xml:space="preserve">FK; IX</w:t>
@@ -7085,6 +7621,7 @@
           <w:p>
             <w:pPr>
               <w:pStyle w:val="Compact"/>
+              <w:jc w:val="left"/>
             </w:pPr>
             <w:r>
               <w:t xml:space="preserve">StepNo</w:t>
@@ -7096,6 +7633,7 @@
           <w:p>
             <w:pPr>
               <w:pStyle w:val="Compact"/>
+              <w:jc w:val="left"/>
             </w:pPr>
             <w:r>
               <w:t xml:space="preserve">int</w:t>
@@ -7107,6 +7645,7 @@
           <w:p>
             <w:pPr>
               <w:pStyle w:val="Compact"/>
+              <w:jc w:val="left"/>
             </w:pPr>
             <w:r>
               <w:t xml:space="preserve">no</w:t>
@@ -7118,6 +7657,7 @@
           <w:p>
             <w:pPr>
               <w:pStyle w:val="Compact"/>
+              <w:jc w:val="left"/>
             </w:pPr>
             <w:r>
               <w:t xml:space="preserve">UQ with GuideVersionId</w:t>
@@ -7131,6 +7671,7 @@
           <w:p>
             <w:pPr>
               <w:pStyle w:val="Compact"/>
+              <w:jc w:val="left"/>
             </w:pPr>
             <w:r>
               <w:t xml:space="preserve">Text</w:t>
@@ -7142,6 +7683,7 @@
           <w:p>
             <w:pPr>
               <w:pStyle w:val="Compact"/>
+              <w:jc w:val="left"/>
             </w:pPr>
             <w:r>
               <w:t xml:space="preserve">nvarchar(2048)</w:t>
@@ -7153,6 +7695,7 @@
           <w:p>
             <w:pPr>
               <w:pStyle w:val="Compact"/>
+              <w:jc w:val="left"/>
             </w:pPr>
             <w:r>
               <w:t xml:space="preserve">no</w:t>
@@ -7169,8 +7712,8 @@
         </w:tc>
       </w:tr>
     </w:tbl>
-    <w:bookmarkEnd w:id="29"/>
-    <w:bookmarkStart w:id="30" w:name="guides.guidechunk-e-guidechunk"/>
+    <w:bookmarkEnd w:id="40"/>
+    <w:bookmarkStart w:id="41" w:name="guides.guidechunk-e-guidechunk"/>
     <w:p>
       <w:pPr>
         <w:pStyle w:val="Heading3"/>
@@ -7201,8 +7744,8 @@
       <w:tblPr>
         <w:tblStyle w:val="Table"/>
         <w:tblW w:type="pct" w:w="5000"/>
-        <w:tblLayout w:type="fixed"/>
         <w:tblLook w:firstRow="1" w:lastRow="0" w:firstColumn="0" w:lastColumn="0" w:noHBand="0" w:noVBand="0" w:val="0020"/>
+        <w:jc w:val="start"/>
       </w:tblPr>
       <w:tblGrid>
         <w:gridCol w:w="1980"/>
@@ -7212,13 +7755,14 @@
       </w:tblGrid>
       <w:tr>
         <w:trPr>
-          <w:tblHeader w:val="on"/>
+          <w:tblHeader w:val="true"/>
         </w:trPr>
         <w:tc>
           <w:tcPr/>
           <w:p>
             <w:pPr>
               <w:pStyle w:val="Compact"/>
+              <w:jc w:val="left"/>
             </w:pPr>
             <w:r>
               <w:t xml:space="preserve">Column</w:t>
@@ -7230,6 +7774,7 @@
           <w:p>
             <w:pPr>
               <w:pStyle w:val="Compact"/>
+              <w:jc w:val="left"/>
             </w:pPr>
             <w:r>
               <w:t xml:space="preserve">Type</w:t>
@@ -7241,6 +7786,7 @@
           <w:p>
             <w:pPr>
               <w:pStyle w:val="Compact"/>
+              <w:jc w:val="left"/>
             </w:pPr>
             <w:r>
               <w:t xml:space="preserve">Null</w:t>
@@ -7252,6 +7798,7 @@
           <w:p>
             <w:pPr>
               <w:pStyle w:val="Compact"/>
+              <w:jc w:val="left"/>
             </w:pPr>
             <w:r>
               <w:t xml:space="preserve">Notes</w:t>
@@ -7265,6 +7812,7 @@
           <w:p>
             <w:pPr>
               <w:pStyle w:val="Compact"/>
+              <w:jc w:val="left"/>
             </w:pPr>
             <w:r>
               <w:t xml:space="preserve">Id</w:t>
@@ -7276,6 +7824,7 @@
           <w:p>
             <w:pPr>
               <w:pStyle w:val="Compact"/>
+              <w:jc w:val="left"/>
             </w:pPr>
             <w:r>
               <w:t xml:space="preserve">uniqueidentifier</w:t>
@@ -7287,6 +7836,7 @@
           <w:p>
             <w:pPr>
               <w:pStyle w:val="Compact"/>
+              <w:jc w:val="left"/>
             </w:pPr>
             <w:r>
               <w:t xml:space="preserve">no</w:t>
@@ -7298,6 +7848,7 @@
           <w:p>
             <w:pPr>
               <w:pStyle w:val="Compact"/>
+              <w:jc w:val="left"/>
             </w:pPr>
             <w:r>
               <w:t xml:space="preserve">PK</w:t>
@@ -7311,6 +7862,7 @@
           <w:p>
             <w:pPr>
               <w:pStyle w:val="Compact"/>
+              <w:jc w:val="left"/>
             </w:pPr>
             <w:r>
               <w:t xml:space="preserve">GuideVersionId</w:t>
@@ -7322,6 +7874,7 @@
           <w:p>
             <w:pPr>
               <w:pStyle w:val="Compact"/>
+              <w:jc w:val="left"/>
             </w:pPr>
             <w:r>
               <w:t xml:space="preserve">uniqueidentifier</w:t>
@@ -7333,6 +7886,7 @@
           <w:p>
             <w:pPr>
               <w:pStyle w:val="Compact"/>
+              <w:jc w:val="left"/>
             </w:pPr>
             <w:r>
               <w:t xml:space="preserve">no</w:t>
@@ -7344,6 +7898,7 @@
           <w:p>
             <w:pPr>
               <w:pStyle w:val="Compact"/>
+              <w:jc w:val="left"/>
             </w:pPr>
             <w:r>
               <w:t xml:space="preserve">FK; IX — citations point at a version, not a guide</w:t>
@@ -7357,6 +7912,7 @@
           <w:p>
             <w:pPr>
               <w:pStyle w:val="Compact"/>
+              <w:jc w:val="left"/>
             </w:pPr>
             <w:r>
               <w:t xml:space="preserve">ChunkNo</w:t>
@@ -7368,6 +7924,7 @@
           <w:p>
             <w:pPr>
               <w:pStyle w:val="Compact"/>
+              <w:jc w:val="left"/>
             </w:pPr>
             <w:r>
               <w:t xml:space="preserve">int</w:t>
@@ -7379,6 +7936,7 @@
           <w:p>
             <w:pPr>
               <w:pStyle w:val="Compact"/>
+              <w:jc w:val="left"/>
             </w:pPr>
             <w:r>
               <w:t xml:space="preserve">no</w:t>
@@ -7400,6 +7958,7 @@
           <w:p>
             <w:pPr>
               <w:pStyle w:val="Compact"/>
+              <w:jc w:val="left"/>
             </w:pPr>
             <w:r>
               <w:t xml:space="preserve">Text</w:t>
@@ -7411,6 +7970,7 @@
           <w:p>
             <w:pPr>
               <w:pStyle w:val="Compact"/>
+              <w:jc w:val="left"/>
             </w:pPr>
             <w:r>
               <w:t xml:space="preserve">nvarchar(max)</w:t>
@@ -7422,6 +7982,7 @@
           <w:p>
             <w:pPr>
               <w:pStyle w:val="Compact"/>
+              <w:jc w:val="left"/>
             </w:pPr>
             <w:r>
               <w:t xml:space="preserve">no</w:t>
@@ -7433,6 +7994,7 @@
           <w:p>
             <w:pPr>
               <w:pStyle w:val="Compact"/>
+              <w:jc w:val="left"/>
             </w:pPr>
             <w:r>
               <w:t xml:space="preserve">~300 tokens with overlap</w:t>
@@ -7446,6 +8008,7 @@
           <w:p>
             <w:pPr>
               <w:pStyle w:val="Compact"/>
+              <w:jc w:val="left"/>
             </w:pPr>
             <w:r>
               <w:t xml:space="preserve">Embedding</w:t>
@@ -7457,6 +8020,7 @@
           <w:p>
             <w:pPr>
               <w:pStyle w:val="Compact"/>
+              <w:jc w:val="left"/>
             </w:pPr>
             <w:r>
               <w:t xml:space="preserve">varbinary(4096)</w:t>
@@ -7468,6 +8032,7 @@
           <w:p>
             <w:pPr>
               <w:pStyle w:val="Compact"/>
+              <w:jc w:val="left"/>
             </w:pPr>
             <w:r>
               <w:t xml:space="preserve">no</w:t>
@@ -7479,6 +8044,7 @@
           <w:p>
             <w:pPr>
               <w:pStyle w:val="Compact"/>
+              <w:jc w:val="left"/>
             </w:pPr>
             <w:r>
               <w:t xml:space="preserve">1024 × float32 from</w:t>
@@ -7522,6 +8088,7 @@
           <w:p>
             <w:pPr>
               <w:pStyle w:val="Compact"/>
+              <w:jc w:val="left"/>
             </w:pPr>
             <w:r>
               <w:t xml:space="preserve">EmbeddingModel</w:t>
@@ -7533,6 +8100,7 @@
           <w:p>
             <w:pPr>
               <w:pStyle w:val="Compact"/>
+              <w:jc w:val="left"/>
             </w:pPr>
             <w:r>
               <w:t xml:space="preserve">nvarchar(64)</w:t>
@@ -7544,6 +8112,7 @@
           <w:p>
             <w:pPr>
               <w:pStyle w:val="Compact"/>
+              <w:jc w:val="left"/>
             </w:pPr>
             <w:r>
               <w:t xml:space="preserve">no</w:t>
@@ -7555,6 +8124,7 @@
           <w:p>
             <w:pPr>
               <w:pStyle w:val="Compact"/>
+              <w:jc w:val="left"/>
             </w:pPr>
             <w:r>
               <w:t xml:space="preserve">Re-embed when model changes</w:t>
@@ -7568,6 +8138,7 @@
           <w:p>
             <w:pPr>
               <w:pStyle w:val="Compact"/>
+              <w:jc w:val="left"/>
             </w:pPr>
             <w:r>
               <w:t xml:space="preserve">TokenCount</w:t>
@@ -7579,6 +8150,7 @@
           <w:p>
             <w:pPr>
               <w:pStyle w:val="Compact"/>
+              <w:jc w:val="left"/>
             </w:pPr>
             <w:r>
               <w:t xml:space="preserve">int</w:t>
@@ -7590,6 +8162,7 @@
           <w:p>
             <w:pPr>
               <w:pStyle w:val="Compact"/>
+              <w:jc w:val="left"/>
             </w:pPr>
             <w:r>
               <w:t xml:space="preserve">no</w:t>
@@ -7606,8 +8179,8 @@
         </w:tc>
       </w:tr>
     </w:tbl>
-    <w:bookmarkEnd w:id="30"/>
-    <w:bookmarkStart w:id="31" w:name="guides.guidefeedback-e-guidefeedback"/>
+    <w:bookmarkEnd w:id="41"/>
+    <w:bookmarkStart w:id="42" w:name="guides.guidefeedback-e-guidefeedback"/>
     <w:p>
       <w:pPr>
         <w:pStyle w:val="Heading3"/>
@@ -7639,6 +8212,7 @@
         <w:tblStyle w:val="Table"/>
         <w:tblW w:type="auto" w:w="0"/>
         <w:tblLook w:firstRow="1" w:lastRow="0" w:firstColumn="0" w:lastColumn="0" w:noHBand="0" w:noVBand="0" w:val="0020"/>
+        <w:jc w:val="start"/>
       </w:tblPr>
       <w:tblGrid>
         <w:gridCol w:w="1980"/>
@@ -7648,13 +8222,14 @@
       </w:tblGrid>
       <w:tr>
         <w:trPr>
-          <w:tblHeader w:val="on"/>
+          <w:tblHeader w:val="true"/>
         </w:trPr>
         <w:tc>
           <w:tcPr/>
           <w:p>
             <w:pPr>
               <w:pStyle w:val="Compact"/>
+              <w:jc w:val="left"/>
             </w:pPr>
             <w:r>
               <w:t xml:space="preserve">Column</w:t>
@@ -7666,6 +8241,7 @@
           <w:p>
             <w:pPr>
               <w:pStyle w:val="Compact"/>
+              <w:jc w:val="left"/>
             </w:pPr>
             <w:r>
               <w:t xml:space="preserve">Type</w:t>
@@ -7677,6 +8253,7 @@
           <w:p>
             <w:pPr>
               <w:pStyle w:val="Compact"/>
+              <w:jc w:val="left"/>
             </w:pPr>
             <w:r>
               <w:t xml:space="preserve">Null</w:t>
@@ -7688,6 +8265,7 @@
           <w:p>
             <w:pPr>
               <w:pStyle w:val="Compact"/>
+              <w:jc w:val="left"/>
             </w:pPr>
             <w:r>
               <w:t xml:space="preserve">Notes</w:t>
@@ -7701,6 +8279,7 @@
           <w:p>
             <w:pPr>
               <w:pStyle w:val="Compact"/>
+              <w:jc w:val="left"/>
             </w:pPr>
             <w:r>
               <w:t xml:space="preserve">Id</w:t>
@@ -7712,6 +8291,7 @@
           <w:p>
             <w:pPr>
               <w:pStyle w:val="Compact"/>
+              <w:jc w:val="left"/>
             </w:pPr>
             <w:r>
               <w:t xml:space="preserve">uniqueidentifier</w:t>
@@ -7723,6 +8303,7 @@
           <w:p>
             <w:pPr>
               <w:pStyle w:val="Compact"/>
+              <w:jc w:val="left"/>
             </w:pPr>
             <w:r>
               <w:t xml:space="preserve">no</w:t>
@@ -7734,6 +8315,7 @@
           <w:p>
             <w:pPr>
               <w:pStyle w:val="Compact"/>
+              <w:jc w:val="left"/>
             </w:pPr>
             <w:r>
               <w:t xml:space="preserve">PK</w:t>
@@ -7747,6 +8329,7 @@
           <w:p>
             <w:pPr>
               <w:pStyle w:val="Compact"/>
+              <w:jc w:val="left"/>
             </w:pPr>
             <w:r>
               <w:t xml:space="preserve">GuideVersionId</w:t>
@@ -7758,6 +8341,7 @@
           <w:p>
             <w:pPr>
               <w:pStyle w:val="Compact"/>
+              <w:jc w:val="left"/>
             </w:pPr>
             <w:r>
               <w:t xml:space="preserve">uniqueidentifier</w:t>
@@ -7769,6 +8353,7 @@
           <w:p>
             <w:pPr>
               <w:pStyle w:val="Compact"/>
+              <w:jc w:val="left"/>
             </w:pPr>
             <w:r>
               <w:t xml:space="preserve">no</w:t>
@@ -7780,6 +8365,7 @@
           <w:p>
             <w:pPr>
               <w:pStyle w:val="Compact"/>
+              <w:jc w:val="left"/>
             </w:pPr>
             <w:r>
               <w:t xml:space="preserve">FK; IX</w:t>
@@ -7793,6 +8379,7 @@
           <w:p>
             <w:pPr>
               <w:pStyle w:val="Compact"/>
+              <w:jc w:val="left"/>
             </w:pPr>
             <w:r>
               <w:t xml:space="preserve">UserId</w:t>
@@ -7804,6 +8391,7 @@
           <w:p>
             <w:pPr>
               <w:pStyle w:val="Compact"/>
+              <w:jc w:val="left"/>
             </w:pPr>
             <w:r>
               <w:t xml:space="preserve">uniqueidentifier</w:t>
@@ -7815,6 +8403,7 @@
           <w:p>
             <w:pPr>
               <w:pStyle w:val="Compact"/>
+              <w:jc w:val="left"/>
             </w:pPr>
             <w:r>
               <w:t xml:space="preserve">yes</w:t>
@@ -7826,6 +8415,7 @@
           <w:p>
             <w:pPr>
               <w:pStyle w:val="Compact"/>
+              <w:jc w:val="left"/>
             </w:pPr>
             <w:r>
               <w:t xml:space="preserve">Null for anonymous</w:t>
@@ -7839,6 +8429,7 @@
           <w:p>
             <w:pPr>
               <w:pStyle w:val="Compact"/>
+              <w:jc w:val="left"/>
             </w:pPr>
             <w:r>
               <w:t xml:space="preserve">Kind</w:t>
@@ -7850,6 +8441,7 @@
           <w:p>
             <w:pPr>
               <w:pStyle w:val="Compact"/>
+              <w:jc w:val="left"/>
             </w:pPr>
             <w:r>
               <w:t xml:space="preserve">tinyint</w:t>
@@ -7861,6 +8453,7 @@
           <w:p>
             <w:pPr>
               <w:pStyle w:val="Compact"/>
+              <w:jc w:val="left"/>
             </w:pPr>
             <w:r>
               <w:t xml:space="preserve">no</w:t>
@@ -7872,6 +8465,7 @@
           <w:p>
             <w:pPr>
               <w:pStyle w:val="Compact"/>
+              <w:jc w:val="left"/>
             </w:pPr>
             <w:r>
               <w:t xml:space="preserve">Outdated=0, Wrong, Helpful</w:t>
@@ -7885,6 +8479,7 @@
           <w:p>
             <w:pPr>
               <w:pStyle w:val="Compact"/>
+              <w:jc w:val="left"/>
             </w:pPr>
             <w:r>
               <w:t xml:space="preserve">Comment</w:t>
@@ -7896,6 +8491,7 @@
           <w:p>
             <w:pPr>
               <w:pStyle w:val="Compact"/>
+              <w:jc w:val="left"/>
             </w:pPr>
             <w:r>
               <w:t xml:space="preserve">nvarchar(1024)</w:t>
@@ -7907,6 +8503,7 @@
           <w:p>
             <w:pPr>
               <w:pStyle w:val="Compact"/>
+              <w:jc w:val="left"/>
             </w:pPr>
             <w:r>
               <w:t xml:space="preserve">yes</w:t>
@@ -7928,6 +8525,7 @@
           <w:p>
             <w:pPr>
               <w:pStyle w:val="Compact"/>
+              <w:jc w:val="left"/>
             </w:pPr>
             <w:r>
               <w:t xml:space="preserve">ResolvedAt</w:t>
@@ -7939,6 +8537,7 @@
           <w:p>
             <w:pPr>
               <w:pStyle w:val="Compact"/>
+              <w:jc w:val="left"/>
             </w:pPr>
             <w:r>
               <w:t xml:space="preserve">datetime2</w:t>
@@ -7950,6 +8549,7 @@
           <w:p>
             <w:pPr>
               <w:pStyle w:val="Compact"/>
+              <w:jc w:val="left"/>
             </w:pPr>
             <w:r>
               <w:t xml:space="preserve">yes</w:t>
@@ -7961,6 +8561,7 @@
           <w:p>
             <w:pPr>
               <w:pStyle w:val="Compact"/>
+              <w:jc w:val="left"/>
             </w:pPr>
             <w:r>
               <w:t xml:space="preserve">Admin action</w:t>
@@ -7969,9 +8570,9 @@
         </w:tc>
       </w:tr>
     </w:tbl>
-    <w:bookmarkEnd w:id="31"/>
-    <w:bookmarkEnd w:id="32"/>
-    <w:bookmarkStart w:id="36" w:name="schema-ai"/>
+    <w:bookmarkEnd w:id="42"/>
+    <w:bookmarkEnd w:id="43"/>
+    <w:bookmarkStart w:id="47" w:name="schema-ai"/>
     <w:p>
       <w:pPr>
         <w:pStyle w:val="Heading2"/>
@@ -7998,7 +8599,7 @@
         <w:t xml:space="preserve">ai</w:t>
       </w:r>
     </w:p>
-    <w:bookmarkStart w:id="33" w:name="ai.prompt-e-prompt"/>
+    <w:bookmarkStart w:id="44" w:name="ai.prompt-e-prompt"/>
     <w:p>
       <w:pPr>
         <w:pStyle w:val="Heading3"/>
@@ -8029,8 +8630,8 @@
       <w:tblPr>
         <w:tblStyle w:val="Table"/>
         <w:tblW w:type="pct" w:w="5000"/>
-        <w:tblLayout w:type="fixed"/>
         <w:tblLook w:firstRow="1" w:lastRow="0" w:firstColumn="0" w:lastColumn="0" w:noHBand="0" w:noVBand="0" w:val="0020"/>
+        <w:jc w:val="start"/>
       </w:tblPr>
       <w:tblGrid>
         <w:gridCol w:w="1980"/>
@@ -8040,13 +8641,14 @@
       </w:tblGrid>
       <w:tr>
         <w:trPr>
-          <w:tblHeader w:val="on"/>
+          <w:tblHeader w:val="true"/>
         </w:trPr>
         <w:tc>
           <w:tcPr/>
           <w:p>
             <w:pPr>
               <w:pStyle w:val="Compact"/>
+              <w:jc w:val="left"/>
             </w:pPr>
             <w:r>
               <w:t xml:space="preserve">Column</w:t>
@@ -8058,6 +8660,7 @@
           <w:p>
             <w:pPr>
               <w:pStyle w:val="Compact"/>
+              <w:jc w:val="left"/>
             </w:pPr>
             <w:r>
               <w:t xml:space="preserve">Type</w:t>
@@ -8069,6 +8672,7 @@
           <w:p>
             <w:pPr>
               <w:pStyle w:val="Compact"/>
+              <w:jc w:val="left"/>
             </w:pPr>
             <w:r>
               <w:t xml:space="preserve">Null</w:t>
@@ -8080,6 +8684,7 @@
           <w:p>
             <w:pPr>
               <w:pStyle w:val="Compact"/>
+              <w:jc w:val="left"/>
             </w:pPr>
             <w:r>
               <w:t xml:space="preserve">Notes</w:t>
@@ -8093,6 +8698,7 @@
           <w:p>
             <w:pPr>
               <w:pStyle w:val="Compact"/>
+              <w:jc w:val="left"/>
             </w:pPr>
             <w:r>
               <w:t xml:space="preserve">Id</w:t>
@@ -8104,6 +8710,7 @@
           <w:p>
             <w:pPr>
               <w:pStyle w:val="Compact"/>
+              <w:jc w:val="left"/>
             </w:pPr>
             <w:r>
               <w:t xml:space="preserve">uniqueidentifier</w:t>
@@ -8115,6 +8722,7 @@
           <w:p>
             <w:pPr>
               <w:pStyle w:val="Compact"/>
+              <w:jc w:val="left"/>
             </w:pPr>
             <w:r>
               <w:t xml:space="preserve">no</w:t>
@@ -8126,6 +8734,7 @@
           <w:p>
             <w:pPr>
               <w:pStyle w:val="Compact"/>
+              <w:jc w:val="left"/>
             </w:pPr>
             <w:r>
               <w:t xml:space="preserve">PK</w:t>
@@ -8139,6 +8748,7 @@
           <w:p>
             <w:pPr>
               <w:pStyle w:val="Compact"/>
+              <w:jc w:val="left"/>
             </w:pPr>
             <w:r>
               <w:t xml:space="preserve">Name</w:t>
@@ -8150,6 +8760,7 @@
           <w:p>
             <w:pPr>
               <w:pStyle w:val="Compact"/>
+              <w:jc w:val="left"/>
             </w:pPr>
             <w:r>
               <w:t xml:space="preserve">nvarchar(64)</w:t>
@@ -8161,6 +8772,7 @@
           <w:p>
             <w:pPr>
               <w:pStyle w:val="Compact"/>
+              <w:jc w:val="left"/>
             </w:pPr>
             <w:r>
               <w:t xml:space="preserve">no</w:t>
@@ -8172,6 +8784,7 @@
           <w:p>
             <w:pPr>
               <w:pStyle w:val="Compact"/>
+              <w:jc w:val="left"/>
             </w:pPr>
             <w:r>
               <w:t xml:space="preserve">UQ with Version; e.g. </w:t>
@@ -8191,6 +8804,7 @@
           <w:p>
             <w:pPr>
               <w:pStyle w:val="Compact"/>
+              <w:jc w:val="left"/>
             </w:pPr>
             <w:r>
               <w:t xml:space="preserve">Version</w:t>
@@ -8202,6 +8816,7 @@
           <w:p>
             <w:pPr>
               <w:pStyle w:val="Compact"/>
+              <w:jc w:val="left"/>
             </w:pPr>
             <w:r>
               <w:t xml:space="preserve">nvarchar(16)</w:t>
@@ -8213,6 +8828,7 @@
           <w:p>
             <w:pPr>
               <w:pStyle w:val="Compact"/>
+              <w:jc w:val="left"/>
             </w:pPr>
             <w:r>
               <w:t xml:space="preserve">no</w:t>
@@ -8224,6 +8840,7 @@
           <w:p>
             <w:pPr>
               <w:pStyle w:val="Compact"/>
+              <w:jc w:val="left"/>
             </w:pPr>
             <w:r>
               <w:t xml:space="preserve">e.g. </w:t>
@@ -8243,6 +8860,7 @@
           <w:p>
             <w:pPr>
               <w:pStyle w:val="Compact"/>
+              <w:jc w:val="left"/>
             </w:pPr>
             <w:r>
               <w:t xml:space="preserve">Body</w:t>
@@ -8254,6 +8872,7 @@
           <w:p>
             <w:pPr>
               <w:pStyle w:val="Compact"/>
+              <w:jc w:val="left"/>
             </w:pPr>
             <w:r>
               <w:t xml:space="preserve">nvarchar(max)</w:t>
@@ -8265,6 +8884,7 @@
           <w:p>
             <w:pPr>
               <w:pStyle w:val="Compact"/>
+              <w:jc w:val="left"/>
             </w:pPr>
             <w:r>
               <w:t xml:space="preserve">no</w:t>
@@ -8276,6 +8896,7 @@
           <w:p>
             <w:pPr>
               <w:pStyle w:val="Compact"/>
+              <w:jc w:val="left"/>
             </w:pPr>
             <w:r>
               <w:t xml:space="preserve">Loaded from versioned files at startup; stored for audit</w:t>
@@ -8289,6 +8910,7 @@
           <w:p>
             <w:pPr>
               <w:pStyle w:val="Compact"/>
+              <w:jc w:val="left"/>
             </w:pPr>
             <w:r>
               <w:t xml:space="preserve">Sha256</w:t>
@@ -8300,6 +8922,7 @@
           <w:p>
             <w:pPr>
               <w:pStyle w:val="Compact"/>
+              <w:jc w:val="left"/>
             </w:pPr>
             <w:r>
               <w:t xml:space="preserve">binary(32)</w:t>
@@ -8311,6 +8934,7 @@
           <w:p>
             <w:pPr>
               <w:pStyle w:val="Compact"/>
+              <w:jc w:val="left"/>
             </w:pPr>
             <w:r>
               <w:t xml:space="preserve">no</w:t>
@@ -8322,6 +8946,7 @@
           <w:p>
             <w:pPr>
               <w:pStyle w:val="Compact"/>
+              <w:jc w:val="left"/>
             </w:pPr>
             <w:r>
               <w:t xml:space="preserve">Detects file/DB drift</w:t>
@@ -8330,8 +8955,8 @@
         </w:tc>
       </w:tr>
     </w:tbl>
-    <w:bookmarkEnd w:id="33"/>
-    <w:bookmarkStart w:id="34" w:name="ai.usage-e-usage"/>
+    <w:bookmarkEnd w:id="44"/>
+    <w:bookmarkStart w:id="45" w:name="ai.usage-e-usage"/>
     <w:p>
       <w:pPr>
         <w:pStyle w:val="Heading3"/>
@@ -8363,6 +8988,7 @@
         <w:tblStyle w:val="Table"/>
         <w:tblW w:type="auto" w:w="0"/>
         <w:tblLook w:firstRow="1" w:lastRow="0" w:firstColumn="0" w:lastColumn="0" w:noHBand="0" w:noVBand="0" w:val="0020"/>
+        <w:jc w:val="start"/>
       </w:tblPr>
       <w:tblGrid>
         <w:gridCol w:w="1980"/>
@@ -8372,13 +8998,14 @@
       </w:tblGrid>
       <w:tr>
         <w:trPr>
-          <w:tblHeader w:val="on"/>
+          <w:tblHeader w:val="true"/>
         </w:trPr>
         <w:tc>
           <w:tcPr/>
           <w:p>
             <w:pPr>
               <w:pStyle w:val="Compact"/>
+              <w:jc w:val="left"/>
             </w:pPr>
             <w:r>
               <w:t xml:space="preserve">Column</w:t>
@@ -8390,6 +9017,7 @@
           <w:p>
             <w:pPr>
               <w:pStyle w:val="Compact"/>
+              <w:jc w:val="left"/>
             </w:pPr>
             <w:r>
               <w:t xml:space="preserve">Type</w:t>
@@ -8401,6 +9029,7 @@
           <w:p>
             <w:pPr>
               <w:pStyle w:val="Compact"/>
+              <w:jc w:val="left"/>
             </w:pPr>
             <w:r>
               <w:t xml:space="preserve">Null</w:t>
@@ -8412,6 +9041,7 @@
           <w:p>
             <w:pPr>
               <w:pStyle w:val="Compact"/>
+              <w:jc w:val="left"/>
             </w:pPr>
             <w:r>
               <w:t xml:space="preserve">Notes</w:t>
@@ -8425,6 +9055,7 @@
           <w:p>
             <w:pPr>
               <w:pStyle w:val="Compact"/>
+              <w:jc w:val="left"/>
             </w:pPr>
             <w:r>
               <w:t xml:space="preserve">Id</w:t>
@@ -8436,6 +9067,7 @@
           <w:p>
             <w:pPr>
               <w:pStyle w:val="Compact"/>
+              <w:jc w:val="left"/>
             </w:pPr>
             <w:r>
               <w:t xml:space="preserve">uniqueidentifier</w:t>
@@ -8447,6 +9079,7 @@
           <w:p>
             <w:pPr>
               <w:pStyle w:val="Compact"/>
+              <w:jc w:val="left"/>
             </w:pPr>
             <w:r>
               <w:t xml:space="preserve">no</w:t>
@@ -8458,6 +9091,7 @@
           <w:p>
             <w:pPr>
               <w:pStyle w:val="Compact"/>
+              <w:jc w:val="left"/>
             </w:pPr>
             <w:r>
               <w:t xml:space="preserve">PK</w:t>
@@ -8471,6 +9105,7 @@
           <w:p>
             <w:pPr>
               <w:pStyle w:val="Compact"/>
+              <w:jc w:val="left"/>
             </w:pPr>
             <w:r>
               <w:t xml:space="preserve">UserId</w:t>
@@ -8482,6 +9117,7 @@
           <w:p>
             <w:pPr>
               <w:pStyle w:val="Compact"/>
+              <w:jc w:val="left"/>
             </w:pPr>
             <w:r>
               <w:t xml:space="preserve">uniqueidentifier</w:t>
@@ -8493,6 +9129,7 @@
           <w:p>
             <w:pPr>
               <w:pStyle w:val="Compact"/>
+              <w:jc w:val="left"/>
             </w:pPr>
             <w:r>
               <w:t xml:space="preserve">yes</w:t>
@@ -8504,6 +9141,7 @@
           <w:p>
             <w:pPr>
               <w:pStyle w:val="Compact"/>
+              <w:jc w:val="left"/>
             </w:pPr>
             <w:r>
               <w:t xml:space="preserve">IX; null for system jobs</w:t>
@@ -8517,6 +9155,7 @@
           <w:p>
             <w:pPr>
               <w:pStyle w:val="Compact"/>
+              <w:jc w:val="left"/>
             </w:pPr>
             <w:r>
               <w:t xml:space="preserve">Purpose</w:t>
@@ -8528,6 +9167,7 @@
           <w:p>
             <w:pPr>
               <w:pStyle w:val="Compact"/>
+              <w:jc w:val="left"/>
             </w:pPr>
             <w:r>
               <w:t xml:space="preserve">tinyint</w:t>
@@ -8539,6 +9179,7 @@
           <w:p>
             <w:pPr>
               <w:pStyle w:val="Compact"/>
+              <w:jc w:val="left"/>
             </w:pPr>
             <w:r>
               <w:t xml:space="preserve">no</w:t>
@@ -8550,6 +9191,7 @@
           <w:p>
             <w:pPr>
               <w:pStyle w:val="Compact"/>
+              <w:jc w:val="left"/>
             </w:pPr>
             <w:r>
               <w:t xml:space="preserve">Extraction=0, Embedding, GuideChat, Eval</w:t>
@@ -8563,6 +9205,7 @@
           <w:p>
             <w:pPr>
               <w:pStyle w:val="Compact"/>
+              <w:jc w:val="left"/>
             </w:pPr>
             <w:r>
               <w:t xml:space="preserve">Provider</w:t>
@@ -8574,6 +9217,7 @@
           <w:p>
             <w:pPr>
               <w:pStyle w:val="Compact"/>
+              <w:jc w:val="left"/>
             </w:pPr>
             <w:r>
               <w:t xml:space="preserve">nvarchar(32)</w:t>
@@ -8585,6 +9229,7 @@
           <w:p>
             <w:pPr>
               <w:pStyle w:val="Compact"/>
+              <w:jc w:val="left"/>
             </w:pPr>
             <w:r>
               <w:t xml:space="preserve">no</w:t>
@@ -8596,6 +9241,7 @@
           <w:p>
             <w:pPr>
               <w:pStyle w:val="Compact"/>
+              <w:jc w:val="left"/>
             </w:pPr>
             <w:r>
               <w:rPr>
@@ -8636,6 +9282,7 @@
           <w:p>
             <w:pPr>
               <w:pStyle w:val="Compact"/>
+              <w:jc w:val="left"/>
             </w:pPr>
             <w:r>
               <w:t xml:space="preserve">Model</w:t>
@@ -8647,6 +9294,7 @@
           <w:p>
             <w:pPr>
               <w:pStyle w:val="Compact"/>
+              <w:jc w:val="left"/>
             </w:pPr>
             <w:r>
               <w:t xml:space="preserve">nvarchar(64)</w:t>
@@ -8658,6 +9306,7 @@
           <w:p>
             <w:pPr>
               <w:pStyle w:val="Compact"/>
+              <w:jc w:val="left"/>
             </w:pPr>
             <w:r>
               <w:t xml:space="preserve">no</w:t>
@@ -8679,6 +9328,7 @@
           <w:p>
             <w:pPr>
               <w:pStyle w:val="Compact"/>
+              <w:jc w:val="left"/>
             </w:pPr>
             <w:r>
               <w:t xml:space="preserve">PromptVersion</w:t>
@@ -8690,6 +9340,7 @@
           <w:p>
             <w:pPr>
               <w:pStyle w:val="Compact"/>
+              <w:jc w:val="left"/>
             </w:pPr>
             <w:r>
               <w:t xml:space="preserve">nvarchar(16)</w:t>
@@ -8701,6 +9352,7 @@
           <w:p>
             <w:pPr>
               <w:pStyle w:val="Compact"/>
+              <w:jc w:val="left"/>
             </w:pPr>
             <w:r>
               <w:t xml:space="preserve">yes</w:t>
@@ -8722,6 +9374,7 @@
           <w:p>
             <w:pPr>
               <w:pStyle w:val="Compact"/>
+              <w:jc w:val="left"/>
             </w:pPr>
             <w:r>
               <w:t xml:space="preserve">TokensIn</w:t>
@@ -8733,6 +9386,7 @@
           <w:p>
             <w:pPr>
               <w:pStyle w:val="Compact"/>
+              <w:jc w:val="left"/>
             </w:pPr>
             <w:r>
               <w:t xml:space="preserve">int</w:t>
@@ -8744,6 +9398,7 @@
           <w:p>
             <w:pPr>
               <w:pStyle w:val="Compact"/>
+              <w:jc w:val="left"/>
             </w:pPr>
             <w:r>
               <w:t xml:space="preserve">no</w:t>
@@ -8765,6 +9420,7 @@
           <w:p>
             <w:pPr>
               <w:pStyle w:val="Compact"/>
+              <w:jc w:val="left"/>
             </w:pPr>
             <w:r>
               <w:t xml:space="preserve">TokensOut</w:t>
@@ -8776,6 +9432,7 @@
           <w:p>
             <w:pPr>
               <w:pStyle w:val="Compact"/>
+              <w:jc w:val="left"/>
             </w:pPr>
             <w:r>
               <w:t xml:space="preserve">int</w:t>
@@ -8787,6 +9444,7 @@
           <w:p>
             <w:pPr>
               <w:pStyle w:val="Compact"/>
+              <w:jc w:val="left"/>
             </w:pPr>
             <w:r>
               <w:t xml:space="preserve">no</w:t>
@@ -8808,6 +9466,7 @@
           <w:p>
             <w:pPr>
               <w:pStyle w:val="Compact"/>
+              <w:jc w:val="left"/>
             </w:pPr>
             <w:r>
               <w:t xml:space="preserve">DurationMs</w:t>
@@ -8819,6 +9478,7 @@
           <w:p>
             <w:pPr>
               <w:pStyle w:val="Compact"/>
+              <w:jc w:val="left"/>
             </w:pPr>
             <w:r>
               <w:t xml:space="preserve">int</w:t>
@@ -8830,6 +9490,7 @@
           <w:p>
             <w:pPr>
               <w:pStyle w:val="Compact"/>
+              <w:jc w:val="left"/>
             </w:pPr>
             <w:r>
               <w:t xml:space="preserve">no</w:t>
@@ -8851,6 +9512,7 @@
           <w:p>
             <w:pPr>
               <w:pStyle w:val="Compact"/>
+              <w:jc w:val="left"/>
             </w:pPr>
             <w:r>
               <w:t xml:space="preserve">At</w:t>
@@ -8862,6 +9524,7 @@
           <w:p>
             <w:pPr>
               <w:pStyle w:val="Compact"/>
+              <w:jc w:val="left"/>
             </w:pPr>
             <w:r>
               <w:t xml:space="preserve">datetime2</w:t>
@@ -8873,6 +9536,7 @@
           <w:p>
             <w:pPr>
               <w:pStyle w:val="Compact"/>
+              <w:jc w:val="left"/>
             </w:pPr>
             <w:r>
               <w:t xml:space="preserve">no</w:t>
@@ -8884,6 +9548,7 @@
           <w:p>
             <w:pPr>
               <w:pStyle w:val="Compact"/>
+              <w:jc w:val="left"/>
             </w:pPr>
             <w:r>
               <w:t xml:space="preserve">UTC</w:t>
@@ -8927,8 +9592,8 @@
         <w:t xml:space="preserve">).</w:t>
       </w:r>
     </w:p>
-    <w:bookmarkEnd w:id="34"/>
-    <w:bookmarkStart w:id="35" w:name="ai.evalsample-e-evalsample-planned-p3"/>
+    <w:bookmarkEnd w:id="45"/>
+    <w:bookmarkStart w:id="46" w:name="ai.evalsample-e-evalsample-planned-p3"/>
     <w:p>
       <w:pPr>
         <w:pStyle w:val="Heading3"/>
@@ -8959,8 +9624,8 @@
       </w:r>
       <w:r>
         <w:rPr>
+          <w:iCs/>
           <w:i/>
-          <w:iCs/>
         </w:rPr>
         <w:t xml:space="preserve">Planned P3</w:t>
       </w:r>
@@ -8970,6 +9635,7 @@
         <w:tblStyle w:val="Table"/>
         <w:tblW w:type="auto" w:w="0"/>
         <w:tblLook w:firstRow="1" w:lastRow="0" w:firstColumn="0" w:lastColumn="0" w:noHBand="0" w:noVBand="0" w:val="0020"/>
+        <w:jc w:val="start"/>
       </w:tblPr>
       <w:tblGrid>
         <w:gridCol w:w="1980"/>
@@ -8979,13 +9645,14 @@
       </w:tblGrid>
       <w:tr>
         <w:trPr>
-          <w:tblHeader w:val="on"/>
+          <w:tblHeader w:val="true"/>
         </w:trPr>
         <w:tc>
           <w:tcPr/>
           <w:p>
             <w:pPr>
               <w:pStyle w:val="Compact"/>
+              <w:jc w:val="left"/>
             </w:pPr>
             <w:r>
               <w:t xml:space="preserve">Column</w:t>
@@ -8997,6 +9664,7 @@
           <w:p>
             <w:pPr>
               <w:pStyle w:val="Compact"/>
+              <w:jc w:val="left"/>
             </w:pPr>
             <w:r>
               <w:t xml:space="preserve">Type</w:t>
@@ -9008,6 +9676,7 @@
           <w:p>
             <w:pPr>
               <w:pStyle w:val="Compact"/>
+              <w:jc w:val="left"/>
             </w:pPr>
             <w:r>
               <w:t xml:space="preserve">Null</w:t>
@@ -9019,6 +9688,7 @@
           <w:p>
             <w:pPr>
               <w:pStyle w:val="Compact"/>
+              <w:jc w:val="left"/>
             </w:pPr>
             <w:r>
               <w:t xml:space="preserve">Notes</w:t>
@@ -9032,6 +9702,7 @@
           <w:p>
             <w:pPr>
               <w:pStyle w:val="Compact"/>
+              <w:jc w:val="left"/>
             </w:pPr>
             <w:r>
               <w:t xml:space="preserve">Id</w:t>
@@ -9043,6 +9714,7 @@
           <w:p>
             <w:pPr>
               <w:pStyle w:val="Compact"/>
+              <w:jc w:val="left"/>
             </w:pPr>
             <w:r>
               <w:t xml:space="preserve">uniqueidentifier</w:t>
@@ -9054,6 +9726,7 @@
           <w:p>
             <w:pPr>
               <w:pStyle w:val="Compact"/>
+              <w:jc w:val="left"/>
             </w:pPr>
             <w:r>
               <w:t xml:space="preserve">no</w:t>
@@ -9065,6 +9738,7 @@
           <w:p>
             <w:pPr>
               <w:pStyle w:val="Compact"/>
+              <w:jc w:val="left"/>
             </w:pPr>
             <w:r>
               <w:t xml:space="preserve">PK</w:t>
@@ -9078,6 +9752,7 @@
           <w:p>
             <w:pPr>
               <w:pStyle w:val="Compact"/>
+              <w:jc w:val="left"/>
             </w:pPr>
             <w:r>
               <w:t xml:space="preserve">Kind</w:t>
@@ -9089,6 +9764,7 @@
           <w:p>
             <w:pPr>
               <w:pStyle w:val="Compact"/>
+              <w:jc w:val="left"/>
             </w:pPr>
             <w:r>
               <w:t xml:space="preserve">tinyint</w:t>
@@ -9100,6 +9776,7 @@
           <w:p>
             <w:pPr>
               <w:pStyle w:val="Compact"/>
+              <w:jc w:val="left"/>
             </w:pPr>
             <w:r>
               <w:t xml:space="preserve">no</w:t>
@@ -9111,6 +9788,7 @@
           <w:p>
             <w:pPr>
               <w:pStyle w:val="Compact"/>
+              <w:jc w:val="left"/>
             </w:pPr>
             <w:r>
               <w:t xml:space="preserve">Extraction=0, GuideQuestion</w:t>
@@ -9124,6 +9802,7 @@
           <w:p>
             <w:pPr>
               <w:pStyle w:val="Compact"/>
+              <w:jc w:val="left"/>
             </w:pPr>
             <w:r>
               <w:t xml:space="preserve">InputBlobKey</w:t>
@@ -9135,6 +9814,7 @@
           <w:p>
             <w:pPr>
               <w:pStyle w:val="Compact"/>
+              <w:jc w:val="left"/>
             </w:pPr>
             <w:r>
               <w:t xml:space="preserve">nvarchar(256)</w:t>
@@ -9146,6 +9826,7 @@
           <w:p>
             <w:pPr>
               <w:pStyle w:val="Compact"/>
+              <w:jc w:val="left"/>
             </w:pPr>
             <w:r>
               <w:t xml:space="preserve">yes</w:t>
@@ -9157,6 +9838,7 @@
           <w:p>
             <w:pPr>
               <w:pStyle w:val="Compact"/>
+              <w:jc w:val="left"/>
             </w:pPr>
             <w:r>
               <w:t xml:space="preserve">Synthetic document image</w:t>
@@ -9170,6 +9852,7 @@
           <w:p>
             <w:pPr>
               <w:pStyle w:val="Compact"/>
+              <w:jc w:val="left"/>
             </w:pPr>
             <w:r>
               <w:t xml:space="preserve">InputText</w:t>
@@ -9181,6 +9864,7 @@
           <w:p>
             <w:pPr>
               <w:pStyle w:val="Compact"/>
+              <w:jc w:val="left"/>
             </w:pPr>
             <w:r>
               <w:t xml:space="preserve">nvarchar(max)</w:t>
@@ -9192,6 +9876,7 @@
           <w:p>
             <w:pPr>
               <w:pStyle w:val="Compact"/>
+              <w:jc w:val="left"/>
             </w:pPr>
             <w:r>
               <w:t xml:space="preserve">yes</w:t>
@@ -9203,6 +9888,7 @@
           <w:p>
             <w:pPr>
               <w:pStyle w:val="Compact"/>
+              <w:jc w:val="left"/>
             </w:pPr>
             <w:r>
               <w:t xml:space="preserve">Question</w:t>
@@ -9216,6 +9902,7 @@
           <w:p>
             <w:pPr>
               <w:pStyle w:val="Compact"/>
+              <w:jc w:val="left"/>
             </w:pPr>
             <w:r>
               <w:t xml:space="preserve">ExpectedJson</w:t>
@@ -9227,6 +9914,7 @@
           <w:p>
             <w:pPr>
               <w:pStyle w:val="Compact"/>
+              <w:jc w:val="left"/>
             </w:pPr>
             <w:r>
               <w:t xml:space="preserve">nvarchar(max)</w:t>
@@ -9238,6 +9926,7 @@
           <w:p>
             <w:pPr>
               <w:pStyle w:val="Compact"/>
+              <w:jc w:val="left"/>
             </w:pPr>
             <w:r>
               <w:t xml:space="preserve">no</w:t>
@@ -9249,6 +9938,7 @@
           <w:p>
             <w:pPr>
               <w:pStyle w:val="Compact"/>
+              <w:jc w:val="left"/>
             </w:pPr>
             <w:r>
               <w:t xml:space="preserve">Ground truth</w:t>
@@ -9262,6 +9952,7 @@
           <w:p>
             <w:pPr>
               <w:pStyle w:val="Compact"/>
+              <w:jc w:val="left"/>
             </w:pPr>
             <w:r>
               <w:t xml:space="preserve">LastScore</w:t>
@@ -9273,6 +9964,7 @@
           <w:p>
             <w:pPr>
               <w:pStyle w:val="Compact"/>
+              <w:jc w:val="left"/>
             </w:pPr>
             <w:r>
               <w:t xml:space="preserve">decimal(4,3)</w:t>
@@ -9284,6 +9976,7 @@
           <w:p>
             <w:pPr>
               <w:pStyle w:val="Compact"/>
+              <w:jc w:val="left"/>
             </w:pPr>
             <w:r>
               <w:t xml:space="preserve">yes</w:t>
@@ -9305,6 +9998,7 @@
           <w:p>
             <w:pPr>
               <w:pStyle w:val="Compact"/>
+              <w:jc w:val="left"/>
             </w:pPr>
             <w:r>
               <w:t xml:space="preserve">LastRunAt</w:t>
@@ -9316,6 +10010,7 @@
           <w:p>
             <w:pPr>
               <w:pStyle w:val="Compact"/>
+              <w:jc w:val="left"/>
             </w:pPr>
             <w:r>
               <w:t xml:space="preserve">datetime2</w:t>
@@ -9327,6 +10022,7 @@
           <w:p>
             <w:pPr>
               <w:pStyle w:val="Compact"/>
+              <w:jc w:val="left"/>
             </w:pPr>
             <w:r>
               <w:t xml:space="preserve">yes</w:t>
@@ -9343,10 +10039,10 @@
         </w:tc>
       </w:tr>
     </w:tbl>
-    <w:bookmarkEnd w:id="35"/>
-    <w:bookmarkEnd w:id="36"/>
-    <w:bookmarkEnd w:id="37"/>
-    <w:bookmarkStart w:id="38" w:name="index-summary"/>
+    <w:bookmarkEnd w:id="46"/>
+    <w:bookmarkEnd w:id="47"/>
+    <w:bookmarkEnd w:id="48"/>
+    <w:bookmarkStart w:id="49" w:name="index-summary"/>
     <w:p>
       <w:pPr>
         <w:pStyle w:val="Heading1"/>
@@ -9368,8 +10064,8 @@
       <w:tblPr>
         <w:tblStyle w:val="Table"/>
         <w:tblW w:type="pct" w:w="5000"/>
-        <w:tblLayout w:type="fixed"/>
         <w:tblLook w:firstRow="1" w:lastRow="0" w:firstColumn="0" w:lastColumn="0" w:noHBand="0" w:noVBand="0" w:val="0020"/>
+        <w:jc w:val="start"/>
       </w:tblPr>
       <w:tblGrid>
         <w:gridCol w:w="2640"/>
@@ -9378,13 +10074,14 @@
       </w:tblGrid>
       <w:tr>
         <w:trPr>
-          <w:tblHeader w:val="on"/>
+          <w:tblHeader w:val="true"/>
         </w:trPr>
         <w:tc>
           <w:tcPr/>
           <w:p>
             <w:pPr>
               <w:pStyle w:val="Compact"/>
+              <w:jc w:val="left"/>
             </w:pPr>
             <w:r>
               <w:t xml:space="preserve">Index</w:t>
@@ -9396,6 +10093,7 @@
           <w:p>
             <w:pPr>
               <w:pStyle w:val="Compact"/>
+              <w:jc w:val="left"/>
             </w:pPr>
             <w:r>
               <w:t xml:space="preserve">Purpose</w:t>
@@ -9407,6 +10105,7 @@
           <w:p>
             <w:pPr>
               <w:pStyle w:val="Compact"/>
+              <w:jc w:val="left"/>
             </w:pPr>
             <w:r>
               <w:t xml:space="preserve">Requirement</w:t>
@@ -9420,6 +10119,7 @@
           <w:p>
             <w:pPr>
               <w:pStyle w:val="Compact"/>
+              <w:jc w:val="left"/>
             </w:pPr>
             <w:r>
               <w:rPr>
@@ -9434,6 +10134,7 @@
           <w:p>
             <w:pPr>
               <w:pStyle w:val="Compact"/>
+              <w:jc w:val="left"/>
             </w:pPr>
             <w:r>
               <w:t xml:space="preserve">Timeline, expiring-soon queries</w:t>
@@ -9445,6 +10146,7 @@
           <w:p>
             <w:pPr>
               <w:pStyle w:val="Compact"/>
+              <w:jc w:val="left"/>
             </w:pPr>
             <w:r>
               <w:t xml:space="preserve">NFR-PRF-001</w:t>
@@ -9458,6 +10160,7 @@
           <w:p>
             <w:pPr>
               <w:pStyle w:val="Compact"/>
+              <w:jc w:val="left"/>
             </w:pPr>
             <w:r>
               <w:rPr>
@@ -9472,6 +10175,7 @@
           <w:p>
             <w:pPr>
               <w:pStyle w:val="Compact"/>
+              <w:jc w:val="left"/>
             </w:pPr>
             <w:r>
               <w:t xml:space="preserve">Idempotent reminder upsert</w:t>
@@ -9483,6 +10187,7 @@
           <w:p>
             <w:pPr>
               <w:pStyle w:val="Compact"/>
+              <w:jc w:val="left"/>
             </w:pPr>
             <w:r>
               <w:t xml:space="preserve">FR-REM-002</w:t>
@@ -9496,6 +10201,7 @@
           <w:p>
             <w:pPr>
               <w:pStyle w:val="Compact"/>
+              <w:jc w:val="left"/>
             </w:pPr>
             <w:r>
               <w:rPr>
@@ -9510,6 +10216,7 @@
           <w:p>
             <w:pPr>
               <w:pStyle w:val="Compact"/>
+              <w:jc w:val="left"/>
             </w:pPr>
             <w:r>
               <w:t xml:space="preserve">Nightly job scan</w:t>
@@ -9521,6 +10228,7 @@
           <w:p>
             <w:pPr>
               <w:pStyle w:val="Compact"/>
+              <w:jc w:val="left"/>
             </w:pPr>
             <w:r>
               <w:t xml:space="preserve">FR-REM-001</w:t>
@@ -9534,6 +10242,7 @@
           <w:p>
             <w:pPr>
               <w:pStyle w:val="Compact"/>
+              <w:jc w:val="left"/>
             </w:pPr>
             <w:r>
               <w:rPr>
@@ -9548,6 +10257,7 @@
           <w:p>
             <w:pPr>
               <w:pStyle w:val="Compact"/>
+              <w:jc w:val="left"/>
             </w:pPr>
             <w:r>
               <w:t xml:space="preserve">Daily cap check</w:t>
@@ -9559,6 +10269,7 @@
           <w:p>
             <w:pPr>
               <w:pStyle w:val="Compact"/>
+              <w:jc w:val="left"/>
             </w:pPr>
             <w:r>
               <w:t xml:space="preserve">FR-AI-004</w:t>
@@ -9572,6 +10283,7 @@
           <w:p>
             <w:pPr>
               <w:pStyle w:val="Compact"/>
+              <w:jc w:val="left"/>
             </w:pPr>
             <w:r>
               <w:rPr>
@@ -9592,6 +10304,7 @@
           <w:p>
             <w:pPr>
               <w:pStyle w:val="Compact"/>
+              <w:jc w:val="left"/>
             </w:pPr>
             <w:r>
               <w:t xml:space="preserve">One self-holder per user</w:t>
@@ -9603,6 +10316,7 @@
           <w:p>
             <w:pPr>
               <w:pStyle w:val="Compact"/>
+              <w:jc w:val="left"/>
             </w:pPr>
             <w:r>
               <w:t xml:space="preserve">FR-DOC-007</w:t>
@@ -9616,6 +10330,7 @@
           <w:p>
             <w:pPr>
               <w:pStyle w:val="Compact"/>
+              <w:jc w:val="left"/>
             </w:pPr>
             <w:r>
               <w:rPr>
@@ -9630,6 +10345,7 @@
           <w:p>
             <w:pPr>
               <w:pStyle w:val="Compact"/>
+              <w:jc w:val="left"/>
             </w:pPr>
             <w:r>
               <w:t xml:space="preserve">Share link lookup</w:t>
@@ -9641,6 +10357,7 @@
           <w:p>
             <w:pPr>
               <w:pStyle w:val="Compact"/>
+              <w:jc w:val="left"/>
             </w:pPr>
             <w:r>
               <w:t xml:space="preserve">FR-DOC-008</w:t>
@@ -9649,8 +10366,8 @@
         </w:tc>
       </w:tr>
     </w:tbl>
-    <w:bookmarkEnd w:id="38"/>
-    <w:bookmarkStart w:id="39" w:name="migrations-log"/>
+    <w:bookmarkEnd w:id="49"/>
+    <w:bookmarkStart w:id="50" w:name="migrations-log"/>
     <w:p>
       <w:pPr>
         <w:pStyle w:val="Heading1"/>
@@ -9672,8 +10389,8 @@
       <w:tblPr>
         <w:tblStyle w:val="Table"/>
         <w:tblW w:type="pct" w:w="5000"/>
-        <w:tblLayout w:type="fixed"/>
         <w:tblLook w:firstRow="1" w:lastRow="0" w:firstColumn="0" w:lastColumn="0" w:noHBand="0" w:noVBand="0" w:val="0020"/>
+        <w:jc w:val="start"/>
       </w:tblPr>
       <w:tblGrid>
         <w:gridCol w:w="1584"/>
@@ -9684,13 +10401,14 @@
       </w:tblGrid>
       <w:tr>
         <w:trPr>
-          <w:tblHeader w:val="on"/>
+          <w:tblHeader w:val="true"/>
         </w:trPr>
         <w:tc>
           <w:tcPr/>
           <w:p>
             <w:pPr>
               <w:pStyle w:val="Compact"/>
+              <w:jc w:val="left"/>
             </w:pPr>
             <w:r>
               <w:t xml:space="preserve">#</w:t>
@@ -9702,6 +10420,7 @@
           <w:p>
             <w:pPr>
               <w:pStyle w:val="Compact"/>
+              <w:jc w:val="left"/>
             </w:pPr>
             <w:r>
               <w:t xml:space="preserve">Date</w:t>
@@ -9713,6 +10432,7 @@
           <w:p>
             <w:pPr>
               <w:pStyle w:val="Compact"/>
+              <w:jc w:val="left"/>
             </w:pPr>
             <w:r>
               <w:t xml:space="preserve">Module</w:t>
@@ -9724,6 +10444,7 @@
           <w:p>
             <w:pPr>
               <w:pStyle w:val="Compact"/>
+              <w:jc w:val="left"/>
             </w:pPr>
             <w:r>
               <w:t xml:space="preserve">Migration name</w:t>
@@ -9735,6 +10456,7 @@
           <w:p>
             <w:pPr>
               <w:pStyle w:val="Compact"/>
+              <w:jc w:val="left"/>
             </w:pPr>
             <w:r>
               <w:t xml:space="preserve">Roadmap step</w:t>
@@ -9748,6 +10470,7 @@
           <w:p>
             <w:pPr>
               <w:pStyle w:val="Compact"/>
+              <w:jc w:val="left"/>
             </w:pPr>
             <w:r>
               <w:t xml:space="preserve">1</w:t>
@@ -9759,6 +10482,7 @@
           <w:p>
             <w:pPr>
               <w:pStyle w:val="Compact"/>
+              <w:jc w:val="left"/>
             </w:pPr>
             <w:r>
               <w:t xml:space="preserve">2026-08-27</w:t>
@@ -9770,6 +10494,7 @@
           <w:p>
             <w:pPr>
               <w:pStyle w:val="Compact"/>
+              <w:jc w:val="left"/>
             </w:pPr>
             <w:r>
               <w:t xml:space="preserve">host (</w:t>
@@ -9790,6 +10515,7 @@
           <w:p>
             <w:pPr>
               <w:pStyle w:val="Compact"/>
+              <w:jc w:val="left"/>
             </w:pPr>
             <w:r>
               <w:rPr>
@@ -9810,6 +10536,7 @@
           <w:p>
             <w:pPr>
               <w:pStyle w:val="Compact"/>
+              <w:jc w:val="left"/>
             </w:pPr>
             <w:r>
               <w:t xml:space="preserve">1.1</w:t>
@@ -9823,6 +10550,7 @@
           <w:p>
             <w:pPr>
               <w:pStyle w:val="Compact"/>
+              <w:jc w:val="left"/>
             </w:pPr>
             <w:r>
               <w:t xml:space="preserve">2</w:t>
@@ -9834,6 +10562,7 @@
           <w:p>
             <w:pPr>
               <w:pStyle w:val="Compact"/>
+              <w:jc w:val="left"/>
             </w:pPr>
             <w:r>
               <w:t xml:space="preserve">2026-08-27</w:t>
@@ -9845,6 +10574,7 @@
           <w:p>
             <w:pPr>
               <w:pStyle w:val="Compact"/>
+              <w:jc w:val="left"/>
             </w:pPr>
             <w:r>
               <w:t xml:space="preserve">Documents (</w:t>
@@ -9877,6 +10607,7 @@
           <w:p>
             <w:pPr>
               <w:pStyle w:val="Compact"/>
+              <w:jc w:val="left"/>
             </w:pPr>
             <w:r>
               <w:rPr>
@@ -9906,6 +10637,7 @@
           <w:p>
             <w:pPr>
               <w:pStyle w:val="Compact"/>
+              <w:jc w:val="left"/>
             </w:pPr>
             <w:r>
               <w:t xml:space="preserve">1.3</w:t>
@@ -9919,6 +10651,7 @@
           <w:p>
             <w:pPr>
               <w:pStyle w:val="Compact"/>
+              <w:jc w:val="left"/>
             </w:pPr>
             <w:r>
               <w:t xml:space="preserve">3</w:t>
@@ -9930,6 +10663,7 @@
           <w:p>
             <w:pPr>
               <w:pStyle w:val="Compact"/>
+              <w:jc w:val="left"/>
             </w:pPr>
             <w:r>
               <w:t xml:space="preserve">2026-08-27</w:t>
@@ -9941,6 +10675,7 @@
           <w:p>
             <w:pPr>
               <w:pStyle w:val="Compact"/>
+              <w:jc w:val="left"/>
             </w:pPr>
             <w:r>
               <w:t xml:space="preserve">Documents</w:t>
@@ -9952,6 +10687,7 @@
           <w:p>
             <w:pPr>
               <w:pStyle w:val="Compact"/>
+              <w:jc w:val="left"/>
             </w:pPr>
             <w:r>
               <w:rPr>
@@ -10032,6 +10768,7 @@
           <w:p>
             <w:pPr>
               <w:pStyle w:val="Compact"/>
+              <w:jc w:val="left"/>
             </w:pPr>
             <w:r>
               <w:t xml:space="preserve">1.4</w:t>
@@ -10045,6 +10782,7 @@
           <w:p>
             <w:pPr>
               <w:pStyle w:val="Compact"/>
+              <w:jc w:val="left"/>
             </w:pPr>
             <w:r>
               <w:t xml:space="preserve">4</w:t>
@@ -10056,6 +10794,7 @@
           <w:p>
             <w:pPr>
               <w:pStyle w:val="Compact"/>
+              <w:jc w:val="left"/>
             </w:pPr>
             <w:r>
               <w:t xml:space="preserve">2026-08-27</w:t>
@@ -10067,6 +10806,7 @@
           <w:p>
             <w:pPr>
               <w:pStyle w:val="Compact"/>
+              <w:jc w:val="left"/>
             </w:pPr>
             <w:r>
               <w:t xml:space="preserve">Documents</w:t>
@@ -10078,6 +10818,7 @@
           <w:p>
             <w:pPr>
               <w:pStyle w:val="Compact"/>
+              <w:jc w:val="left"/>
             </w:pPr>
             <w:r>
               <w:rPr>
@@ -10173,6 +10914,7 @@
           <w:p>
             <w:pPr>
               <w:pStyle w:val="Compact"/>
+              <w:jc w:val="left"/>
             </w:pPr>
             <w:r>
               <w:t xml:space="preserve">1.5</w:t>
@@ -10180,9 +10922,110 @@
           </w:p>
         </w:tc>
       </w:tr>
+      <w:tr>
+        <w:tc>
+          <w:tcPr/>
+          <w:p>
+            <w:pPr>
+              <w:pStyle w:val="Compact"/>
+              <w:jc w:val="left"/>
+            </w:pPr>
+            <w:r>
+              <w:t xml:space="preserve">5</w:t>
+            </w:r>
+          </w:p>
+        </w:tc>
+        <w:tc>
+          <w:tcPr/>
+          <w:p>
+            <w:pPr>
+              <w:pStyle w:val="Compact"/>
+              <w:jc w:val="left"/>
+            </w:pPr>
+            <w:r>
+              <w:t xml:space="preserve">2026-08-27</w:t>
+            </w:r>
+          </w:p>
+        </w:tc>
+        <w:tc>
+          <w:tcPr/>
+          <w:p>
+            <w:pPr>
+              <w:pStyle w:val="Compact"/>
+              <w:jc w:val="left"/>
+            </w:pPr>
+            <w:r>
+              <w:t xml:space="preserve">Reminders (</w:t>
+            </w:r>
+            <w:r>
+              <w:rPr>
+                <w:rStyle w:val="VerbatimChar"/>
+              </w:rPr>
+              <w:t xml:space="preserve">RemindersDbContext</w:t>
+            </w:r>
+            <w:r>
+              <w:t xml:space="preserve">, schema</w:t>
+            </w:r>
+            <w:r>
+              <w:t xml:space="preserve"> </w:t>
+            </w:r>
+            <w:r>
+              <w:rPr>
+                <w:rStyle w:val="VerbatimChar"/>
+              </w:rPr>
+              <w:t xml:space="preserve">reminders</w:t>
+            </w:r>
+            <w:r>
+              <w:t xml:space="preserve">)</w:t>
+            </w:r>
+          </w:p>
+        </w:tc>
+        <w:tc>
+          <w:tcPr/>
+          <w:p>
+            <w:pPr>
+              <w:pStyle w:val="Compact"/>
+              <w:jc w:val="left"/>
+            </w:pPr>
+            <w:r>
+              <w:rPr>
+                <w:rStyle w:val="VerbatimChar"/>
+              </w:rPr>
+              <w:t xml:space="preserve">20260827145205_Initial</w:t>
+            </w:r>
+            <w:r>
+              <w:t xml:space="preserve"> </w:t>
+            </w:r>
+            <w:r>
+              <w:t xml:space="preserve">— empty; creates the schema and</w:t>
+            </w:r>
+            <w:r>
+              <w:t xml:space="preserve"> </w:t>
+            </w:r>
+            <w:r>
+              <w:rPr>
+                <w:rStyle w:val="VerbatimChar"/>
+              </w:rPr>
+              <w:t xml:space="preserve">reminders.__EFMigrationsHistory</w:t>
+            </w:r>
+          </w:p>
+        </w:tc>
+        <w:tc>
+          <w:tcPr/>
+          <w:p>
+            <w:pPr>
+              <w:pStyle w:val="Compact"/>
+              <w:jc w:val="left"/>
+            </w:pPr>
+            <w:r>
+              <w:t xml:space="preserve">2.1</w:t>
+            </w:r>
+          </w:p>
+        </w:tc>
+      </w:tr>
     </w:tbl>
-    <w:bookmarkEnd w:id="39"/>
-    <w:bookmarkStart w:id="40" w:name="retention-encryption-and-backups"/>
+    <w:bookmarkEnd w:id="50"/>
+    <w:bookmarkStart w:id="51" w:name="retention-encryption-and-backups"/>
     <w:p>
       <w:pPr>
         <w:pStyle w:val="Heading1"/>
@@ -10204,8 +11047,8 @@
       <w:tblPr>
         <w:tblStyle w:val="Table"/>
         <w:tblW w:type="pct" w:w="5000"/>
-        <w:tblLayout w:type="fixed"/>
         <w:tblLook w:firstRow="1" w:lastRow="0" w:firstColumn="0" w:lastColumn="0" w:noHBand="0" w:noVBand="0" w:val="0020"/>
+        <w:jc w:val="start"/>
       </w:tblPr>
       <w:tblGrid>
         <w:gridCol w:w="1980"/>
@@ -10215,13 +11058,14 @@
       </w:tblGrid>
       <w:tr>
         <w:trPr>
-          <w:tblHeader w:val="on"/>
+          <w:tblHeader w:val="true"/>
         </w:trPr>
         <w:tc>
           <w:tcPr/>
           <w:p>
             <w:pPr>
               <w:pStyle w:val="Compact"/>
+              <w:jc w:val="left"/>
             </w:pPr>
             <w:r>
               <w:t xml:space="preserve">Data</w:t>
@@ -10233,6 +11077,7 @@
           <w:p>
             <w:pPr>
               <w:pStyle w:val="Compact"/>
+              <w:jc w:val="left"/>
             </w:pPr>
             <w:r>
               <w:t xml:space="preserve">Encryption</w:t>
@@ -10244,6 +11089,7 @@
           <w:p>
             <w:pPr>
               <w:pStyle w:val="Compact"/>
+              <w:jc w:val="left"/>
             </w:pPr>
             <w:r>
               <w:t xml:space="preserve">Retention</w:t>
@@ -10255,6 +11101,7 @@
           <w:p>
             <w:pPr>
               <w:pStyle w:val="Compact"/>
+              <w:jc w:val="left"/>
             </w:pPr>
             <w:r>
               <w:t xml:space="preserve">Deletion path</w:t>
@@ -10268,6 +11115,7 @@
           <w:p>
             <w:pPr>
               <w:pStyle w:val="Compact"/>
+              <w:jc w:val="left"/>
             </w:pPr>
             <w:r>
               <w:t xml:space="preserve">Attachments (files)</w:t>
@@ -10279,6 +11127,7 @@
           <w:p>
             <w:pPr>
               <w:pStyle w:val="Compact"/>
+              <w:jc w:val="left"/>
             </w:pPr>
             <w:r>
               <w:t xml:space="preserve">AES-256 at rest, key in env/secret store, not on the data volume (P8)</w:t>
@@ -10290,6 +11139,7 @@
           <w:p>
             <w:pPr>
               <w:pStyle w:val="Compact"/>
+              <w:jc w:val="left"/>
             </w:pPr>
             <w:r>
               <w:t xml:space="preserve">Life of the document</w:t>
@@ -10301,6 +11151,7 @@
           <w:p>
             <w:pPr>
               <w:pStyle w:val="Compact"/>
+              <w:jc w:val="left"/>
             </w:pPr>
             <w:r>
               <w:t xml:space="preserve">Hard-deleted with the document; blob removed by a Shared job</w:t>
@@ -10314,6 +11165,7 @@
           <w:p>
             <w:pPr>
               <w:pStyle w:val="Compact"/>
+              <w:jc w:val="left"/>
             </w:pPr>
             <w:r>
               <w:rPr>
@@ -10364,6 +11216,7 @@
           <w:p>
             <w:pPr>
               <w:pStyle w:val="Compact"/>
+              <w:jc w:val="left"/>
             </w:pPr>
             <w:r>
               <w:t xml:space="preserve">Column-level encryption via EF value converter (P8)</w:t>
@@ -10375,6 +11228,7 @@
           <w:p>
             <w:pPr>
               <w:pStyle w:val="Compact"/>
+              <w:jc w:val="left"/>
             </w:pPr>
             <w:r>
               <w:t xml:space="preserve">Life of the document</w:t>
@@ -10386,6 +11240,7 @@
           <w:p>
             <w:pPr>
               <w:pStyle w:val="Compact"/>
+              <w:jc w:val="left"/>
             </w:pPr>
             <w:r>
               <w:t xml:space="preserve">Soft delete → purge after 30 days</w:t>
@@ -10399,6 +11254,7 @@
           <w:p>
             <w:pPr>
               <w:pStyle w:val="Compact"/>
+              <w:jc w:val="left"/>
             </w:pPr>
             <w:r>
               <w:rPr>
@@ -10413,6 +11269,7 @@
           <w:p>
             <w:pPr>
               <w:pStyle w:val="Compact"/>
+              <w:jc w:val="left"/>
             </w:pPr>
             <w:r>
               <w:t xml:space="preserve">Same as above (contains extracted PII)</w:t>
@@ -10424,6 +11281,7 @@
           <w:p>
             <w:pPr>
               <w:pStyle w:val="Compact"/>
+              <w:jc w:val="left"/>
             </w:pPr>
             <w:r>
               <w:t xml:space="preserve">90 days after acceptance, then purged</w:t>
@@ -10435,6 +11293,7 @@
           <w:p>
             <w:pPr>
               <w:pStyle w:val="Compact"/>
+              <w:jc w:val="left"/>
             </w:pPr>
             <w:r>
               <w:t xml:space="preserve">Purge job</w:t>
@@ -10448,6 +11307,7 @@
           <w:p>
             <w:pPr>
               <w:pStyle w:val="Compact"/>
+              <w:jc w:val="left"/>
             </w:pPr>
             <w:r>
               <w:rPr>
@@ -10462,6 +11322,7 @@
           <w:p>
             <w:pPr>
               <w:pStyle w:val="Compact"/>
+              <w:jc w:val="left"/>
             </w:pPr>
             <w:r>
               <w:t xml:space="preserve">None (no PII beyond user id)</w:t>
@@ -10473,6 +11334,7 @@
           <w:p>
             <w:pPr>
               <w:pStyle w:val="Compact"/>
+              <w:jc w:val="left"/>
             </w:pPr>
             <w:r>
               <w:t xml:space="preserve">12 months; then aggregated</w:t>
@@ -10484,6 +11346,7 @@
           <w:p>
             <w:pPr>
               <w:pStyle w:val="Compact"/>
+              <w:jc w:val="left"/>
             </w:pPr>
             <w:r>
               <w:t xml:space="preserve">Kept as counts after account deletion</w:t>
@@ -10497,6 +11360,7 @@
           <w:p>
             <w:pPr>
               <w:pStyle w:val="Compact"/>
+              <w:jc w:val="left"/>
             </w:pPr>
             <w:r>
               <w:rPr>
@@ -10511,6 +11375,7 @@
           <w:p>
             <w:pPr>
               <w:pStyle w:val="Compact"/>
+              <w:jc w:val="left"/>
             </w:pPr>
             <w:r>
               <w:t xml:space="preserve">None (public content)</w:t>
@@ -10522,6 +11387,7 @@
           <w:p>
             <w:pPr>
               <w:pStyle w:val="Compact"/>
+              <w:jc w:val="left"/>
             </w:pPr>
             <w:r>
               <w:t xml:space="preserve">Indefinite, versioned</w:t>
@@ -10533,6 +11399,7 @@
           <w:p>
             <w:pPr>
               <w:pStyle w:val="Compact"/>
+              <w:jc w:val="left"/>
             </w:pPr>
             <w:r>
               <w:t xml:space="preserve">Admin only</w:t>
@@ -10546,6 +11413,7 @@
           <w:p>
             <w:pPr>
               <w:pStyle w:val="Compact"/>
+              <w:jc w:val="left"/>
             </w:pPr>
             <w:r>
               <w:t xml:space="preserve">Backups</w:t>
@@ -10557,6 +11425,7 @@
           <w:p>
             <w:pPr>
               <w:pStyle w:val="Compact"/>
+              <w:jc w:val="left"/>
             </w:pPr>
             <w:r>
               <w:t xml:space="preserve">Encrypted full backup nightly, 14-day rotation</w:t>
@@ -10568,6 +11437,7 @@
           <w:p>
             <w:pPr>
               <w:pStyle w:val="Compact"/>
+              <w:jc w:val="left"/>
             </w:pPr>
             <w:r>
               <w:t xml:space="preserve">14 days</w:t>
@@ -10579,6 +11449,7 @@
           <w:p>
             <w:pPr>
               <w:pStyle w:val="Compact"/>
+              <w:jc w:val="left"/>
             </w:pPr>
             <w:r>
               <w:t xml:space="preserve">Runbook (P7)</w:t>
@@ -10655,8 +11526,8 @@
         <w:t xml:space="preserve">nulled.</w:t>
       </w:r>
     </w:p>
-    <w:bookmarkEnd w:id="40"/>
-    <w:bookmarkStart w:id="41" w:name="open-points"/>
+    <w:bookmarkEnd w:id="51"/>
+    <w:bookmarkStart w:id="52" w:name="open-points"/>
     <w:p>
       <w:pPr>
         <w:pStyle w:val="Heading1"/>
@@ -10667,11 +11538,11 @@
     </w:p>
     <w:p>
       <w:pPr>
-        <w:pStyle w:val="Compact"/>
         <w:numPr>
           <w:ilvl w:val="0"/>
           <w:numId w:val="1001"/>
         </w:numPr>
+        <w:pStyle w:val="Compact"/>
       </w:pPr>
       <w:r>
         <w:t xml:space="preserve">Embedding column:</w:t>
@@ -10715,11 +11586,11 @@
     </w:p>
     <w:p>
       <w:pPr>
-        <w:pStyle w:val="Compact"/>
         <w:numPr>
           <w:ilvl w:val="0"/>
           <w:numId w:val="1001"/>
         </w:numPr>
+        <w:pStyle w:val="Compact"/>
       </w:pPr>
       <w:r>
         <w:t xml:space="preserve">Whether</w:t>
@@ -10740,7 +11611,7 @@
         <w:t xml:space="preserve">should move to Identity if family accounts (Phase 10) need shared logins.</w:t>
       </w:r>
     </w:p>
-    <w:bookmarkEnd w:id="41"/>
+    <w:bookmarkEnd w:id="52"/>
     <w:sectPr>
       <w:footnotePr>
         <w:numRestart w:val="eachSect"/>
@@ -10776,14 +11647,14 @@
 <file path=word/numbering.xml><?xml version="1.0" encoding="utf-8"?>
 <w:numbering xmlns:w="http://schemas.openxmlformats.org/wordprocessingml/2006/main">
   <w:abstractNum w:abstractNumId="990">
-    <w:nsid w:val="0000A990"/>
+    <w:nsid w:val="A990"/>
     <w:multiLevelType w:val="multilevel"/>
     <w:lvl w:ilvl="0">
       <w:numFmt w:val="bullet"/>
       <w:lvlText w:val=" "/>
       <w:lvlJc w:val="left"/>
       <w:pPr>
-        <w:ind w:left="720" w:hanging="360"/>
+        <w:ind w:left="720" w:hanging="480"/>
       </w:pPr>
     </w:lvl>
     <w:lvl w:ilvl="1">
@@ -10791,7 +11662,7 @@
       <w:lvlText w:val=" "/>
       <w:lvlJc w:val="left"/>
       <w:pPr>
-        <w:ind w:left="1440" w:hanging="360"/>
+        <w:ind w:left="1440" w:hanging="480"/>
       </w:pPr>
     </w:lvl>
     <w:lvl w:ilvl="2">
@@ -10799,7 +11670,7 @@
       <w:lvlText w:val=" "/>
       <w:lvlJc w:val="left"/>
       <w:pPr>
-        <w:ind w:left="2160" w:hanging="360"/>
+        <w:ind w:left="2160" w:hanging="480"/>
       </w:pPr>
     </w:lvl>
     <w:lvl w:ilvl="3">
@@ -10807,7 +11678,7 @@
       <w:lvlText w:val=" "/>
       <w:lvlJc w:val="left"/>
       <w:pPr>
-        <w:ind w:left="2880" w:hanging="360"/>
+        <w:ind w:left="2880" w:hanging="480"/>
       </w:pPr>
     </w:lvl>
     <w:lvl w:ilvl="4">
@@ -10815,7 +11686,7 @@
       <w:lvlText w:val=" "/>
       <w:lvlJc w:val="left"/>
       <w:pPr>
-        <w:ind w:left="3600" w:hanging="360"/>
+        <w:ind w:left="3600" w:hanging="480"/>
       </w:pPr>
     </w:lvl>
     <w:lvl w:ilvl="5">
@@ -10823,7 +11694,7 @@
       <w:lvlText w:val=" "/>
       <w:lvlJc w:val="left"/>
       <w:pPr>
-        <w:ind w:left="4320" w:hanging="360"/>
+        <w:ind w:left="4320" w:hanging="480"/>
       </w:pPr>
     </w:lvl>
     <w:lvl w:ilvl="6">
@@ -10831,7 +11702,7 @@
       <w:lvlText w:val=" "/>
       <w:lvlJc w:val="left"/>
       <w:pPr>
-        <w:ind w:left="5040" w:hanging="360"/>
+        <w:ind w:left="5040" w:hanging="480"/>
       </w:pPr>
     </w:lvl>
     <w:lvl w:ilvl="7">
@@ -10839,7 +11710,7 @@
       <w:lvlText w:val=" "/>
       <w:lvlJc w:val="left"/>
       <w:pPr>
-        <w:ind w:left="5760" w:hanging="360"/>
+        <w:ind w:left="5760" w:hanging="480"/>
       </w:pPr>
     </w:lvl>
     <w:lvl w:ilvl="8">
@@ -10847,111 +11718,84 @@
       <w:lvlText w:val=" "/>
       <w:lvlJc w:val="left"/>
       <w:pPr>
-        <w:ind w:left="6480" w:hanging="360"/>
+        <w:ind w:left="6480" w:hanging="480"/>
       </w:pPr>
     </w:lvl>
   </w:abstractNum>
   <w:abstractNum w:abstractNumId="991">
-    <w:nsid w:val="0000A991"/>
+    <w:nsid w:val="A991"/>
     <w:multiLevelType w:val="multilevel"/>
     <w:lvl w:ilvl="0">
       <w:numFmt w:val="bullet"/>
-      <w:lvlText w:val=""/>
+      <w:lvlText w:val="•"/>
       <w:lvlJc w:val="left"/>
       <w:pPr>
-        <w:ind w:left="720" w:hanging="360"/>
+        <w:ind w:left="720" w:hanging="480"/>
       </w:pPr>
-      <w:rPr>
-        <w:rFonts w:ascii="Symbol" w:hAnsi="Symbol" w:cs="Symbol" w:hint="default"/>
-      </w:rPr>
     </w:lvl>
     <w:lvl w:ilvl="1">
       <w:numFmt w:val="bullet"/>
-      <w:lvlText w:val="o"/>
+      <w:lvlText w:val="–"/>
       <w:lvlJc w:val="left"/>
       <w:pPr>
-        <w:ind w:left="1440" w:hanging="360"/>
+        <w:ind w:left="1440" w:hanging="480"/>
       </w:pPr>
-      <w:rPr>
-        <w:rFonts w:ascii="Courier New" w:hAnsi="Courier New" w:cs="Courier New" w:hint="default"/>
-      </w:rPr>
     </w:lvl>
     <w:lvl w:ilvl="2">
       <w:numFmt w:val="bullet"/>
-      <w:lvlText w:val=""/>
+      <w:lvlText w:val="•"/>
       <w:lvlJc w:val="left"/>
       <w:pPr>
-        <w:ind w:left="2160" w:hanging="360"/>
+        <w:ind w:left="2160" w:hanging="480"/>
       </w:pPr>
-      <w:rPr>
-        <w:rFonts w:ascii="Wingdings" w:hAnsi="Wingdings" w:cs="Wingdings" w:hint="default"/>
-      </w:rPr>
     </w:lvl>
     <w:lvl w:ilvl="3">
       <w:numFmt w:val="bullet"/>
-      <w:lvlText w:val=""/>
+      <w:lvlText w:val="–"/>
       <w:lvlJc w:val="left"/>
       <w:pPr>
-        <w:ind w:left="2880" w:hanging="360"/>
+        <w:ind w:left="2880" w:hanging="480"/>
       </w:pPr>
-      <w:rPr>
-        <w:rFonts w:ascii="Symbol" w:hAnsi="Symbol" w:cs="Symbol" w:hint="default"/>
-      </w:rPr>
     </w:lvl>
     <w:lvl w:ilvl="4">
       <w:numFmt w:val="bullet"/>
-      <w:lvlText w:val="o"/>
+      <w:lvlText w:val="•"/>
       <w:lvlJc w:val="left"/>
       <w:pPr>
-        <w:ind w:left="3600" w:hanging="360"/>
+        <w:ind w:left="3600" w:hanging="480"/>
       </w:pPr>
-      <w:rPr>
-        <w:rFonts w:ascii="Courier New" w:hAnsi="Courier New" w:cs="Courier New" w:hint="default"/>
-      </w:rPr>
     </w:lvl>
     <w:lvl w:ilvl="5">
       <w:numFmt w:val="bullet"/>
-      <w:lvlText w:val=""/>
+      <w:lvlText w:val="–"/>
       <w:lvlJc w:val="left"/>
       <w:pPr>
-        <w:ind w:left="4320" w:hanging="360"/>
+        <w:ind w:left="4320" w:hanging="480"/>
       </w:pPr>
-      <w:rPr>
-        <w:rFonts w:ascii="Wingdings" w:hAnsi="Wingdings" w:cs="Wingdings" w:hint="default"/>
-      </w:rPr>
     </w:lvl>
     <w:lvl w:ilvl="6">
       <w:numFmt w:val="bullet"/>
-      <w:lvlText w:val=""/>
+      <w:lvlText w:val="•"/>
       <w:lvlJc w:val="left"/>
       <w:pPr>
-        <w:ind w:left="5040" w:hanging="360"/>
+        <w:ind w:left="5040" w:hanging="480"/>
       </w:pPr>
-      <w:rPr>
-        <w:rFonts w:ascii="Symbol" w:hAnsi="Symbol" w:cs="Symbol" w:hint="default"/>
-      </w:rPr>
     </w:lvl>
     <w:lvl w:ilvl="7">
       <w:numFmt w:val="bullet"/>
-      <w:lvlText w:val="o"/>
+      <w:lvlText w:val="–"/>
       <w:lvlJc w:val="left"/>
       <w:pPr>
-        <w:ind w:left="5760" w:hanging="360"/>
+        <w:ind w:left="5760" w:hanging="480"/>
       </w:pPr>
-      <w:rPr>
-        <w:rFonts w:ascii="Courier New" w:hAnsi="Courier New" w:cs="Courier New" w:hint="default"/>
-      </w:rPr>
     </w:lvl>
     <w:lvl w:ilvl="8">
       <w:numFmt w:val="bullet"/>
-      <w:lvlText w:val=""/>
+      <w:lvlText w:val="•"/>
       <w:lvlJc w:val="left"/>
       <w:pPr>
-        <w:ind w:left="6480" w:hanging="360"/>
+        <w:ind w:left="6480" w:hanging="480"/>
       </w:pPr>
-      <w:rPr>
-        <w:rFonts w:ascii="Wingdings" w:hAnsi="Wingdings" w:cs="Wingdings" w:hint="default"/>
-      </w:rPr>
     </w:lvl>
   </w:abstractNum>
   <w:num w:numId="1000">
@@ -11676,8 +12520,8 @@
     <w:name w:val="KeywordTok"/>
     <w:basedOn w:val="VerbatimChar"/>
     <w:rPr>
+      <w:color w:val="007020"/>
       <w:b/>
-      <w:color w:val="007020"/>
     </w:rPr>
   </w:style>
   <w:style w:type="character" w:customStyle="1" w:styleId="DataTypeTok">
@@ -11754,42 +12598,42 @@
     <w:name w:val="ImportTok"/>
     <w:basedOn w:val="VerbatimChar"/>
     <w:rPr>
+      <w:color w:val="008000"/>
       <w:b/>
-      <w:color w:val="008000"/>
     </w:rPr>
   </w:style>
   <w:style w:type="character" w:customStyle="1" w:styleId="CommentTok">
     <w:name w:val="CommentTok"/>
     <w:basedOn w:val="VerbatimChar"/>
     <w:rPr>
+      <w:color w:val="60a0b0"/>
       <w:i/>
-      <w:color w:val="60a0b0"/>
     </w:rPr>
   </w:style>
   <w:style w:type="character" w:customStyle="1" w:styleId="DocumentationTok">
     <w:name w:val="DocumentationTok"/>
     <w:basedOn w:val="VerbatimChar"/>
     <w:rPr>
+      <w:color w:val="ba2121"/>
       <w:i/>
-      <w:color w:val="ba2121"/>
     </w:rPr>
   </w:style>
   <w:style w:type="character" w:customStyle="1" w:styleId="AnnotationTok">
     <w:name w:val="AnnotationTok"/>
     <w:basedOn w:val="VerbatimChar"/>
     <w:rPr>
+      <w:color w:val="60a0b0"/>
       <w:b/>
       <w:i/>
-      <w:color w:val="60a0b0"/>
     </w:rPr>
   </w:style>
   <w:style w:type="character" w:customStyle="1" w:styleId="CommentVarTok">
     <w:name w:val="CommentVarTok"/>
     <w:basedOn w:val="VerbatimChar"/>
     <w:rPr>
+      <w:color w:val="60a0b0"/>
       <w:b/>
       <w:i/>
-      <w:color w:val="60a0b0"/>
     </w:rPr>
   </w:style>
   <w:style w:type="character" w:customStyle="1" w:styleId="OtherTok">
@@ -11817,8 +12661,8 @@
     <w:name w:val="ControlFlowTok"/>
     <w:basedOn w:val="VerbatimChar"/>
     <w:rPr>
+      <w:color w:val="007020"/>
       <w:b/>
-      <w:color w:val="007020"/>
     </w:rPr>
   </w:style>
   <w:style w:type="character" w:customStyle="1" w:styleId="OperatorTok">
@@ -11863,34 +12707,34 @@
     <w:name w:val="InformationTok"/>
     <w:basedOn w:val="VerbatimChar"/>
     <w:rPr>
+      <w:color w:val="60a0b0"/>
       <w:b/>
       <w:i/>
-      <w:color w:val="60a0b0"/>
     </w:rPr>
   </w:style>
   <w:style w:type="character" w:customStyle="1" w:styleId="WarningTok">
     <w:name w:val="WarningTok"/>
     <w:basedOn w:val="VerbatimChar"/>
     <w:rPr>
+      <w:color w:val="60a0b0"/>
       <w:b/>
       <w:i/>
-      <w:color w:val="60a0b0"/>
     </w:rPr>
   </w:style>
   <w:style w:type="character" w:customStyle="1" w:styleId="AlertTok">
     <w:name w:val="AlertTok"/>
     <w:basedOn w:val="VerbatimChar"/>
     <w:rPr>
+      <w:color w:val="ff0000"/>
       <w:b/>
-      <w:color w:val="ff0000"/>
     </w:rPr>
   </w:style>
   <w:style w:type="character" w:customStyle="1" w:styleId="ErrorTok">
     <w:name w:val="ErrorTok"/>
     <w:basedOn w:val="VerbatimChar"/>
     <w:rPr>
+      <w:color w:val="ff0000"/>
       <w:b/>
-      <w:color w:val="ff0000"/>
     </w:rPr>
   </w:style>
   <w:style w:type="character" w:customStyle="1" w:styleId="NormalTok">

--- a/docs/deliverables/out/Database.docx
+++ b/docs/deliverables/out/Database.docx
@@ -556,6 +556,129 @@
             </w:r>
             <w:r>
               <w:t xml:space="preserve">schema initial (empty) migration — Reminders module skeleton (2.1)</w:t>
+            </w:r>
+          </w:p>
+        </w:tc>
+      </w:tr>
+      <w:tr>
+        <w:tc>
+          <w:tcPr/>
+          <w:p>
+            <w:pPr>
+              <w:pStyle w:val="Compact"/>
+              <w:jc w:val="left"/>
+            </w:pPr>
+            <w:r>
+              <w:t xml:space="preserve">0.1.5</w:t>
+            </w:r>
+          </w:p>
+        </w:tc>
+        <w:tc>
+          <w:tcPr/>
+          <w:p>
+            <w:pPr>
+              <w:pStyle w:val="Compact"/>
+              <w:jc w:val="left"/>
+            </w:pPr>
+            <w:r>
+              <w:t xml:space="preserve">2026-08-27</w:t>
+            </w:r>
+          </w:p>
+        </w:tc>
+        <w:tc>
+          <w:tcPr/>
+          <w:p>
+            <w:pPr>
+              <w:pStyle w:val="Compact"/>
+              <w:jc w:val="left"/>
+            </w:pPr>
+            <w:r>
+              <w:t xml:space="preserve">Abdulsalam</w:t>
+            </w:r>
+          </w:p>
+        </w:tc>
+        <w:tc>
+          <w:tcPr/>
+          <w:p>
+            <w:pPr>
+              <w:pStyle w:val="Compact"/>
+              <w:jc w:val="left"/>
+            </w:pPr>
+            <w:r>
+              <w:t xml:space="preserve">Migrations log row 6:</w:t>
+            </w:r>
+            <w:r>
+              <w:t xml:space="preserve"> </w:t>
+            </w:r>
+            <w:r>
+              <w:rPr>
+                <w:rStyle w:val="VerbatimChar"/>
+              </w:rPr>
+              <w:t xml:space="preserve">ReminderRule</w:t>
+            </w:r>
+            <w:r>
+              <w:t xml:space="preserve"> </w:t>
+            </w:r>
+            <w:r>
+              <w:t xml:space="preserve">table (2.2);</w:t>
+            </w:r>
+            <w:r>
+              <w:t xml:space="preserve"> </w:t>
+            </w:r>
+            <w:r>
+              <w:rPr>
+                <w:rStyle w:val="VerbatimChar"/>
+              </w:rPr>
+              <w:t xml:space="preserve">ReminderRule</w:t>
+            </w:r>
+            <w:r>
+              <w:t xml:space="preserve"> </w:t>
+            </w:r>
+            <w:r>
+              <w:t xml:space="preserve">marked</w:t>
+            </w:r>
+            <w:r>
+              <w:t xml:space="preserve"> </w:t>
+            </w:r>
+            <w:r>
+              <w:rPr>
+                <w:iCs/>
+                <w:i/>
+              </w:rPr>
+              <w:t xml:space="preserve">Implemented</w:t>
+            </w:r>
+            <w:r>
+              <w:t xml:space="preserve">,</w:t>
+            </w:r>
+            <w:r>
+              <w:t xml:space="preserve"> </w:t>
+            </w:r>
+            <w:r>
+              <w:rPr>
+                <w:rStyle w:val="VerbatimChar"/>
+              </w:rPr>
+              <w:t xml:space="preserve">OffsetsDays</w:t>
+            </w:r>
+            <w:r>
+              <w:t xml:space="preserve"> </w:t>
+            </w:r>
+            <w:r>
+              <w:t xml:space="preserve">documented as the</w:t>
+            </w:r>
+            <w:r>
+              <w:t xml:space="preserve"> </w:t>
+            </w:r>
+            <w:r>
+              <w:rPr>
+                <w:rStyle w:val="VerbatimChar"/>
+              </w:rPr>
+              <w:t xml:space="preserve">ReminderOffsets</w:t>
+            </w:r>
+            <w:r>
+              <w:t xml:space="preserve"> </w:t>
+            </w:r>
+            <w:r>
+              <w:t xml:space="preserve">value object</w:t>
             </w:r>
           </w:p>
         </w:tc>
@@ -5057,7 +5180,7 @@
         <w:t xml:space="preserve">reminders</w:t>
       </w:r>
     </w:p>
-    <w:bookmarkStart w:id="34" w:name="reminders.reminderrule-e-reminderrule"/>
+    <w:bookmarkStart w:id="34" w:name="X7563565d6b03967ca0604bf724b650a78d0b147"/>
     <w:p>
       <w:pPr>
         <w:pStyle w:val="Heading3"/>
@@ -5081,7 +5204,17 @@
         <w:t xml:space="preserve"> </w:t>
       </w:r>
       <w:r>
-        <w:t xml:space="preserve">(E-ReminderRule)</w:t>
+        <w:t xml:space="preserve">(E-ReminderRule) —</w:t>
+      </w:r>
+      <w:r>
+        <w:t xml:space="preserve"> </w:t>
+      </w:r>
+      <w:r>
+        <w:rPr>
+          <w:iCs/>
+          <w:i/>
+        </w:rPr>
+        <w:t xml:space="preserve">Implemented (2.2)</w:t>
       </w:r>
     </w:p>
     <w:tbl>
@@ -11019,6 +11152,152 @@
             </w:pPr>
             <w:r>
               <w:t xml:space="preserve">2.1</w:t>
+            </w:r>
+          </w:p>
+        </w:tc>
+      </w:tr>
+      <w:tr>
+        <w:tc>
+          <w:tcPr/>
+          <w:p>
+            <w:pPr>
+              <w:pStyle w:val="Compact"/>
+              <w:jc w:val="left"/>
+            </w:pPr>
+            <w:r>
+              <w:t xml:space="preserve">6</w:t>
+            </w:r>
+          </w:p>
+        </w:tc>
+        <w:tc>
+          <w:tcPr/>
+          <w:p>
+            <w:pPr>
+              <w:pStyle w:val="Compact"/>
+              <w:jc w:val="left"/>
+            </w:pPr>
+            <w:r>
+              <w:t xml:space="preserve">2026-08-27</w:t>
+            </w:r>
+          </w:p>
+        </w:tc>
+        <w:tc>
+          <w:tcPr/>
+          <w:p>
+            <w:pPr>
+              <w:pStyle w:val="Compact"/>
+              <w:jc w:val="left"/>
+            </w:pPr>
+            <w:r>
+              <w:t xml:space="preserve">Reminders</w:t>
+            </w:r>
+          </w:p>
+        </w:tc>
+        <w:tc>
+          <w:tcPr/>
+          <w:p>
+            <w:pPr>
+              <w:pStyle w:val="Compact"/>
+              <w:jc w:val="left"/>
+            </w:pPr>
+            <w:r>
+              <w:rPr>
+                <w:rStyle w:val="VerbatimChar"/>
+              </w:rPr>
+              <w:t xml:space="preserve">20260827150810_AddReminderRule</w:t>
+            </w:r>
+            <w:r>
+              <w:t xml:space="preserve"> </w:t>
+            </w:r>
+            <w:r>
+              <w:t xml:space="preserve">— table</w:t>
+            </w:r>
+            <w:r>
+              <w:t xml:space="preserve"> </w:t>
+            </w:r>
+            <w:r>
+              <w:rPr>
+                <w:rStyle w:val="VerbatimChar"/>
+              </w:rPr>
+              <w:t xml:space="preserve">ReminderRule</w:t>
+            </w:r>
+            <w:r>
+              <w:t xml:space="preserve"> </w:t>
+            </w:r>
+            <w:r>
+              <w:t xml:space="preserve">(</w:t>
+            </w:r>
+            <w:r>
+              <w:rPr>
+                <w:rStyle w:val="VerbatimChar"/>
+              </w:rPr>
+              <w:t xml:space="preserve">OffsetsDays</w:t>
+            </w:r>
+            <w:r>
+              <w:t xml:space="preserve"> </w:t>
+            </w:r>
+            <w:r>
+              <w:t xml:space="preserve">CSV via value conversion,</w:t>
+            </w:r>
+            <w:r>
+              <w:t xml:space="preserve"> </w:t>
+            </w:r>
+            <w:r>
+              <w:rPr>
+                <w:rStyle w:val="VerbatimChar"/>
+              </w:rPr>
+              <w:t xml:space="preserve">Channels</w:t>
+            </w:r>
+            <w:r>
+              <w:t xml:space="preserve"> </w:t>
+            </w:r>
+            <w:r>
+              <w:t xml:space="preserve">tinyint flags, quiet hours</w:t>
+            </w:r>
+            <w:r>
+              <w:t xml:space="preserve"> </w:t>
+            </w:r>
+            <w:r>
+              <w:rPr>
+                <w:rStyle w:val="VerbatimChar"/>
+              </w:rPr>
+              <w:t xml:space="preserve">time</w:t>
+            </w:r>
+            <w:r>
+              <w:t xml:space="preserve">,</w:t>
+            </w:r>
+            <w:r>
+              <w:t xml:space="preserve"> </w:t>
+            </w:r>
+            <w:r>
+              <w:rPr>
+                <w:rStyle w:val="VerbatimChar"/>
+              </w:rPr>
+              <w:t xml:space="preserve">TimeZoneId</w:t>
+            </w:r>
+            <w:r>
+              <w:t xml:space="preserve">); unique</w:t>
+            </w:r>
+            <w:r>
+              <w:t xml:space="preserve"> </w:t>
+            </w:r>
+            <w:r>
+              <w:rPr>
+                <w:rStyle w:val="VerbatimChar"/>
+              </w:rPr>
+              <w:t xml:space="preserve">UQ_ReminderRule_UserId</w:t>
+            </w:r>
+          </w:p>
+        </w:tc>
+        <w:tc>
+          <w:tcPr/>
+          <w:p>
+            <w:pPr>
+              <w:pStyle w:val="Compact"/>
+              <w:jc w:val="left"/>
+            </w:pPr>
+            <w:r>
+              <w:t xml:space="preserve">2.2</w:t>
             </w:r>
           </w:p>
         </w:tc>

--- a/docs/deliverables/out/Database.docx
+++ b/docs/deliverables/out/Database.docx
@@ -679,6 +679,96 @@
             </w:r>
             <w:r>
               <w:t xml:space="preserve">value object</w:t>
+            </w:r>
+          </w:p>
+        </w:tc>
+      </w:tr>
+      <w:tr>
+        <w:tc>
+          <w:tcPr/>
+          <w:p>
+            <w:pPr>
+              <w:pStyle w:val="Compact"/>
+              <w:jc w:val="left"/>
+            </w:pPr>
+            <w:r>
+              <w:t xml:space="preserve">0.1.6</w:t>
+            </w:r>
+          </w:p>
+        </w:tc>
+        <w:tc>
+          <w:tcPr/>
+          <w:p>
+            <w:pPr>
+              <w:pStyle w:val="Compact"/>
+              <w:jc w:val="left"/>
+            </w:pPr>
+            <w:r>
+              <w:t xml:space="preserve">2026-08-28</w:t>
+            </w:r>
+          </w:p>
+        </w:tc>
+        <w:tc>
+          <w:tcPr/>
+          <w:p>
+            <w:pPr>
+              <w:pStyle w:val="Compact"/>
+              <w:jc w:val="left"/>
+            </w:pPr>
+            <w:r>
+              <w:t xml:space="preserve">Abdulsalam</w:t>
+            </w:r>
+          </w:p>
+        </w:tc>
+        <w:tc>
+          <w:tcPr/>
+          <w:p>
+            <w:pPr>
+              <w:pStyle w:val="Compact"/>
+              <w:jc w:val="left"/>
+            </w:pPr>
+            <w:r>
+              <w:t xml:space="preserve">Migrations log row 7:</w:t>
+            </w:r>
+            <w:r>
+              <w:t xml:space="preserve"> </w:t>
+            </w:r>
+            <w:r>
+              <w:rPr>
+                <w:rStyle w:val="VerbatimChar"/>
+              </w:rPr>
+              <w:t xml:space="preserve">Reminder</w:t>
+            </w:r>
+            <w:r>
+              <w:t xml:space="preserve"> </w:t>
+            </w:r>
+            <w:r>
+              <w:t xml:space="preserve">+</w:t>
+            </w:r>
+            <w:r>
+              <w:t xml:space="preserve"> </w:t>
+            </w:r>
+            <w:r>
+              <w:rPr>
+                <w:rStyle w:val="VerbatimChar"/>
+              </w:rPr>
+              <w:t xml:space="preserve">DeliveryLog</w:t>
+            </w:r>
+            <w:r>
+              <w:t xml:space="preserve"> </w:t>
+            </w:r>
+            <w:r>
+              <w:t xml:space="preserve">tables (2.3); both marked</w:t>
+            </w:r>
+            <w:r>
+              <w:t xml:space="preserve"> </w:t>
+            </w:r>
+            <w:r>
+              <w:rPr>
+                <w:iCs/>
+                <w:i/>
+              </w:rPr>
+              <w:t xml:space="preserve">Implemented</w:t>
             </w:r>
           </w:p>
         </w:tc>
@@ -5652,7 +5742,7 @@
       </w:tr>
     </w:tbl>
     <w:bookmarkEnd w:id="34"/>
-    <w:bookmarkStart w:id="35" w:name="reminders.reminder-e-reminder"/>
+    <w:bookmarkStart w:id="35" w:name="Xda8c76578f8c76a213214ec1ee00cba62d715b9"/>
     <w:p>
       <w:pPr>
         <w:pStyle w:val="Heading3"/>
@@ -5676,7 +5766,17 @@
         <w:t xml:space="preserve"> </w:t>
       </w:r>
       <w:r>
-        <w:t xml:space="preserve">(E-Reminder)</w:t>
+        <w:t xml:space="preserve">(E-Reminder) —</w:t>
+      </w:r>
+      <w:r>
+        <w:t xml:space="preserve"> </w:t>
+      </w:r>
+      <w:r>
+        <w:rPr>
+          <w:iCs/>
+          <w:i/>
+        </w:rPr>
+        <w:t xml:space="preserve">Implemented (2.3)</w:t>
       </w:r>
     </w:p>
     <w:tbl>
@@ -6146,7 +6246,7 @@
       </w:r>
     </w:p>
     <w:bookmarkEnd w:id="35"/>
-    <w:bookmarkStart w:id="36" w:name="reminders.deliverylog-e-deliverylog"/>
+    <w:bookmarkStart w:id="36" w:name="X8fca292fd109f615f6799e7c1a1fa11aeca636a"/>
     <w:p>
       <w:pPr>
         <w:pStyle w:val="Heading3"/>
@@ -6170,7 +6270,17 @@
         <w:t xml:space="preserve"> </w:t>
       </w:r>
       <w:r>
-        <w:t xml:space="preserve">(E-DeliveryLog)</w:t>
+        <w:t xml:space="preserve">(E-DeliveryLog) —</w:t>
+      </w:r>
+      <w:r>
+        <w:t xml:space="preserve"> </w:t>
+      </w:r>
+      <w:r>
+        <w:rPr>
+          <w:iCs/>
+          <w:i/>
+        </w:rPr>
+        <w:t xml:space="preserve">Implemented (2.3)</w:t>
       </w:r>
     </w:p>
     <w:tbl>
@@ -11298,6 +11408,155 @@
             </w:pPr>
             <w:r>
               <w:t xml:space="preserve">2.2</w:t>
+            </w:r>
+          </w:p>
+        </w:tc>
+      </w:tr>
+      <w:tr>
+        <w:tc>
+          <w:tcPr/>
+          <w:p>
+            <w:pPr>
+              <w:pStyle w:val="Compact"/>
+              <w:jc w:val="left"/>
+            </w:pPr>
+            <w:r>
+              <w:t xml:space="preserve">7</w:t>
+            </w:r>
+          </w:p>
+        </w:tc>
+        <w:tc>
+          <w:tcPr/>
+          <w:p>
+            <w:pPr>
+              <w:pStyle w:val="Compact"/>
+              <w:jc w:val="left"/>
+            </w:pPr>
+            <w:r>
+              <w:t xml:space="preserve">2026-08-28</w:t>
+            </w:r>
+          </w:p>
+        </w:tc>
+        <w:tc>
+          <w:tcPr/>
+          <w:p>
+            <w:pPr>
+              <w:pStyle w:val="Compact"/>
+              <w:jc w:val="left"/>
+            </w:pPr>
+            <w:r>
+              <w:t xml:space="preserve">Reminders</w:t>
+            </w:r>
+          </w:p>
+        </w:tc>
+        <w:tc>
+          <w:tcPr/>
+          <w:p>
+            <w:pPr>
+              <w:pStyle w:val="Compact"/>
+              <w:jc w:val="left"/>
+            </w:pPr>
+            <w:r>
+              <w:rPr>
+                <w:rStyle w:val="VerbatimChar"/>
+              </w:rPr>
+              <w:t xml:space="preserve">20260828051505_AddReminderAndDeliveryLog</w:t>
+            </w:r>
+            <w:r>
+              <w:t xml:space="preserve"> </w:t>
+            </w:r>
+            <w:r>
+              <w:t xml:space="preserve">— tables</w:t>
+            </w:r>
+            <w:r>
+              <w:t xml:space="preserve"> </w:t>
+            </w:r>
+            <w:r>
+              <w:rPr>
+                <w:rStyle w:val="VerbatimChar"/>
+              </w:rPr>
+              <w:t xml:space="preserve">Reminder</w:t>
+            </w:r>
+            <w:r>
+              <w:t xml:space="preserve"> </w:t>
+            </w:r>
+            <w:r>
+              <w:t xml:space="preserve">(unique</w:t>
+            </w:r>
+            <w:r>
+              <w:t xml:space="preserve"> </w:t>
+            </w:r>
+            <w:r>
+              <w:rPr>
+                <w:rStyle w:val="VerbatimChar"/>
+              </w:rPr>
+              <w:t xml:space="preserve">UQ_Reminder_DocumentId_OffsetDays</w:t>
+            </w:r>
+            <w:r>
+              <w:t xml:space="preserve">,</w:t>
+            </w:r>
+            <w:r>
+              <w:t xml:space="preserve"> </w:t>
+            </w:r>
+            <w:r>
+              <w:rPr>
+                <w:rStyle w:val="VerbatimChar"/>
+              </w:rPr>
+              <w:t xml:space="preserve">IX_Reminder_Status_DueDate</w:t>
+            </w:r>
+            <w:r>
+              <w:t xml:space="preserve">,</w:t>
+            </w:r>
+            <w:r>
+              <w:t xml:space="preserve"> </w:t>
+            </w:r>
+            <w:r>
+              <w:rPr>
+                <w:rStyle w:val="VerbatimChar"/>
+              </w:rPr>
+              <w:t xml:space="preserve">IX_Reminder_UserId</w:t>
+            </w:r>
+            <w:r>
+              <w:t xml:space="preserve">),</w:t>
+            </w:r>
+            <w:r>
+              <w:t xml:space="preserve"> </w:t>
+            </w:r>
+            <w:r>
+              <w:rPr>
+                <w:rStyle w:val="VerbatimChar"/>
+              </w:rPr>
+              <w:t xml:space="preserve">DeliveryLog</w:t>
+            </w:r>
+            <w:r>
+              <w:t xml:space="preserve"> </w:t>
+            </w:r>
+            <w:r>
+              <w:t xml:space="preserve">(FK to Reminder, Cascade;</w:t>
+            </w:r>
+            <w:r>
+              <w:t xml:space="preserve"> </w:t>
+            </w:r>
+            <w:r>
+              <w:rPr>
+                <w:rStyle w:val="VerbatimChar"/>
+              </w:rPr>
+              <w:t xml:space="preserve">IX_DeliveryLog_ReminderId</w:t>
+            </w:r>
+            <w:r>
+              <w:t xml:space="preserve">)</w:t>
+            </w:r>
+          </w:p>
+        </w:tc>
+        <w:tc>
+          <w:tcPr/>
+          <w:p>
+            <w:pPr>
+              <w:pStyle w:val="Compact"/>
+              <w:jc w:val="left"/>
+            </w:pPr>
+            <w:r>
+              <w:t xml:space="preserve">2.3</w:t>
             </w:r>
           </w:p>
         </w:tc>

--- a/docs/deliverables/out/Database.docx
+++ b/docs/deliverables/out/Database.docx
@@ -759,6 +759,111 @@
             </w:r>
             <w:r>
               <w:t xml:space="preserve">tables (2.3); both marked</w:t>
+            </w:r>
+            <w:r>
+              <w:t xml:space="preserve"> </w:t>
+            </w:r>
+            <w:r>
+              <w:rPr>
+                <w:iCs/>
+                <w:i/>
+              </w:rPr>
+              <w:t xml:space="preserve">Implemented</w:t>
+            </w:r>
+          </w:p>
+        </w:tc>
+      </w:tr>
+      <w:tr>
+        <w:tc>
+          <w:tcPr/>
+          <w:p>
+            <w:pPr>
+              <w:pStyle w:val="Compact"/>
+              <w:jc w:val="left"/>
+            </w:pPr>
+            <w:r>
+              <w:t xml:space="preserve">0.1.7</w:t>
+            </w:r>
+          </w:p>
+        </w:tc>
+        <w:tc>
+          <w:tcPr/>
+          <w:p>
+            <w:pPr>
+              <w:pStyle w:val="Compact"/>
+              <w:jc w:val="left"/>
+            </w:pPr>
+            <w:r>
+              <w:t xml:space="preserve">2026-08-28</w:t>
+            </w:r>
+          </w:p>
+        </w:tc>
+        <w:tc>
+          <w:tcPr/>
+          <w:p>
+            <w:pPr>
+              <w:pStyle w:val="Compact"/>
+              <w:jc w:val="left"/>
+            </w:pPr>
+            <w:r>
+              <w:t xml:space="preserve">Abdulsalam</w:t>
+            </w:r>
+          </w:p>
+        </w:tc>
+        <w:tc>
+          <w:tcPr/>
+          <w:p>
+            <w:pPr>
+              <w:pStyle w:val="Compact"/>
+              <w:jc w:val="left"/>
+            </w:pPr>
+            <w:r>
+              <w:t xml:space="preserve">Migrations log row 8:</w:t>
+            </w:r>
+            <w:r>
+              <w:t xml:space="preserve"> </w:t>
+            </w:r>
+            <w:r>
+              <w:rPr>
+                <w:rStyle w:val="VerbatimChar"/>
+              </w:rPr>
+              <w:t xml:space="preserve">ai</w:t>
+            </w:r>
+            <w:r>
+              <w:t xml:space="preserve"> </w:t>
+            </w:r>
+            <w:r>
+              <w:t xml:space="preserve">schema +</w:t>
+            </w:r>
+            <w:r>
+              <w:t xml:space="preserve"> </w:t>
+            </w:r>
+            <w:r>
+              <w:rPr>
+                <w:rStyle w:val="VerbatimChar"/>
+              </w:rPr>
+              <w:t xml:space="preserve">Usage</w:t>
+            </w:r>
+            <w:r>
+              <w:t xml:space="preserve"> </w:t>
+            </w:r>
+            <w:r>
+              <w:t xml:space="preserve">table (3.2);</w:t>
+            </w:r>
+            <w:r>
+              <w:t xml:space="preserve"> </w:t>
+            </w:r>
+            <w:r>
+              <w:rPr>
+                <w:rStyle w:val="VerbatimChar"/>
+              </w:rPr>
+              <w:t xml:space="preserve">Usage</w:t>
+            </w:r>
+            <w:r>
+              <w:t xml:space="preserve"> </w:t>
+            </w:r>
+            <w:r>
+              <w:t xml:space="preserve">marked</w:t>
             </w:r>
             <w:r>
               <w:t xml:space="preserve"> </w:t>
@@ -9199,7 +9304,7 @@
       </w:tr>
     </w:tbl>
     <w:bookmarkEnd w:id="44"/>
-    <w:bookmarkStart w:id="45" w:name="ai.usage-e-usage"/>
+    <w:bookmarkStart w:id="45" w:name="ai.usage-e-usage-implemented-3.2"/>
     <w:p>
       <w:pPr>
         <w:pStyle w:val="Heading3"/>
@@ -9223,7 +9328,17 @@
         <w:t xml:space="preserve"> </w:t>
       </w:r>
       <w:r>
-        <w:t xml:space="preserve">(E-Usage)</w:t>
+        <w:t xml:space="preserve">(E-Usage) —</w:t>
+      </w:r>
+      <w:r>
+        <w:t xml:space="preserve"> </w:t>
+      </w:r>
+      <w:r>
+        <w:rPr>
+          <w:iCs/>
+          <w:i/>
+        </w:rPr>
+        <w:t xml:space="preserve">Implemented (3.2)</w:t>
       </w:r>
     </w:p>
     <w:tbl>
@@ -11557,6 +11672,134 @@
             </w:pPr>
             <w:r>
               <w:t xml:space="preserve">2.3</w:t>
+            </w:r>
+          </w:p>
+        </w:tc>
+      </w:tr>
+      <w:tr>
+        <w:tc>
+          <w:tcPr/>
+          <w:p>
+            <w:pPr>
+              <w:pStyle w:val="Compact"/>
+              <w:jc w:val="left"/>
+            </w:pPr>
+            <w:r>
+              <w:t xml:space="preserve">8</w:t>
+            </w:r>
+          </w:p>
+        </w:tc>
+        <w:tc>
+          <w:tcPr/>
+          <w:p>
+            <w:pPr>
+              <w:pStyle w:val="Compact"/>
+              <w:jc w:val="left"/>
+            </w:pPr>
+            <w:r>
+              <w:t xml:space="preserve">2026-08-28</w:t>
+            </w:r>
+          </w:p>
+        </w:tc>
+        <w:tc>
+          <w:tcPr/>
+          <w:p>
+            <w:pPr>
+              <w:pStyle w:val="Compact"/>
+              <w:jc w:val="left"/>
+            </w:pPr>
+            <w:r>
+              <w:t xml:space="preserve">Ai (</w:t>
+            </w:r>
+            <w:r>
+              <w:rPr>
+                <w:rStyle w:val="VerbatimChar"/>
+              </w:rPr>
+              <w:t xml:space="preserve">AiDbContext</w:t>
+            </w:r>
+            <w:r>
+              <w:t xml:space="preserve">, schema</w:t>
+            </w:r>
+            <w:r>
+              <w:t xml:space="preserve"> </w:t>
+            </w:r>
+            <w:r>
+              <w:rPr>
+                <w:rStyle w:val="VerbatimChar"/>
+              </w:rPr>
+              <w:t xml:space="preserve">ai</w:t>
+            </w:r>
+            <w:r>
+              <w:t xml:space="preserve">)</w:t>
+            </w:r>
+          </w:p>
+        </w:tc>
+        <w:tc>
+          <w:tcPr/>
+          <w:p>
+            <w:pPr>
+              <w:pStyle w:val="Compact"/>
+              <w:jc w:val="left"/>
+            </w:pPr>
+            <w:r>
+              <w:rPr>
+                <w:rStyle w:val="VerbatimChar"/>
+              </w:rPr>
+              <w:t xml:space="preserve">20260828194653_Initial</w:t>
+            </w:r>
+            <w:r>
+              <w:t xml:space="preserve"> </w:t>
+            </w:r>
+            <w:r>
+              <w:t xml:space="preserve">— schema,</w:t>
+            </w:r>
+            <w:r>
+              <w:t xml:space="preserve"> </w:t>
+            </w:r>
+            <w:r>
+              <w:rPr>
+                <w:rStyle w:val="VerbatimChar"/>
+              </w:rPr>
+              <w:t xml:space="preserve">ai.__EFMigrationsHistory</w:t>
+            </w:r>
+            <w:r>
+              <w:t xml:space="preserve">, table</w:t>
+            </w:r>
+            <w:r>
+              <w:t xml:space="preserve"> </w:t>
+            </w:r>
+            <w:r>
+              <w:rPr>
+                <w:rStyle w:val="VerbatimChar"/>
+              </w:rPr>
+              <w:t xml:space="preserve">Usage</w:t>
+            </w:r>
+            <w:r>
+              <w:t xml:space="preserve"> </w:t>
+            </w:r>
+            <w:r>
+              <w:t xml:space="preserve">(</w:t>
+            </w:r>
+            <w:r>
+              <w:rPr>
+                <w:rStyle w:val="VerbatimChar"/>
+              </w:rPr>
+              <w:t xml:space="preserve">IX_Usage_UserId_At</w:t>
+            </w:r>
+            <w:r>
+              <w:t xml:space="preserve">)</w:t>
+            </w:r>
+          </w:p>
+        </w:tc>
+        <w:tc>
+          <w:tcPr/>
+          <w:p>
+            <w:pPr>
+              <w:pStyle w:val="Compact"/>
+              <w:jc w:val="left"/>
+            </w:pPr>
+            <w:r>
+              <w:t xml:space="preserve">3.2</w:t>
             </w:r>
           </w:p>
         </w:tc>

--- a/docs/deliverables/out/Database.docx
+++ b/docs/deliverables/out/Database.docx
@@ -73,7 +73,7 @@
         <w:pStyle w:val="Date"/>
       </w:pPr>
       <w:r>
-        <w:t xml:space="preserve">2026-08-27</w:t>
+        <w:t xml:space="preserve">2026-08-29</w:t>
       </w:r>
     </w:p>
     <w:sdt>
@@ -874,6 +874,114 @@
                 <w:i/>
               </w:rPr>
               <w:t xml:space="preserve">Implemented</w:t>
+            </w:r>
+          </w:p>
+        </w:tc>
+      </w:tr>
+      <w:tr>
+        <w:tc>
+          <w:tcPr/>
+          <w:p>
+            <w:pPr>
+              <w:pStyle w:val="Compact"/>
+              <w:jc w:val="left"/>
+            </w:pPr>
+            <w:r>
+              <w:t xml:space="preserve">0.1.8</w:t>
+            </w:r>
+          </w:p>
+        </w:tc>
+        <w:tc>
+          <w:tcPr/>
+          <w:p>
+            <w:pPr>
+              <w:pStyle w:val="Compact"/>
+              <w:jc w:val="left"/>
+            </w:pPr>
+            <w:r>
+              <w:t xml:space="preserve">2026-08-29</w:t>
+            </w:r>
+          </w:p>
+        </w:tc>
+        <w:tc>
+          <w:tcPr/>
+          <w:p>
+            <w:pPr>
+              <w:pStyle w:val="Compact"/>
+              <w:jc w:val="left"/>
+            </w:pPr>
+            <w:r>
+              <w:t xml:space="preserve">Abdulsalam</w:t>
+            </w:r>
+          </w:p>
+        </w:tc>
+        <w:tc>
+          <w:tcPr/>
+          <w:p>
+            <w:pPr>
+              <w:pStyle w:val="Compact"/>
+              <w:jc w:val="left"/>
+            </w:pPr>
+            <w:r>
+              <w:t xml:space="preserve">Migrations log row 9:</w:t>
+            </w:r>
+            <w:r>
+              <w:t xml:space="preserve"> </w:t>
+            </w:r>
+            <w:r>
+              <w:rPr>
+                <w:rStyle w:val="VerbatimChar"/>
+              </w:rPr>
+              <w:t xml:space="preserve">ExtractionResult</w:t>
+            </w:r>
+            <w:r>
+              <w:t xml:space="preserve"> </w:t>
+            </w:r>
+            <w:r>
+              <w:t xml:space="preserve">table (3.6), marked</w:t>
+            </w:r>
+            <w:r>
+              <w:t xml:space="preserve"> </w:t>
+            </w:r>
+            <w:r>
+              <w:rPr>
+                <w:iCs/>
+                <w:i/>
+              </w:rPr>
+              <w:t xml:space="preserve">Implemented</w:t>
+            </w:r>
+            <w:r>
+              <w:t xml:space="preserve">;</w:t>
+            </w:r>
+            <w:r>
+              <w:t xml:space="preserve"> </w:t>
+            </w:r>
+            <w:r>
+              <w:rPr>
+                <w:rStyle w:val="VerbatimChar"/>
+              </w:rPr>
+              <w:t xml:space="preserve">PromptVersion</w:t>
+            </w:r>
+            <w:r>
+              <w:t xml:space="preserve"> </w:t>
+            </w:r>
+            <w:r>
+              <w:t xml:space="preserve">widened 16→32 (real ids like</w:t>
+            </w:r>
+            <w:r>
+              <w:t xml:space="preserve"> </w:t>
+            </w:r>
+            <w:r>
+              <w:rPr>
+                <w:rStyle w:val="VerbatimChar"/>
+              </w:rPr>
+              <w:t xml:space="preserve">extract-document@v1</w:t>
+            </w:r>
+            <w:r>
+              <w:t xml:space="preserve"> </w:t>
+            </w:r>
+            <w:r>
+              <w:t xml:space="preserve">are 19 chars)</w:t>
             </w:r>
           </w:p>
         </w:tc>
@@ -4379,7 +4487,7 @@
       </w:tr>
     </w:tbl>
     <w:bookmarkEnd w:id="30"/>
-    <w:bookmarkStart w:id="31" w:name="X23ad5de2e0180b8fc622d7278a61348396a4a3d"/>
+    <w:bookmarkStart w:id="31" w:name="X43fb7cf20d033d9376d067f3cf64724667384bf"/>
     <w:p>
       <w:pPr>
         <w:pStyle w:val="Heading3"/>
@@ -4403,7 +4511,17 @@
         <w:t xml:space="preserve"> </w:t>
       </w:r>
       <w:r>
-        <w:t xml:space="preserve">(E-ExtractionResult)</w:t>
+        <w:t xml:space="preserve">(E-ExtractionResult) —</w:t>
+      </w:r>
+      <w:r>
+        <w:t xml:space="preserve"> </w:t>
+      </w:r>
+      <w:r>
+        <w:rPr>
+          <w:iCs/>
+          <w:i/>
+        </w:rPr>
+        <w:t xml:space="preserve">Implemented (3.6)</w:t>
       </w:r>
     </w:p>
     <w:tbl>
@@ -4567,7 +4685,7 @@
               <w:jc w:val="left"/>
             </w:pPr>
             <w:r>
-              <w:t xml:space="preserve">FK → Attachment; IX</w:t>
+              <w:t xml:space="preserve">FK → Attachment (Cascade: no orphaned extraction PII); IX</w:t>
             </w:r>
           </w:p>
         </w:tc>
@@ -4708,7 +4826,7 @@
               <w:jc w:val="left"/>
             </w:pPr>
             <w:r>
-              <w:t xml:space="preserve">nvarchar(16)</w:t>
+              <w:t xml:space="preserve">nvarchar(32)</w:t>
             </w:r>
           </w:p>
         </w:tc>
@@ -4747,7 +4865,13 @@
               <w:t xml:space="preserve"> </w:t>
             </w:r>
             <w:r>
-              <w:t xml:space="preserve">(no FK)</w:t>
+              <w:t xml:space="preserve">(no FK); e.g. </w:t>
+            </w:r>
+            <w:r>
+              <w:rPr>
+                <w:rStyle w:val="VerbatimChar"/>
+              </w:rPr>
+              <w:t xml:space="preserve">extract-document@v1</w:t>
             </w:r>
           </w:p>
         </w:tc>
@@ -11800,6 +11924,146 @@
             </w:pPr>
             <w:r>
               <w:t xml:space="preserve">3.2</w:t>
+            </w:r>
+          </w:p>
+        </w:tc>
+      </w:tr>
+      <w:tr>
+        <w:tc>
+          <w:tcPr/>
+          <w:p>
+            <w:pPr>
+              <w:pStyle w:val="Compact"/>
+              <w:jc w:val="left"/>
+            </w:pPr>
+            <w:r>
+              <w:t xml:space="preserve">9</w:t>
+            </w:r>
+          </w:p>
+        </w:tc>
+        <w:tc>
+          <w:tcPr/>
+          <w:p>
+            <w:pPr>
+              <w:pStyle w:val="Compact"/>
+              <w:jc w:val="left"/>
+            </w:pPr>
+            <w:r>
+              <w:t xml:space="preserve">2026-08-29</w:t>
+            </w:r>
+          </w:p>
+        </w:tc>
+        <w:tc>
+          <w:tcPr/>
+          <w:p>
+            <w:pPr>
+              <w:pStyle w:val="Compact"/>
+              <w:jc w:val="left"/>
+            </w:pPr>
+            <w:r>
+              <w:t xml:space="preserve">Documents</w:t>
+            </w:r>
+          </w:p>
+        </w:tc>
+        <w:tc>
+          <w:tcPr/>
+          <w:p>
+            <w:pPr>
+              <w:pStyle w:val="Compact"/>
+              <w:jc w:val="left"/>
+            </w:pPr>
+            <w:r>
+              <w:rPr>
+                <w:rStyle w:val="VerbatimChar"/>
+              </w:rPr>
+              <w:t xml:space="preserve">20260829063126_AddExtractionResult</w:t>
+            </w:r>
+            <w:r>
+              <w:t xml:space="preserve"> </w:t>
+            </w:r>
+            <w:r>
+              <w:t xml:space="preserve">— table</w:t>
+            </w:r>
+            <w:r>
+              <w:t xml:space="preserve"> </w:t>
+            </w:r>
+            <w:r>
+              <w:rPr>
+                <w:rStyle w:val="VerbatimChar"/>
+              </w:rPr>
+              <w:t xml:space="preserve">ExtractionResult</w:t>
+            </w:r>
+            <w:r>
+              <w:t xml:space="preserve"> </w:t>
+            </w:r>
+            <w:r>
+              <w:t xml:space="preserve">(FK to</w:t>
+            </w:r>
+            <w:r>
+              <w:t xml:space="preserve"> </w:t>
+            </w:r>
+            <w:r>
+              <w:rPr>
+                <w:rStyle w:val="VerbatimChar"/>
+              </w:rPr>
+              <w:t xml:space="preserve">Attachment</w:t>
+            </w:r>
+            <w:r>
+              <w:t xml:space="preserve">, Cascade;</w:t>
+            </w:r>
+            <w:r>
+              <w:t xml:space="preserve"> </w:t>
+            </w:r>
+            <w:r>
+              <w:rPr>
+                <w:rStyle w:val="VerbatimChar"/>
+              </w:rPr>
+              <w:t xml:space="preserve">IX_ExtractionResult_AttachmentId</w:t>
+            </w:r>
+            <w:r>
+              <w:t xml:space="preserve">;</w:t>
+            </w:r>
+            <w:r>
+              <w:t xml:space="preserve"> </w:t>
+            </w:r>
+            <w:r>
+              <w:rPr>
+                <w:rStyle w:val="VerbatimChar"/>
+              </w:rPr>
+              <w:t xml:space="preserve">Confidence</w:t>
+            </w:r>
+            <w:r>
+              <w:t xml:space="preserve"> </w:t>
+            </w:r>
+            <w:r>
+              <w:t xml:space="preserve">decimal(4,3);</w:t>
+            </w:r>
+            <w:r>
+              <w:t xml:space="preserve"> </w:t>
+            </w:r>
+            <w:r>
+              <w:rPr>
+                <w:rStyle w:val="VerbatimChar"/>
+              </w:rPr>
+              <w:t xml:space="preserve">Outcome</w:t>
+            </w:r>
+            <w:r>
+              <w:t xml:space="preserve"> </w:t>
+            </w:r>
+            <w:r>
+              <w:t xml:space="preserve">tinyint)</w:t>
+            </w:r>
+          </w:p>
+        </w:tc>
+        <w:tc>
+          <w:tcPr/>
+          <w:p>
+            <w:pPr>
+              <w:pStyle w:val="Compact"/>
+              <w:jc w:val="left"/>
+            </w:pPr>
+            <w:r>
+              <w:t xml:space="preserve">3.6</w:t>
             </w:r>
           </w:p>
         </w:tc>

--- a/docs/deliverables/out/Database.docx
+++ b/docs/deliverables/out/Database.docx
@@ -982,6 +982,71 @@
             </w:r>
             <w:r>
               <w:t xml:space="preserve">are 19 chars)</w:t>
+            </w:r>
+          </w:p>
+        </w:tc>
+      </w:tr>
+      <w:tr>
+        <w:tc>
+          <w:tcPr/>
+          <w:p>
+            <w:pPr>
+              <w:pStyle w:val="Compact"/>
+              <w:jc w:val="left"/>
+            </w:pPr>
+            <w:r>
+              <w:t xml:space="preserve">0.1.9</w:t>
+            </w:r>
+          </w:p>
+        </w:tc>
+        <w:tc>
+          <w:tcPr/>
+          <w:p>
+            <w:pPr>
+              <w:pStyle w:val="Compact"/>
+              <w:jc w:val="left"/>
+            </w:pPr>
+            <w:r>
+              <w:t xml:space="preserve">2026-08-29</w:t>
+            </w:r>
+          </w:p>
+        </w:tc>
+        <w:tc>
+          <w:tcPr/>
+          <w:p>
+            <w:pPr>
+              <w:pStyle w:val="Compact"/>
+              <w:jc w:val="left"/>
+            </w:pPr>
+            <w:r>
+              <w:t xml:space="preserve">Abdulsalam</w:t>
+            </w:r>
+          </w:p>
+        </w:tc>
+        <w:tc>
+          <w:tcPr/>
+          <w:p>
+            <w:pPr>
+              <w:pStyle w:val="Compact"/>
+              <w:jc w:val="left"/>
+            </w:pPr>
+            <w:r>
+              <w:t xml:space="preserve">Migrations log row 10:</w:t>
+            </w:r>
+            <w:r>
+              <w:t xml:space="preserve"> </w:t>
+            </w:r>
+            <w:r>
+              <w:rPr>
+                <w:rStyle w:val="VerbatimChar"/>
+              </w:rPr>
+              <w:t xml:space="preserve">ai.Usage.PromptVersion</w:t>
+            </w:r>
+            <w:r>
+              <w:t xml:space="preserve"> </w:t>
+            </w:r>
+            <w:r>
+              <w:t xml:space="preserve">widened 16→32 too — the 3.8 end-to-end cap test caught the ledger still on 16</w:t>
             </w:r>
           </w:p>
         </w:tc>
@@ -9825,7 +9890,7 @@
               <w:jc w:val="left"/>
             </w:pPr>
             <w:r>
-              <w:t xml:space="preserve">nvarchar(16)</w:t>
+              <w:t xml:space="preserve">nvarchar(32)</w:t>
             </w:r>
           </w:p>
         </w:tc>
@@ -12064,6 +12129,92 @@
             </w:pPr>
             <w:r>
               <w:t xml:space="preserve">3.6</w:t>
+            </w:r>
+          </w:p>
+        </w:tc>
+      </w:tr>
+      <w:tr>
+        <w:tc>
+          <w:tcPr/>
+          <w:p>
+            <w:pPr>
+              <w:pStyle w:val="Compact"/>
+              <w:jc w:val="left"/>
+            </w:pPr>
+            <w:r>
+              <w:t xml:space="preserve">10</w:t>
+            </w:r>
+          </w:p>
+        </w:tc>
+        <w:tc>
+          <w:tcPr/>
+          <w:p>
+            <w:pPr>
+              <w:pStyle w:val="Compact"/>
+              <w:jc w:val="left"/>
+            </w:pPr>
+            <w:r>
+              <w:t xml:space="preserve">2026-08-29</w:t>
+            </w:r>
+          </w:p>
+        </w:tc>
+        <w:tc>
+          <w:tcPr/>
+          <w:p>
+            <w:pPr>
+              <w:pStyle w:val="Compact"/>
+              <w:jc w:val="left"/>
+            </w:pPr>
+            <w:r>
+              <w:t xml:space="preserve">Ai</w:t>
+            </w:r>
+          </w:p>
+        </w:tc>
+        <w:tc>
+          <w:tcPr/>
+          <w:p>
+            <w:pPr>
+              <w:pStyle w:val="Compact"/>
+              <w:jc w:val="left"/>
+            </w:pPr>
+            <w:r>
+              <w:rPr>
+                <w:rStyle w:val="VerbatimChar"/>
+              </w:rPr>
+              <w:t xml:space="preserve">20260829161139_WidenUsagePromptVersion</w:t>
+            </w:r>
+            <w:r>
+              <w:t xml:space="preserve"> </w:t>
+            </w:r>
+            <w:r>
+              <w:t xml:space="preserve">—</w:t>
+            </w:r>
+            <w:r>
+              <w:t xml:space="preserve"> </w:t>
+            </w:r>
+            <w:r>
+              <w:rPr>
+                <w:rStyle w:val="VerbatimChar"/>
+              </w:rPr>
+              <w:t xml:space="preserve">Usage.PromptVersion</w:t>
+            </w:r>
+            <w:r>
+              <w:t xml:space="preserve"> </w:t>
+            </w:r>
+            <w:r>
+              <w:t xml:space="preserve">nvarchar(16)→nvarchar(32)</w:t>
+            </w:r>
+          </w:p>
+        </w:tc>
+        <w:tc>
+          <w:tcPr/>
+          <w:p>
+            <w:pPr>
+              <w:pStyle w:val="Compact"/>
+              <w:jc w:val="left"/>
+            </w:pPr>
+            <w:r>
+              <w:t xml:space="preserve">3.8</w:t>
             </w:r>
           </w:p>
         </w:tc>

--- a/docs/deliverables/out/Database.docx
+++ b/docs/deliverables/out/Database.docx
@@ -1047,6 +1047,71 @@
             </w:r>
             <w:r>
               <w:t xml:space="preserve">widened 16→32 too — the 3.8 end-to-end cap test caught the ledger still on 16</w:t>
+            </w:r>
+          </w:p>
+        </w:tc>
+      </w:tr>
+      <w:tr>
+        <w:tc>
+          <w:tcPr/>
+          <w:p>
+            <w:pPr>
+              <w:pStyle w:val="Compact"/>
+              <w:jc w:val="left"/>
+            </w:pPr>
+            <w:r>
+              <w:t xml:space="preserve">0.1.10</w:t>
+            </w:r>
+          </w:p>
+        </w:tc>
+        <w:tc>
+          <w:tcPr/>
+          <w:p>
+            <w:pPr>
+              <w:pStyle w:val="Compact"/>
+              <w:jc w:val="left"/>
+            </w:pPr>
+            <w:r>
+              <w:t xml:space="preserve">2026-09-03</w:t>
+            </w:r>
+          </w:p>
+        </w:tc>
+        <w:tc>
+          <w:tcPr/>
+          <w:p>
+            <w:pPr>
+              <w:pStyle w:val="Compact"/>
+              <w:jc w:val="left"/>
+            </w:pPr>
+            <w:r>
+              <w:t xml:space="preserve">Abdulsalam</w:t>
+            </w:r>
+          </w:p>
+        </w:tc>
+        <w:tc>
+          <w:tcPr/>
+          <w:p>
+            <w:pPr>
+              <w:pStyle w:val="Compact"/>
+              <w:jc w:val="left"/>
+            </w:pPr>
+            <w:r>
+              <w:t xml:space="preserve">Migrations log row 11:</w:t>
+            </w:r>
+            <w:r>
+              <w:t xml:space="preserve"> </w:t>
+            </w:r>
+            <w:r>
+              <w:rPr>
+                <w:rStyle w:val="VerbatimChar"/>
+              </w:rPr>
+              <w:t xml:space="preserve">guides</w:t>
+            </w:r>
+            <w:r>
+              <w:t xml:space="preserve"> </w:t>
+            </w:r>
+            <w:r>
+              <w:t xml:space="preserve">schema initial (empty) migration — Guides module skeleton (5.1)</w:t>
             </w:r>
           </w:p>
         </w:tc>
@@ -12215,6 +12280,92 @@
             </w:pPr>
             <w:r>
               <w:t xml:space="preserve">3.8</w:t>
+            </w:r>
+          </w:p>
+        </w:tc>
+      </w:tr>
+      <w:tr>
+        <w:tc>
+          <w:tcPr/>
+          <w:p>
+            <w:pPr>
+              <w:pStyle w:val="Compact"/>
+              <w:jc w:val="left"/>
+            </w:pPr>
+            <w:r>
+              <w:t xml:space="preserve">11</w:t>
+            </w:r>
+          </w:p>
+        </w:tc>
+        <w:tc>
+          <w:tcPr/>
+          <w:p>
+            <w:pPr>
+              <w:pStyle w:val="Compact"/>
+              <w:jc w:val="left"/>
+            </w:pPr>
+            <w:r>
+              <w:t xml:space="preserve">2026-09-03</w:t>
+            </w:r>
+          </w:p>
+        </w:tc>
+        <w:tc>
+          <w:tcPr/>
+          <w:p>
+            <w:pPr>
+              <w:pStyle w:val="Compact"/>
+              <w:jc w:val="left"/>
+            </w:pPr>
+            <w:r>
+              <w:t xml:space="preserve">Guides</w:t>
+            </w:r>
+          </w:p>
+        </w:tc>
+        <w:tc>
+          <w:tcPr/>
+          <w:p>
+            <w:pPr>
+              <w:pStyle w:val="Compact"/>
+              <w:jc w:val="left"/>
+            </w:pPr>
+            <w:r>
+              <w:rPr>
+                <w:rStyle w:val="VerbatimChar"/>
+              </w:rPr>
+              <w:t xml:space="preserve">20260903113549_Initial</w:t>
+            </w:r>
+            <w:r>
+              <w:t xml:space="preserve"> </w:t>
+            </w:r>
+            <w:r>
+              <w:t xml:space="preserve">— empty; creates only</w:t>
+            </w:r>
+            <w:r>
+              <w:t xml:space="preserve"> </w:t>
+            </w:r>
+            <w:r>
+              <w:rPr>
+                <w:rStyle w:val="VerbatimChar"/>
+              </w:rPr>
+              <w:t xml:space="preserve">guides.__EFMigrationsHistory</w:t>
+            </w:r>
+            <w:r>
+              <w:t xml:space="preserve"> </w:t>
+            </w:r>
+            <w:r>
+              <w:t xml:space="preserve">(tables arrive with 5.2/5.3/5.6)</w:t>
+            </w:r>
+          </w:p>
+        </w:tc>
+        <w:tc>
+          <w:tcPr/>
+          <w:p>
+            <w:pPr>
+              <w:pStyle w:val="Compact"/>
+              <w:jc w:val="left"/>
+            </w:pPr>
+            <w:r>
+              <w:t xml:space="preserve">5.1</w:t>
             </w:r>
           </w:p>
         </w:tc>

--- a/docs/deliverables/out/Database.docx
+++ b/docs/deliverables/out/Database.docx
@@ -1112,6 +1112,105 @@
             </w:r>
             <w:r>
               <w:t xml:space="preserve">schema initial (empty) migration — Guides module skeleton (5.1)</w:t>
+            </w:r>
+          </w:p>
+        </w:tc>
+      </w:tr>
+      <w:tr>
+        <w:tc>
+          <w:tcPr/>
+          <w:p>
+            <w:pPr>
+              <w:pStyle w:val="Compact"/>
+              <w:jc w:val="left"/>
+            </w:pPr>
+            <w:r>
+              <w:t xml:space="preserve">0.1.11</w:t>
+            </w:r>
+          </w:p>
+        </w:tc>
+        <w:tc>
+          <w:tcPr/>
+          <w:p>
+            <w:pPr>
+              <w:pStyle w:val="Compact"/>
+              <w:jc w:val="left"/>
+            </w:pPr>
+            <w:r>
+              <w:t xml:space="preserve">2026-09-03</w:t>
+            </w:r>
+          </w:p>
+        </w:tc>
+        <w:tc>
+          <w:tcPr/>
+          <w:p>
+            <w:pPr>
+              <w:pStyle w:val="Compact"/>
+              <w:jc w:val="left"/>
+            </w:pPr>
+            <w:r>
+              <w:t xml:space="preserve">Abdulsalam</w:t>
+            </w:r>
+          </w:p>
+        </w:tc>
+        <w:tc>
+          <w:tcPr/>
+          <w:p>
+            <w:pPr>
+              <w:pStyle w:val="Compact"/>
+              <w:jc w:val="left"/>
+            </w:pPr>
+            <w:r>
+              <w:t xml:space="preserve">Migrations log row 12:</w:t>
+            </w:r>
+            <w:r>
+              <w:t xml:space="preserve"> </w:t>
+            </w:r>
+            <w:r>
+              <w:rPr>
+                <w:rStyle w:val="VerbatimChar"/>
+              </w:rPr>
+              <w:t xml:space="preserve">Guide</w:t>
+            </w:r>
+            <w:r>
+              <w:t xml:space="preserve">,</w:t>
+            </w:r>
+            <w:r>
+              <w:t xml:space="preserve"> </w:t>
+            </w:r>
+            <w:r>
+              <w:rPr>
+                <w:rStyle w:val="VerbatimChar"/>
+              </w:rPr>
+              <w:t xml:space="preserve">GuideVersion</w:t>
+            </w:r>
+            <w:r>
+              <w:t xml:space="preserve">,</w:t>
+            </w:r>
+            <w:r>
+              <w:t xml:space="preserve"> </w:t>
+            </w:r>
+            <w:r>
+              <w:rPr>
+                <w:rStyle w:val="VerbatimChar"/>
+              </w:rPr>
+              <w:t xml:space="preserve">GuideStep</w:t>
+            </w:r>
+            <w:r>
+              <w:t xml:space="preserve"> </w:t>
+            </w:r>
+            <w:r>
+              <w:t xml:space="preserve">tables (5.2); all three marked</w:t>
+            </w:r>
+            <w:r>
+              <w:t xml:space="preserve"> </w:t>
+            </w:r>
+            <w:r>
+              <w:rPr>
+                <w:iCs/>
+                <w:i/>
+              </w:rPr>
+              <w:t xml:space="preserve">Implemented</w:t>
             </w:r>
           </w:p>
         </w:tc>
@@ -7030,7 +7129,7 @@
         <w:t xml:space="preserve">guides</w:t>
       </w:r>
     </w:p>
-    <w:bookmarkStart w:id="38" w:name="guides.guide-e-guide"/>
+    <w:bookmarkStart w:id="38" w:name="guides.guide-e-guide-implemented-5.2"/>
     <w:p>
       <w:pPr>
         <w:pStyle w:val="Heading3"/>
@@ -7054,7 +7153,17 @@
         <w:t xml:space="preserve"> </w:t>
       </w:r>
       <w:r>
-        <w:t xml:space="preserve">(E-Guide)</w:t>
+        <w:t xml:space="preserve">(E-Guide) —</w:t>
+      </w:r>
+      <w:r>
+        <w:t xml:space="preserve"> </w:t>
+      </w:r>
+      <w:r>
+        <w:rPr>
+          <w:iCs/>
+          <w:i/>
+        </w:rPr>
+        <w:t xml:space="preserve">Implemented (5.2)</w:t>
       </w:r>
     </w:p>
     <w:tbl>
@@ -7419,7 +7528,7 @@
       </w:tr>
     </w:tbl>
     <w:bookmarkEnd w:id="38"/>
-    <w:bookmarkStart w:id="39" w:name="guides.guideversion-e-guideversion"/>
+    <w:bookmarkStart w:id="39" w:name="X9ae3e64e7b4f88140389f5f30c3f11659c7d855"/>
     <w:p>
       <w:pPr>
         <w:pStyle w:val="Heading3"/>
@@ -7443,7 +7552,17 @@
         <w:t xml:space="preserve"> </w:t>
       </w:r>
       <w:r>
-        <w:t xml:space="preserve">(E-GuideVersion)</w:t>
+        <w:t xml:space="preserve">(E-GuideVersion) —</w:t>
+      </w:r>
+      <w:r>
+        <w:t xml:space="preserve"> </w:t>
+      </w:r>
+      <w:r>
+        <w:rPr>
+          <w:iCs/>
+          <w:i/>
+        </w:rPr>
+        <w:t xml:space="preserve">Implemented (5.2)</w:t>
       </w:r>
     </w:p>
     <w:tbl>
@@ -8024,7 +8143,7 @@
       </w:tr>
     </w:tbl>
     <w:bookmarkEnd w:id="39"/>
-    <w:bookmarkStart w:id="40" w:name="guides.guidestep-e-guidestep"/>
+    <w:bookmarkStart w:id="40" w:name="X8b0cf88fe918bc8dbbdbc08b1c050c981458f20"/>
     <w:p>
       <w:pPr>
         <w:pStyle w:val="Heading3"/>
@@ -8048,7 +8167,17 @@
         <w:t xml:space="preserve"> </w:t>
       </w:r>
       <w:r>
-        <w:t xml:space="preserve">(E-GuideStep)</w:t>
+        <w:t xml:space="preserve">(E-GuideStep) —</w:t>
+      </w:r>
+      <w:r>
+        <w:t xml:space="preserve"> </w:t>
+      </w:r>
+      <w:r>
+        <w:rPr>
+          <w:iCs/>
+          <w:i/>
+        </w:rPr>
+        <w:t xml:space="preserve">Implemented (5.2)</w:t>
       </w:r>
     </w:p>
     <w:tbl>
@@ -12366,6 +12495,203 @@
             </w:pPr>
             <w:r>
               <w:t xml:space="preserve">5.1</w:t>
+            </w:r>
+          </w:p>
+        </w:tc>
+      </w:tr>
+      <w:tr>
+        <w:tc>
+          <w:tcPr/>
+          <w:p>
+            <w:pPr>
+              <w:pStyle w:val="Compact"/>
+              <w:jc w:val="left"/>
+            </w:pPr>
+            <w:r>
+              <w:t xml:space="preserve">12</w:t>
+            </w:r>
+          </w:p>
+        </w:tc>
+        <w:tc>
+          <w:tcPr/>
+          <w:p>
+            <w:pPr>
+              <w:pStyle w:val="Compact"/>
+              <w:jc w:val="left"/>
+            </w:pPr>
+            <w:r>
+              <w:t xml:space="preserve">2026-09-03</w:t>
+            </w:r>
+          </w:p>
+        </w:tc>
+        <w:tc>
+          <w:tcPr/>
+          <w:p>
+            <w:pPr>
+              <w:pStyle w:val="Compact"/>
+              <w:jc w:val="left"/>
+            </w:pPr>
+            <w:r>
+              <w:t xml:space="preserve">Guides</w:t>
+            </w:r>
+          </w:p>
+        </w:tc>
+        <w:tc>
+          <w:tcPr/>
+          <w:p>
+            <w:pPr>
+              <w:pStyle w:val="Compact"/>
+              <w:jc w:val="left"/>
+            </w:pPr>
+            <w:r>
+              <w:rPr>
+                <w:rStyle w:val="VerbatimChar"/>
+              </w:rPr>
+              <w:t xml:space="preserve">20260903114437_AddGuideContent</w:t>
+            </w:r>
+            <w:r>
+              <w:t xml:space="preserve"> </w:t>
+            </w:r>
+            <w:r>
+              <w:t xml:space="preserve">— tables</w:t>
+            </w:r>
+            <w:r>
+              <w:t xml:space="preserve"> </w:t>
+            </w:r>
+            <w:r>
+              <w:rPr>
+                <w:rStyle w:val="VerbatimChar"/>
+              </w:rPr>
+              <w:t xml:space="preserve">Guide</w:t>
+            </w:r>
+            <w:r>
+              <w:t xml:space="preserve"> </w:t>
+            </w:r>
+            <w:r>
+              <w:t xml:space="preserve">(UQ</w:t>
+            </w:r>
+            <w:r>
+              <w:t xml:space="preserve"> </w:t>
+            </w:r>
+            <w:r>
+              <w:rPr>
+                <w:rStyle w:val="VerbatimChar"/>
+              </w:rPr>
+              <w:t xml:space="preserve">Slug</w:t>
+            </w:r>
+            <w:r>
+              <w:t xml:space="preserve">),</w:t>
+            </w:r>
+            <w:r>
+              <w:t xml:space="preserve"> </w:t>
+            </w:r>
+            <w:r>
+              <w:rPr>
+                <w:rStyle w:val="VerbatimChar"/>
+              </w:rPr>
+              <w:t xml:space="preserve">GuideVersion</w:t>
+            </w:r>
+            <w:r>
+              <w:t xml:space="preserve"> </w:t>
+            </w:r>
+            <w:r>
+              <w:t xml:space="preserve">(FK→Guide Cascade; UQ</w:t>
+            </w:r>
+            <w:r>
+              <w:t xml:space="preserve"> </w:t>
+            </w:r>
+            <w:r>
+              <w:rPr>
+                <w:rStyle w:val="VerbatimChar"/>
+              </w:rPr>
+              <w:t xml:space="preserve">GuideId+VersionNo</w:t>
+            </w:r>
+            <w:r>
+              <w:t xml:space="preserve">;</w:t>
+            </w:r>
+            <w:r>
+              <w:t xml:space="preserve"> </w:t>
+            </w:r>
+            <w:r>
+              <w:rPr>
+                <w:rStyle w:val="VerbatimChar"/>
+              </w:rPr>
+              <w:t xml:space="preserve">Language</w:t>
+            </w:r>
+            <w:r>
+              <w:t xml:space="preserve"> </w:t>
+            </w:r>
+            <w:r>
+              <w:t xml:space="preserve">nchar(2);</w:t>
+            </w:r>
+            <w:r>
+              <w:t xml:space="preserve"> </w:t>
+            </w:r>
+            <w:r>
+              <w:rPr>
+                <w:rStyle w:val="VerbatimChar"/>
+              </w:rPr>
+              <w:t xml:space="preserve">LastVerifiedAt</w:t>
+            </w:r>
+            <w:r>
+              <w:t xml:space="preserve"> </w:t>
+            </w:r>
+            <w:r>
+              <w:t xml:space="preserve">date),</w:t>
+            </w:r>
+            <w:r>
+              <w:t xml:space="preserve"> </w:t>
+            </w:r>
+            <w:r>
+              <w:rPr>
+                <w:rStyle w:val="VerbatimChar"/>
+              </w:rPr>
+              <w:t xml:space="preserve">GuideStep</w:t>
+            </w:r>
+            <w:r>
+              <w:t xml:space="preserve"> </w:t>
+            </w:r>
+            <w:r>
+              <w:t xml:space="preserve">(FK→GuideVersion Cascade; UQ</w:t>
+            </w:r>
+            <w:r>
+              <w:t xml:space="preserve"> </w:t>
+            </w:r>
+            <w:r>
+              <w:rPr>
+                <w:rStyle w:val="VerbatimChar"/>
+              </w:rPr>
+              <w:t xml:space="preserve">GuideVersionId+StepNo</w:t>
+            </w:r>
+            <w:r>
+              <w:t xml:space="preserve">);</w:t>
+            </w:r>
+            <w:r>
+              <w:t xml:space="preserve"> </w:t>
+            </w:r>
+            <w:r>
+              <w:rPr>
+                <w:rStyle w:val="VerbatimChar"/>
+              </w:rPr>
+              <w:t xml:space="preserve">Guide.PublishedVersionId</w:t>
+            </w:r>
+            <w:r>
+              <w:t xml:space="preserve"> </w:t>
+            </w:r>
+            <w:r>
+              <w:t xml:space="preserve">FK→GuideVersion NO ACTION (second cascade path would be rejected)</w:t>
+            </w:r>
+          </w:p>
+        </w:tc>
+        <w:tc>
+          <w:tcPr/>
+          <w:p>
+            <w:pPr>
+              <w:pStyle w:val="Compact"/>
+              <w:jc w:val="left"/>
+            </w:pPr>
+            <w:r>
+              <w:t xml:space="preserve">5.2</w:t>
             </w:r>
           </w:p>
         </w:tc>

--- a/docs/deliverables/out/Database.docx
+++ b/docs/deliverables/out/Database.docx
@@ -1201,6 +1201,96 @@
             </w:r>
             <w:r>
               <w:t xml:space="preserve">tables (5.2); all three marked</w:t>
+            </w:r>
+            <w:r>
+              <w:t xml:space="preserve"> </w:t>
+            </w:r>
+            <w:r>
+              <w:rPr>
+                <w:iCs/>
+                <w:i/>
+              </w:rPr>
+              <w:t xml:space="preserve">Implemented</w:t>
+            </w:r>
+          </w:p>
+        </w:tc>
+      </w:tr>
+      <w:tr>
+        <w:tc>
+          <w:tcPr/>
+          <w:p>
+            <w:pPr>
+              <w:pStyle w:val="Compact"/>
+              <w:jc w:val="left"/>
+            </w:pPr>
+            <w:r>
+              <w:t xml:space="preserve">0.1.12</w:t>
+            </w:r>
+          </w:p>
+        </w:tc>
+        <w:tc>
+          <w:tcPr/>
+          <w:p>
+            <w:pPr>
+              <w:pStyle w:val="Compact"/>
+              <w:jc w:val="left"/>
+            </w:pPr>
+            <w:r>
+              <w:t xml:space="preserve">2026-09-03</w:t>
+            </w:r>
+          </w:p>
+        </w:tc>
+        <w:tc>
+          <w:tcPr/>
+          <w:p>
+            <w:pPr>
+              <w:pStyle w:val="Compact"/>
+              <w:jc w:val="left"/>
+            </w:pPr>
+            <w:r>
+              <w:t xml:space="preserve">Abdulsalam</w:t>
+            </w:r>
+          </w:p>
+        </w:tc>
+        <w:tc>
+          <w:tcPr/>
+          <w:p>
+            <w:pPr>
+              <w:pStyle w:val="Compact"/>
+              <w:jc w:val="left"/>
+            </w:pPr>
+            <w:r>
+              <w:t xml:space="preserve">Migrations log row 13:</w:t>
+            </w:r>
+            <w:r>
+              <w:t xml:space="preserve"> </w:t>
+            </w:r>
+            <w:r>
+              <w:rPr>
+                <w:rStyle w:val="VerbatimChar"/>
+              </w:rPr>
+              <w:t xml:space="preserve">GuideChunk</w:t>
+            </w:r>
+            <w:r>
+              <w:t xml:space="preserve"> </w:t>
+            </w:r>
+            <w:r>
+              <w:t xml:space="preserve">table with</w:t>
+            </w:r>
+            <w:r>
+              <w:t xml:space="preserve"> </w:t>
+            </w:r>
+            <w:r>
+              <w:rPr>
+                <w:rStyle w:val="VerbatimChar"/>
+              </w:rPr>
+              <w:t xml:space="preserve">varbinary(4096)</w:t>
+            </w:r>
+            <w:r>
+              <w:t xml:space="preserve"> </w:t>
+            </w:r>
+            <w:r>
+              <w:t xml:space="preserve">embeddings (5.3), marked</w:t>
             </w:r>
             <w:r>
               <w:t xml:space="preserve"> </w:t>
@@ -8444,7 +8534,7 @@
       </w:tr>
     </w:tbl>
     <w:bookmarkEnd w:id="40"/>
-    <w:bookmarkStart w:id="41" w:name="guides.guidechunk-e-guidechunk"/>
+    <w:bookmarkStart w:id="41" w:name="X6978fdcdd83b694a29d13d06df0a36003ccaffa"/>
     <w:p>
       <w:pPr>
         <w:pStyle w:val="Heading3"/>
@@ -8468,7 +8558,17 @@
         <w:t xml:space="preserve"> </w:t>
       </w:r>
       <w:r>
-        <w:t xml:space="preserve">(E-GuideChunk)</w:t>
+        <w:t xml:space="preserve">(E-GuideChunk) —</w:t>
+      </w:r>
+      <w:r>
+        <w:t xml:space="preserve"> </w:t>
+      </w:r>
+      <w:r>
+        <w:rPr>
+          <w:iCs/>
+          <w:i/>
+        </w:rPr>
+        <w:t xml:space="preserve">Implemented (5.3)</w:t>
       </w:r>
     </w:p>
     <w:tbl>
@@ -12692,6 +12792,134 @@
             </w:pPr>
             <w:r>
               <w:t xml:space="preserve">5.2</w:t>
+            </w:r>
+          </w:p>
+        </w:tc>
+      </w:tr>
+      <w:tr>
+        <w:tc>
+          <w:tcPr/>
+          <w:p>
+            <w:pPr>
+              <w:pStyle w:val="Compact"/>
+              <w:jc w:val="left"/>
+            </w:pPr>
+            <w:r>
+              <w:t xml:space="preserve">13</w:t>
+            </w:r>
+          </w:p>
+        </w:tc>
+        <w:tc>
+          <w:tcPr/>
+          <w:p>
+            <w:pPr>
+              <w:pStyle w:val="Compact"/>
+              <w:jc w:val="left"/>
+            </w:pPr>
+            <w:r>
+              <w:t xml:space="preserve">2026-09-03</w:t>
+            </w:r>
+          </w:p>
+        </w:tc>
+        <w:tc>
+          <w:tcPr/>
+          <w:p>
+            <w:pPr>
+              <w:pStyle w:val="Compact"/>
+              <w:jc w:val="left"/>
+            </w:pPr>
+            <w:r>
+              <w:t xml:space="preserve">Guides</w:t>
+            </w:r>
+          </w:p>
+        </w:tc>
+        <w:tc>
+          <w:tcPr/>
+          <w:p>
+            <w:pPr>
+              <w:pStyle w:val="Compact"/>
+              <w:jc w:val="left"/>
+            </w:pPr>
+            <w:r>
+              <w:rPr>
+                <w:rStyle w:val="VerbatimChar"/>
+              </w:rPr>
+              <w:t xml:space="preserve">20260903121127_AddGuideChunk</w:t>
+            </w:r>
+            <w:r>
+              <w:t xml:space="preserve"> </w:t>
+            </w:r>
+            <w:r>
+              <w:t xml:space="preserve">— table</w:t>
+            </w:r>
+            <w:r>
+              <w:t xml:space="preserve"> </w:t>
+            </w:r>
+            <w:r>
+              <w:rPr>
+                <w:rStyle w:val="VerbatimChar"/>
+              </w:rPr>
+              <w:t xml:space="preserve">GuideChunk</w:t>
+            </w:r>
+            <w:r>
+              <w:t xml:space="preserve"> </w:t>
+            </w:r>
+            <w:r>
+              <w:t xml:space="preserve">(FK→GuideVersion Cascade; UQ</w:t>
+            </w:r>
+            <w:r>
+              <w:t xml:space="preserve"> </w:t>
+            </w:r>
+            <w:r>
+              <w:rPr>
+                <w:rStyle w:val="VerbatimChar"/>
+              </w:rPr>
+              <w:t xml:space="preserve">GuideVersionId+ChunkNo</w:t>
+            </w:r>
+            <w:r>
+              <w:t xml:space="preserve">;</w:t>
+            </w:r>
+            <w:r>
+              <w:t xml:space="preserve"> </w:t>
+            </w:r>
+            <w:r>
+              <w:rPr>
+                <w:rStyle w:val="VerbatimChar"/>
+              </w:rPr>
+              <w:t xml:space="preserve">Embedding</w:t>
+            </w:r>
+            <w:r>
+              <w:t xml:space="preserve"> </w:t>
+            </w:r>
+            <w:r>
+              <w:t xml:space="preserve">varbinary(4096) = 1024×float32 little-endian;</w:t>
+            </w:r>
+            <w:r>
+              <w:t xml:space="preserve"> </w:t>
+            </w:r>
+            <w:r>
+              <w:rPr>
+                <w:rStyle w:val="VerbatimChar"/>
+              </w:rPr>
+              <w:t xml:space="preserve">EmbeddingModel</w:t>
+            </w:r>
+            <w:r>
+              <w:t xml:space="preserve"> </w:t>
+            </w:r>
+            <w:r>
+              <w:t xml:space="preserve">nvarchar(64)); rows are derived data, rebuilt by the embed job on publish/rebuild</w:t>
+            </w:r>
+          </w:p>
+        </w:tc>
+        <w:tc>
+          <w:tcPr/>
+          <w:p>
+            <w:pPr>
+              <w:pStyle w:val="Compact"/>
+              <w:jc w:val="left"/>
+            </w:pPr>
+            <w:r>
+              <w:t xml:space="preserve">5.3</w:t>
             </w:r>
           </w:p>
         </w:tc>

--- a/docs/deliverables/out/Database.docx
+++ b/docs/deliverables/out/Database.docx
@@ -1291,6 +1291,81 @@
             </w:r>
             <w:r>
               <w:t xml:space="preserve">embeddings (5.3), marked</w:t>
+            </w:r>
+            <w:r>
+              <w:t xml:space="preserve"> </w:t>
+            </w:r>
+            <w:r>
+              <w:rPr>
+                <w:iCs/>
+                <w:i/>
+              </w:rPr>
+              <w:t xml:space="preserve">Implemented</w:t>
+            </w:r>
+          </w:p>
+        </w:tc>
+      </w:tr>
+      <w:tr>
+        <w:tc>
+          <w:tcPr/>
+          <w:p>
+            <w:pPr>
+              <w:pStyle w:val="Compact"/>
+              <w:jc w:val="left"/>
+            </w:pPr>
+            <w:r>
+              <w:t xml:space="preserve">0.1.13</w:t>
+            </w:r>
+          </w:p>
+        </w:tc>
+        <w:tc>
+          <w:tcPr/>
+          <w:p>
+            <w:pPr>
+              <w:pStyle w:val="Compact"/>
+              <w:jc w:val="left"/>
+            </w:pPr>
+            <w:r>
+              <w:t xml:space="preserve">2026-09-07</w:t>
+            </w:r>
+          </w:p>
+        </w:tc>
+        <w:tc>
+          <w:tcPr/>
+          <w:p>
+            <w:pPr>
+              <w:pStyle w:val="Compact"/>
+              <w:jc w:val="left"/>
+            </w:pPr>
+            <w:r>
+              <w:t xml:space="preserve">Abdulsalam</w:t>
+            </w:r>
+          </w:p>
+        </w:tc>
+        <w:tc>
+          <w:tcPr/>
+          <w:p>
+            <w:pPr>
+              <w:pStyle w:val="Compact"/>
+              <w:jc w:val="left"/>
+            </w:pPr>
+            <w:r>
+              <w:t xml:space="preserve">Migrations log row 14:</w:t>
+            </w:r>
+            <w:r>
+              <w:t xml:space="preserve"> </w:t>
+            </w:r>
+            <w:r>
+              <w:rPr>
+                <w:rStyle w:val="VerbatimChar"/>
+              </w:rPr>
+              <w:t xml:space="preserve">GuideFeedback</w:t>
+            </w:r>
+            <w:r>
+              <w:t xml:space="preserve"> </w:t>
+            </w:r>
+            <w:r>
+              <w:t xml:space="preserve">table (5.6), marked</w:t>
             </w:r>
             <w:r>
               <w:t xml:space="preserve"> </w:t>
@@ -9011,7 +9086,7 @@
       </w:tr>
     </w:tbl>
     <w:bookmarkEnd w:id="41"/>
-    <w:bookmarkStart w:id="42" w:name="guides.guidefeedback-e-guidefeedback"/>
+    <w:bookmarkStart w:id="42" w:name="Xe4f46fce07f4239544f27844a46c6dbe074cc70"/>
     <w:p>
       <w:pPr>
         <w:pStyle w:val="Heading3"/>
@@ -9035,7 +9110,17 @@
         <w:t xml:space="preserve"> </w:t>
       </w:r>
       <w:r>
-        <w:t xml:space="preserve">(E-GuideFeedback)</w:t>
+        <w:t xml:space="preserve">(E-GuideFeedback) —</w:t>
+      </w:r>
+      <w:r>
+        <w:t xml:space="preserve"> </w:t>
+      </w:r>
+      <w:r>
+        <w:rPr>
+          <w:iCs/>
+          <w:i/>
+        </w:rPr>
+        <w:t xml:space="preserve">Implemented (5.6)</w:t>
       </w:r>
     </w:p>
     <w:tbl>
@@ -12920,6 +13005,134 @@
             </w:pPr>
             <w:r>
               <w:t xml:space="preserve">5.3</w:t>
+            </w:r>
+          </w:p>
+        </w:tc>
+      </w:tr>
+      <w:tr>
+        <w:tc>
+          <w:tcPr/>
+          <w:p>
+            <w:pPr>
+              <w:pStyle w:val="Compact"/>
+              <w:jc w:val="left"/>
+            </w:pPr>
+            <w:r>
+              <w:t xml:space="preserve">14</w:t>
+            </w:r>
+          </w:p>
+        </w:tc>
+        <w:tc>
+          <w:tcPr/>
+          <w:p>
+            <w:pPr>
+              <w:pStyle w:val="Compact"/>
+              <w:jc w:val="left"/>
+            </w:pPr>
+            <w:r>
+              <w:t xml:space="preserve">2026-09-07</w:t>
+            </w:r>
+          </w:p>
+        </w:tc>
+        <w:tc>
+          <w:tcPr/>
+          <w:p>
+            <w:pPr>
+              <w:pStyle w:val="Compact"/>
+              <w:jc w:val="left"/>
+            </w:pPr>
+            <w:r>
+              <w:t xml:space="preserve">Guides</w:t>
+            </w:r>
+          </w:p>
+        </w:tc>
+        <w:tc>
+          <w:tcPr/>
+          <w:p>
+            <w:pPr>
+              <w:pStyle w:val="Compact"/>
+              <w:jc w:val="left"/>
+            </w:pPr>
+            <w:r>
+              <w:rPr>
+                <w:rStyle w:val="VerbatimChar"/>
+              </w:rPr>
+              <w:t xml:space="preserve">20260907051814_AddGuideFeedback</w:t>
+            </w:r>
+            <w:r>
+              <w:t xml:space="preserve"> </w:t>
+            </w:r>
+            <w:r>
+              <w:t xml:space="preserve">— table</w:t>
+            </w:r>
+            <w:r>
+              <w:t xml:space="preserve"> </w:t>
+            </w:r>
+            <w:r>
+              <w:rPr>
+                <w:rStyle w:val="VerbatimChar"/>
+              </w:rPr>
+              <w:t xml:space="preserve">GuideFeedback</w:t>
+            </w:r>
+            <w:r>
+              <w:t xml:space="preserve"> </w:t>
+            </w:r>
+            <w:r>
+              <w:t xml:space="preserve">(FK→GuideVersion Cascade; IX</w:t>
+            </w:r>
+            <w:r>
+              <w:t xml:space="preserve"> </w:t>
+            </w:r>
+            <w:r>
+              <w:rPr>
+                <w:rStyle w:val="VerbatimChar"/>
+              </w:rPr>
+              <w:t xml:space="preserve">GuideVersionId</w:t>
+            </w:r>
+            <w:r>
+              <w:t xml:space="preserve">;</w:t>
+            </w:r>
+            <w:r>
+              <w:t xml:space="preserve"> </w:t>
+            </w:r>
+            <w:r>
+              <w:rPr>
+                <w:rStyle w:val="VerbatimChar"/>
+              </w:rPr>
+              <w:t xml:space="preserve">Kind</w:t>
+            </w:r>
+            <w:r>
+              <w:t xml:space="preserve"> </w:t>
+            </w:r>
+            <w:r>
+              <w:t xml:space="preserve">tinyint;</w:t>
+            </w:r>
+            <w:r>
+              <w:t xml:space="preserve"> </w:t>
+            </w:r>
+            <w:r>
+              <w:rPr>
+                <w:rStyle w:val="VerbatimChar"/>
+              </w:rPr>
+              <w:t xml:space="preserve">UserId</w:t>
+            </w:r>
+            <w:r>
+              <w:t xml:space="preserve"> </w:t>
+            </w:r>
+            <w:r>
+              <w:t xml:space="preserve">nullable = anonymous reader; no cross-schema FK to users per DB2)</w:t>
+            </w:r>
+          </w:p>
+        </w:tc>
+        <w:tc>
+          <w:tcPr/>
+          <w:p>
+            <w:pPr>
+              <w:pStyle w:val="Compact"/>
+              <w:jc w:val="left"/>
+            </w:pPr>
+            <w:r>
+              <w:t xml:space="preserve">5.6</w:t>
             </w:r>
           </w:p>
         </w:tc>
